--- a/docs/04_界面与菜单/LNG计量仪屏幕菜单.docx
+++ b/docs/04_界面与菜单/LNG计量仪屏幕菜单.docx
@@ -22,7 +22,7 @@
     </w:p>
     <w:p>
       <w:r>
-        <w:t>本版按对外说明口径整理，仅保留菜单名称、参数含义、权限范围、单位和现场设置值。生成日期：2026-05-16。</w:t>
+        <w:t>本版按对外说明口径整理，仅保留菜单名称、参数含义、权限范围、单位和现场设置值。生成日期：2026-05-16；更新日期：2026-06-03。</w:t>
       </w:r>
     </w:p>
     <w:p>
@@ -350,14 +350,8 @@
             <w:vAlign w:val="center"/>
           </w:tcPr>
           <w:p>
-            <w:r/>
-            <w:r>
-              <w:rPr>
-                <w:rFonts w:ascii="宋体" w:hAnsi="宋体" w:eastAsia="宋体"/>
-                <w:b w:val="0"/>
-                <w:sz w:val="18"/>
-              </w:rPr>
-              <w:t>默认主界面显示设备状态。</w:t>
+            <w:r>
+              <w:t>默认主界面显示设备状态，包含运行、故障和调试模式中等状态。</w:t>
             </w:r>
           </w:p>
         </w:tc>
@@ -879,14 +873,8 @@
             <w:vAlign w:val="center"/>
           </w:tcPr>
           <w:p>
-            <w:r/>
-            <w:r>
-              <w:rPr>
-                <w:rFonts w:ascii="宋体" w:hAnsi="宋体" w:eastAsia="宋体"/>
-                <w:b w:val="0"/>
-                <w:sz w:val="18"/>
-              </w:rPr>
-              <w:t>20 个参数组，135 个当前可见参数</w:t>
+            <w:r>
+              <w:t>20 个参数组，136 个当前可见参数</w:t>
             </w:r>
           </w:p>
         </w:tc>
@@ -2330,7 +2318,7 @@
         <w:rPr>
           <w:rFonts w:ascii="宋体" w:hAnsi="宋体" w:eastAsia="宋体"/>
         </w:rPr>
-        <w:t>基础信息（当前可见参数 19 项）</w:t>
+        <w:t>基础信息（当前可见参数 20 项）</w:t>
       </w:r>
     </w:p>
     <w:p>
@@ -3277,6 +3265,74 @@
                 <w:b w:val="0"/>
                 <w:sz w:val="18"/>
               </w:rPr>
+            </w:r>
+          </w:p>
+        </w:tc>
+      </w:tr>
+      <w:tr>
+        <w:tc>
+          <w:tcPr>
+            <w:tcW w:type="dxa" w:w="1700"/>
+            <w:vAlign w:val="center"/>
+          </w:tcPr>
+          <w:p>
+            <w:r>
+              <w:t>自动恢复次数</w:t>
+            </w:r>
+          </w:p>
+        </w:tc>
+        <w:tc>
+          <w:tcPr>
+            <w:tcW w:type="dxa" w:w="1700"/>
+            <w:vAlign w:val="center"/>
+          </w:tcPr>
+          <w:p>
+            <w:r>
+              <w:t>控制故障恢复确认成功后，原测量命令最多自动重跑次数；0 表示关闭自动恢复重跑。</w:t>
+            </w:r>
+          </w:p>
+        </w:tc>
+        <w:tc>
+          <w:tcPr>
+            <w:tcW w:type="dxa" w:w="1700"/>
+            <w:vAlign w:val="center"/>
+          </w:tcPr>
+          <w:p>
+            <w:r>
+              <w:t>可写</w:t>
+            </w:r>
+          </w:p>
+        </w:tc>
+        <w:tc>
+          <w:tcPr>
+            <w:tcW w:type="dxa" w:w="1700"/>
+            <w:vAlign w:val="center"/>
+          </w:tcPr>
+          <w:p>
+            <w:r>
+              <w:t>0 ~ 10</w:t>
+            </w:r>
+          </w:p>
+        </w:tc>
+        <w:tc>
+          <w:tcPr>
+            <w:tcW w:type="dxa" w:w="1700"/>
+            <w:vAlign w:val="center"/>
+          </w:tcPr>
+          <w:p>
+            <w:r>
+              <w:t>- / 整数</w:t>
+            </w:r>
+          </w:p>
+        </w:tc>
+        <w:tc>
+          <w:tcPr>
+            <w:tcW w:type="dxa" w:w="1700"/>
+            <w:vAlign w:val="center"/>
+          </w:tcPr>
+          <w:p>
+            <w:r>
+              <w:t>默认 3；大于 10 时 CPU2 按默认 3 归一化。</w:t>
             </w:r>
           </w:p>
         </w:tc>

--- a/docs/04_界面与菜单/LNG计量仪屏幕菜单.docx
+++ b/docs/04_界面与菜单/LNG计量仪屏幕菜单.docx
@@ -22,7 +22,7 @@
     </w:p>
     <w:p>
       <w:r>
-        <w:t>本版按对外说明口径整理，仅保留菜单名称、参数含义、权限范围、单位和现场设置值。生成日期：2026-05-16；更新日期：2026-06-03。</w:t>
+        <w:t>本版按对外说明口径整理，仅保留菜单名称、参数含义、权限范围、单位和现场设置值。生成日期：2026-05-16；更新日期：2026-06-06。</w:t>
       </w:r>
     </w:p>
     <w:p>
@@ -874,7 +874,7 @@
           </w:tcPr>
           <w:p>
             <w:r>
-              <w:t>20 个参数组，136 个当前可见参数</w:t>
+              <w:t>19 个参数配置入口，172 个当前可见参数</w:t>
             </w:r>
           </w:p>
         </w:tc>
@@ -884,14 +884,8 @@
             <w:vAlign w:val="center"/>
           </w:tcPr>
           <w:p>
-            <w:r/>
-            <w:r>
-              <w:rPr>
-                <w:rFonts w:ascii="宋体" w:hAnsi="宋体" w:eastAsia="宋体"/>
-                <w:b w:val="0"/>
-                <w:sz w:val="18"/>
-              </w:rPr>
-              <w:t>参数明细按设备功能分组展示，便于现场查看和配置。</w:t>
+            <w:r>
+              <w:t>参数明细按设备功能分组展示；输出配置下包含继电器输出、AO输出和DO保留入口。</w:t>
             </w:r>
           </w:p>
         </w:tc>
@@ -2307,7 +2301,7 @@
     </w:p>
     <w:p>
       <w:r>
-        <w:t>参数配置按设备功能分组展示；本文件仅保留对外可见的参数名称、参数含义、权限、范围、单位和现场设置值。</w:t>
+        <w:t>参数配置按设备功能分组展示；当前参数配置首页为 19 个入口，其中“输出配置”下分为继电器输出、AO输出和DO保留。</w:t>
       </w:r>
     </w:p>
     <w:p>
@@ -13000,15 +12994,12 @@
         <w:pStyle w:val="Heading2"/>
       </w:pPr>
       <w:r>
-        <w:rPr>
-          <w:rFonts w:ascii="宋体" w:hAnsi="宋体" w:eastAsia="宋体"/>
-        </w:rPr>
-        <w:t>DO报警（当前可见参数 3 项）</w:t>
+        <w:t>输出配置 / 继电器输出（当前可见参数 39 项）</w:t>
       </w:r>
     </w:p>
     <w:p>
       <w:r>
-        <w:t>开关量报警输出相关参数。</w:t>
+        <w:t>菜单路径：参数配置 -&gt; 输出配置 -&gt; 继电器输出 -&gt; Rn继电器；每路分为通道设置 4 项和报警配置 9 项。DO保留入口保留兼容边界，旧保留字段当前不作为现场可见参数显示。</w:t>
       </w:r>
     </w:p>
     <w:tbl>
@@ -13140,50 +13131,29 @@
         <w:tc>
           <w:tcPr>
             <w:tcW w:type="dxa" w:w="1700"/>
-            <w:vAlign w:val="center"/>
-          </w:tcPr>
-          <w:p>
-            <w:r/>
-            <w:r>
-              <w:rPr>
-                <w:rFonts w:ascii="宋体" w:hAnsi="宋体" w:eastAsia="宋体"/>
-                <w:b w:val="0"/>
-                <w:sz w:val="18"/>
-              </w:rPr>
-              <w:t>高液位报警(DO)</w:t>
-            </w:r>
-          </w:p>
-        </w:tc>
-        <w:tc>
-          <w:tcPr>
-            <w:tcW w:type="dxa" w:w="1700"/>
-            <w:vAlign w:val="center"/>
-          </w:tcPr>
-          <w:p>
-            <w:r/>
-            <w:r>
-              <w:rPr>
-                <w:rFonts w:ascii="宋体" w:hAnsi="宋体" w:eastAsia="宋体"/>
-                <w:b w:val="0"/>
-                <w:sz w:val="18"/>
-              </w:rPr>
-              <w:t>设置开关量高液位报警触发值。</w:t>
-            </w:r>
-          </w:p>
-        </w:tc>
-        <w:tc>
-          <w:tcPr>
-            <w:tcW w:type="dxa" w:w="1700"/>
-            <w:vAlign w:val="center"/>
-          </w:tcPr>
-          <w:p>
-            <w:r/>
-            <w:r>
-              <w:rPr>
-                <w:rFonts w:ascii="宋体" w:hAnsi="宋体" w:eastAsia="宋体"/>
-                <w:b w:val="0"/>
-                <w:sz w:val="18"/>
-              </w:rPr>
+          </w:tcPr>
+          <w:p>
+            <w:r>
+              <w:t>R1工作模式</w:t>
+            </w:r>
+          </w:p>
+        </w:tc>
+        <w:tc>
+          <w:tcPr>
+            <w:tcW w:type="dxa" w:w="1700"/>
+          </w:tcPr>
+          <w:p>
+            <w:r>
+              <w:t>启用或禁用该路继电器方式2输出。</w:t>
+            </w:r>
+          </w:p>
+        </w:tc>
+        <w:tc>
+          <w:tcPr>
+            <w:tcW w:type="dxa" w:w="1700"/>
+          </w:tcPr>
+          <w:p>
+            <w:r>
               <w:t>可写</w:t>
             </w:r>
           </w:p>
@@ -13191,49 +13161,30 @@
         <w:tc>
           <w:tcPr>
             <w:tcW w:type="dxa" w:w="1700"/>
-            <w:vAlign w:val="center"/>
-          </w:tcPr>
-          <w:p>
-            <w:r/>
-            <w:r>
-              <w:rPr>
-                <w:rFonts w:ascii="宋体" w:hAnsi="宋体" w:eastAsia="宋体"/>
-                <w:b w:val="0"/>
-                <w:sz w:val="18"/>
-              </w:rPr>
-            </w:r>
-          </w:p>
-        </w:tc>
-        <w:tc>
-          <w:tcPr>
-            <w:tcW w:type="dxa" w:w="1700"/>
-            <w:vAlign w:val="center"/>
-          </w:tcPr>
-          <w:p>
-            <w:r/>
-            <w:r>
-              <w:rPr>
-                <w:rFonts w:ascii="宋体" w:hAnsi="宋体" w:eastAsia="宋体"/>
-                <w:b w:val="0"/>
-                <w:sz w:val="18"/>
-              </w:rPr>
-              <w:t>- / 小数1位</w:t>
-            </w:r>
-          </w:p>
-        </w:tc>
-        <w:tc>
-          <w:tcPr>
-            <w:tcW w:type="dxa" w:w="1700"/>
-            <w:vAlign w:val="center"/>
-          </w:tcPr>
-          <w:p>
-            <w:r/>
-            <w:r>
-              <w:rPr>
-                <w:rFonts w:ascii="宋体" w:hAnsi="宋体" w:eastAsia="宋体"/>
-                <w:b w:val="0"/>
-                <w:sz w:val="18"/>
-              </w:rPr>
+          </w:tcPr>
+          <w:p>
+            <w:r>
+              <w:t>0=禁用；1=无源输出</w:t>
+            </w:r>
+          </w:p>
+        </w:tc>
+        <w:tc>
+          <w:tcPr>
+            <w:tcW w:type="dxa" w:w="1700"/>
+          </w:tcPr>
+          <w:p>
+            <w:r>
+              <w:t>- / 整数</w:t>
+            </w:r>
+          </w:p>
+        </w:tc>
+        <w:tc>
+          <w:tcPr>
+            <w:tcW w:type="dxa" w:w="1700"/>
+          </w:tcPr>
+          <w:p>
+            <w:r>
+              <w:t>默认 0。</w:t>
             </w:r>
           </w:p>
         </w:tc>
@@ -13242,50 +13193,29 @@
         <w:tc>
           <w:tcPr>
             <w:tcW w:type="dxa" w:w="1700"/>
-            <w:vAlign w:val="center"/>
-          </w:tcPr>
-          <w:p>
-            <w:r/>
-            <w:r>
-              <w:rPr>
-                <w:rFonts w:ascii="宋体" w:hAnsi="宋体" w:eastAsia="宋体"/>
-                <w:b w:val="0"/>
-                <w:sz w:val="18"/>
-              </w:rPr>
-              <w:t>低液位报警(DO)</w:t>
-            </w:r>
-          </w:p>
-        </w:tc>
-        <w:tc>
-          <w:tcPr>
-            <w:tcW w:type="dxa" w:w="1700"/>
-            <w:vAlign w:val="center"/>
-          </w:tcPr>
-          <w:p>
-            <w:r/>
-            <w:r>
-              <w:rPr>
-                <w:rFonts w:ascii="宋体" w:hAnsi="宋体" w:eastAsia="宋体"/>
-                <w:b w:val="0"/>
-                <w:sz w:val="18"/>
-              </w:rPr>
-              <w:t>设置开关量低液位报警触发值。</w:t>
-            </w:r>
-          </w:p>
-        </w:tc>
-        <w:tc>
-          <w:tcPr>
-            <w:tcW w:type="dxa" w:w="1700"/>
-            <w:vAlign w:val="center"/>
-          </w:tcPr>
-          <w:p>
-            <w:r/>
-            <w:r>
-              <w:rPr>
-                <w:rFonts w:ascii="宋体" w:hAnsi="宋体" w:eastAsia="宋体"/>
-                <w:b w:val="0"/>
-                <w:sz w:val="18"/>
-              </w:rPr>
+          </w:tcPr>
+          <w:p>
+            <w:r>
+              <w:t>R1数字源</w:t>
+            </w:r>
+          </w:p>
+        </w:tc>
+        <w:tc>
+          <w:tcPr>
+            <w:tcW w:type="dxa" w:w="1700"/>
+          </w:tcPr>
+          <w:p>
+            <w:r>
+              <w:t>选择继电器输出跟随的报警组合。</w:t>
+            </w:r>
+          </w:p>
+        </w:tc>
+        <w:tc>
+          <w:tcPr>
+            <w:tcW w:type="dxa" w:w="1700"/>
+          </w:tcPr>
+          <w:p>
+            <w:r>
               <w:t>可写</w:t>
             </w:r>
           </w:p>
@@ -13293,49 +13223,30 @@
         <w:tc>
           <w:tcPr>
             <w:tcW w:type="dxa" w:w="1700"/>
-            <w:vAlign w:val="center"/>
-          </w:tcPr>
-          <w:p>
-            <w:r/>
-            <w:r>
-              <w:rPr>
-                <w:rFonts w:ascii="宋体" w:hAnsi="宋体" w:eastAsia="宋体"/>
-                <w:b w:val="0"/>
-                <w:sz w:val="18"/>
-              </w:rPr>
-            </w:r>
-          </w:p>
-        </w:tc>
-        <w:tc>
-          <w:tcPr>
-            <w:tcW w:type="dxa" w:w="1700"/>
-            <w:vAlign w:val="center"/>
-          </w:tcPr>
-          <w:p>
-            <w:r/>
-            <w:r>
-              <w:rPr>
-                <w:rFonts w:ascii="宋体" w:hAnsi="宋体" w:eastAsia="宋体"/>
-                <w:b w:val="0"/>
-                <w:sz w:val="18"/>
-              </w:rPr>
-              <w:t>- / 小数1位</w:t>
-            </w:r>
-          </w:p>
-        </w:tc>
-        <w:tc>
-          <w:tcPr>
-            <w:tcW w:type="dxa" w:w="1700"/>
-            <w:vAlign w:val="center"/>
-          </w:tcPr>
-          <w:p>
-            <w:r/>
-            <w:r>
-              <w:rPr>
-                <w:rFonts w:ascii="宋体" w:hAnsi="宋体" w:eastAsia="宋体"/>
-                <w:b w:val="0"/>
-                <w:sz w:val="18"/>
-              </w:rPr>
+          </w:tcPr>
+          <w:p>
+            <w:r>
+              <w:t>0=无；1=高报；2=高高报；3=高/高高；4=低报；5=低低报；6=低/低低；7=全部报警</w:t>
+            </w:r>
+          </w:p>
+        </w:tc>
+        <w:tc>
+          <w:tcPr>
+            <w:tcW w:type="dxa" w:w="1700"/>
+          </w:tcPr>
+          <w:p>
+            <w:r>
+              <w:t>- / 整数</w:t>
+            </w:r>
+          </w:p>
+        </w:tc>
+        <w:tc>
+          <w:tcPr>
+            <w:tcW w:type="dxa" w:w="1700"/>
+          </w:tcPr>
+          <w:p>
+            <w:r>
+              <w:t>按方式2运行态聚合后驱动输出。</w:t>
             </w:r>
           </w:p>
         </w:tc>
@@ -13344,50 +13255,29 @@
         <w:tc>
           <w:tcPr>
             <w:tcW w:type="dxa" w:w="1700"/>
-            <w:vAlign w:val="center"/>
-          </w:tcPr>
-          <w:p>
-            <w:r/>
-            <w:r>
-              <w:rPr>
-                <w:rFonts w:ascii="宋体" w:hAnsi="宋体" w:eastAsia="宋体"/>
-                <w:b w:val="0"/>
-                <w:sz w:val="18"/>
-              </w:rPr>
-              <w:t>第三状态阈值</w:t>
-            </w:r>
-          </w:p>
-        </w:tc>
-        <w:tc>
-          <w:tcPr>
-            <w:tcW w:type="dxa" w:w="1700"/>
-            <w:vAlign w:val="center"/>
-          </w:tcPr>
-          <w:p>
-            <w:r/>
-            <w:r>
-              <w:rPr>
-                <w:rFonts w:ascii="宋体" w:hAnsi="宋体" w:eastAsia="宋体"/>
-                <w:b w:val="0"/>
-                <w:sz w:val="18"/>
-              </w:rPr>
-              <w:t>设置开关量第三状态判断阈值。</w:t>
-            </w:r>
-          </w:p>
-        </w:tc>
-        <w:tc>
-          <w:tcPr>
-            <w:tcW w:type="dxa" w:w="1700"/>
-            <w:vAlign w:val="center"/>
-          </w:tcPr>
-          <w:p>
-            <w:r/>
-            <w:r>
-              <w:rPr>
-                <w:rFonts w:ascii="宋体" w:hAnsi="宋体" w:eastAsia="宋体"/>
-                <w:b w:val="0"/>
-                <w:sz w:val="18"/>
-              </w:rPr>
+          </w:tcPr>
+          <w:p>
+            <w:r>
+              <w:t>R1接点</w:t>
+            </w:r>
+          </w:p>
+        </w:tc>
+        <w:tc>
+          <w:tcPr>
+            <w:tcW w:type="dxa" w:w="1700"/>
+          </w:tcPr>
+          <w:p>
+            <w:r>
+              <w:t>设置继电器常开/常闭输出极性。</w:t>
+            </w:r>
+          </w:p>
+        </w:tc>
+        <w:tc>
+          <w:tcPr>
+            <w:tcW w:type="dxa" w:w="1700"/>
+          </w:tcPr>
+          <w:p>
+            <w:r>
               <w:t>可写</w:t>
             </w:r>
           </w:p>
@@ -13395,32 +13285,261 @@
         <w:tc>
           <w:tcPr>
             <w:tcW w:type="dxa" w:w="1700"/>
-            <w:vAlign w:val="center"/>
-          </w:tcPr>
-          <w:p>
-            <w:r/>
-            <w:r>
-              <w:rPr>
-                <w:rFonts w:ascii="宋体" w:hAnsi="宋体" w:eastAsia="宋体"/>
-                <w:b w:val="0"/>
-                <w:sz w:val="18"/>
-              </w:rPr>
-            </w:r>
-          </w:p>
-        </w:tc>
-        <w:tc>
-          <w:tcPr>
-            <w:tcW w:type="dxa" w:w="1700"/>
-            <w:vAlign w:val="center"/>
-          </w:tcPr>
-          <w:p>
-            <w:r/>
-            <w:r>
-              <w:rPr>
-                <w:rFonts w:ascii="宋体" w:hAnsi="宋体" w:eastAsia="宋体"/>
-                <w:b w:val="0"/>
-                <w:sz w:val="18"/>
-              </w:rPr>
+          </w:tcPr>
+          <w:p>
+            <w:r>
+              <w:t>0=常开；1=常闭</w:t>
+            </w:r>
+          </w:p>
+        </w:tc>
+        <w:tc>
+          <w:tcPr>
+            <w:tcW w:type="dxa" w:w="1700"/>
+          </w:tcPr>
+          <w:p>
+            <w:r>
+              <w:t>- / 整数</w:t>
+            </w:r>
+          </w:p>
+        </w:tc>
+        <w:tc>
+          <w:tcPr>
+            <w:tcW w:type="dxa" w:w="1700"/>
+          </w:tcPr>
+          <w:p>
+            <w:r/>
+          </w:p>
+        </w:tc>
+      </w:tr>
+      <w:tr>
+        <w:tc>
+          <w:tcPr>
+            <w:tcW w:type="dxa" w:w="1700"/>
+          </w:tcPr>
+          <w:p>
+            <w:r>
+              <w:t>R1报警模式</w:t>
+            </w:r>
+          </w:p>
+        </w:tc>
+        <w:tc>
+          <w:tcPr>
+            <w:tcW w:type="dxa" w:w="1700"/>
+          </w:tcPr>
+          <w:p>
+            <w:r>
+              <w:t>设置阈值报警模式。</w:t>
+            </w:r>
+          </w:p>
+        </w:tc>
+        <w:tc>
+          <w:tcPr>
+            <w:tcW w:type="dxa" w:w="1700"/>
+          </w:tcPr>
+          <w:p>
+            <w:r>
+              <w:t>可写</w:t>
+            </w:r>
+          </w:p>
+        </w:tc>
+        <w:tc>
+          <w:tcPr>
+            <w:tcW w:type="dxa" w:w="1700"/>
+          </w:tcPr>
+          <w:p>
+            <w:r>
+              <w:t>0=关闭；1=开启；2=Latch</w:t>
+            </w:r>
+          </w:p>
+        </w:tc>
+        <w:tc>
+          <w:tcPr>
+            <w:tcW w:type="dxa" w:w="1700"/>
+          </w:tcPr>
+          <w:p>
+            <w:r>
+              <w:t>- / 整数</w:t>
+            </w:r>
+          </w:p>
+        </w:tc>
+        <w:tc>
+          <w:tcPr>
+            <w:tcW w:type="dxa" w:w="1700"/>
+          </w:tcPr>
+          <w:p>
+            <w:r>
+              <w:t>Latch 为锁存报警。</w:t>
+            </w:r>
+          </w:p>
+        </w:tc>
+      </w:tr>
+      <w:tr>
+        <w:tc>
+          <w:tcPr>
+            <w:tcW w:type="dxa" w:w="1700"/>
+          </w:tcPr>
+          <w:p>
+            <w:r>
+              <w:t>R1故障值</w:t>
+            </w:r>
+          </w:p>
+        </w:tc>
+        <w:tc>
+          <w:tcPr>
+            <w:tcW w:type="dxa" w:w="1700"/>
+          </w:tcPr>
+          <w:p>
+            <w:r>
+              <w:t>报警源无效时的故障报警策略。</w:t>
+            </w:r>
+          </w:p>
+        </w:tc>
+        <w:tc>
+          <w:tcPr>
+            <w:tcW w:type="dxa" w:w="1700"/>
+          </w:tcPr>
+          <w:p>
+            <w:r>
+              <w:t>可写</w:t>
+            </w:r>
+          </w:p>
+        </w:tc>
+        <w:tc>
+          <w:tcPr>
+            <w:tcW w:type="dxa" w:w="1700"/>
+          </w:tcPr>
+          <w:p>
+            <w:r>
+              <w:t>0=无报警；1=高高/高；2=高；3=低；4=低低/低；5=全部</w:t>
+            </w:r>
+          </w:p>
+        </w:tc>
+        <w:tc>
+          <w:tcPr>
+            <w:tcW w:type="dxa" w:w="1700"/>
+          </w:tcPr>
+          <w:p>
+            <w:r>
+              <w:t>- / 整数</w:t>
+            </w:r>
+          </w:p>
+        </w:tc>
+        <w:tc>
+          <w:tcPr>
+            <w:tcW w:type="dxa" w:w="1700"/>
+          </w:tcPr>
+          <w:p>
+            <w:r/>
+          </w:p>
+        </w:tc>
+      </w:tr>
+      <w:tr>
+        <w:tc>
+          <w:tcPr>
+            <w:tcW w:type="dxa" w:w="1700"/>
+          </w:tcPr>
+          <w:p>
+            <w:r>
+              <w:t>R1报警源</w:t>
+            </w:r>
+          </w:p>
+        </w:tc>
+        <w:tc>
+          <w:tcPr>
+            <w:tcW w:type="dxa" w:w="1700"/>
+          </w:tcPr>
+          <w:p>
+            <w:r>
+              <w:t>选择该路继电器比较的数据来源。</w:t>
+            </w:r>
+          </w:p>
+        </w:tc>
+        <w:tc>
+          <w:tcPr>
+            <w:tcW w:type="dxa" w:w="1700"/>
+          </w:tcPr>
+          <w:p>
+            <w:r>
+              <w:t>可写</w:t>
+            </w:r>
+          </w:p>
+        </w:tc>
+        <w:tc>
+          <w:tcPr>
+            <w:tcW w:type="dxa" w:w="1700"/>
+          </w:tcPr>
+          <w:p>
+            <w:r>
+              <w:t>0=储罐液位；1=液相温度；2=水位；3=浮子位置；4=无</w:t>
+            </w:r>
+          </w:p>
+        </w:tc>
+        <w:tc>
+          <w:tcPr>
+            <w:tcW w:type="dxa" w:w="1700"/>
+          </w:tcPr>
+          <w:p>
+            <w:r>
+              <w:t>- / 整数</w:t>
+            </w:r>
+          </w:p>
+        </w:tc>
+        <w:tc>
+          <w:tcPr>
+            <w:tcW w:type="dxa" w:w="1700"/>
+          </w:tcPr>
+          <w:p>
+            <w:r>
+              <w:t>4=无时该路释放输出。</w:t>
+            </w:r>
+          </w:p>
+        </w:tc>
+      </w:tr>
+      <w:tr>
+        <w:tc>
+          <w:tcPr>
+            <w:tcW w:type="dxa" w:w="1700"/>
+          </w:tcPr>
+          <w:p>
+            <w:r>
+              <w:t>R1高高值</w:t>
+            </w:r>
+          </w:p>
+        </w:tc>
+        <w:tc>
+          <w:tcPr>
+            <w:tcW w:type="dxa" w:w="1700"/>
+          </w:tcPr>
+          <w:p>
+            <w:r>
+              <w:t>设置 HH 报警阈值。</w:t>
+            </w:r>
+          </w:p>
+        </w:tc>
+        <w:tc>
+          <w:tcPr>
+            <w:tcW w:type="dxa" w:w="1700"/>
+          </w:tcPr>
+          <w:p>
+            <w:r>
+              <w:t>可写</w:t>
+            </w:r>
+          </w:p>
+        </w:tc>
+        <w:tc>
+          <w:tcPr>
+            <w:tcW w:type="dxa" w:w="1700"/>
+          </w:tcPr>
+          <w:p>
+            <w:r/>
+          </w:p>
+        </w:tc>
+        <w:tc>
+          <w:tcPr>
+            <w:tcW w:type="dxa" w:w="1700"/>
+          </w:tcPr>
+          <w:p>
+            <w:r>
               <w:t>- / 小数1位</w:t>
             </w:r>
           </w:p>
@@ -13428,16 +13547,1952 @@
         <w:tc>
           <w:tcPr>
             <w:tcW w:type="dxa" w:w="1700"/>
-            <w:vAlign w:val="center"/>
-          </w:tcPr>
-          <w:p>
-            <w:r/>
-            <w:r>
-              <w:rPr>
-                <w:rFonts w:ascii="宋体" w:hAnsi="宋体" w:eastAsia="宋体"/>
-                <w:b w:val="0"/>
-                <w:sz w:val="18"/>
-              </w:rPr>
+          </w:tcPr>
+          <w:p>
+            <w:r>
+              <w:t>32 位浮点保持寄存器。</w:t>
+            </w:r>
+          </w:p>
+        </w:tc>
+      </w:tr>
+      <w:tr>
+        <w:tc>
+          <w:tcPr>
+            <w:tcW w:type="dxa" w:w="1700"/>
+          </w:tcPr>
+          <w:p>
+            <w:r>
+              <w:t>R1高值</w:t>
+            </w:r>
+          </w:p>
+        </w:tc>
+        <w:tc>
+          <w:tcPr>
+            <w:tcW w:type="dxa" w:w="1700"/>
+          </w:tcPr>
+          <w:p>
+            <w:r>
+              <w:t>设置 H 报警阈值。</w:t>
+            </w:r>
+          </w:p>
+        </w:tc>
+        <w:tc>
+          <w:tcPr>
+            <w:tcW w:type="dxa" w:w="1700"/>
+          </w:tcPr>
+          <w:p>
+            <w:r>
+              <w:t>可写</w:t>
+            </w:r>
+          </w:p>
+        </w:tc>
+        <w:tc>
+          <w:tcPr>
+            <w:tcW w:type="dxa" w:w="1700"/>
+          </w:tcPr>
+          <w:p>
+            <w:r/>
+          </w:p>
+        </w:tc>
+        <w:tc>
+          <w:tcPr>
+            <w:tcW w:type="dxa" w:w="1700"/>
+          </w:tcPr>
+          <w:p>
+            <w:r>
+              <w:t>- / 小数1位</w:t>
+            </w:r>
+          </w:p>
+        </w:tc>
+        <w:tc>
+          <w:tcPr>
+            <w:tcW w:type="dxa" w:w="1700"/>
+          </w:tcPr>
+          <w:p>
+            <w:r>
+              <w:t>32 位浮点保持寄存器。</w:t>
+            </w:r>
+          </w:p>
+        </w:tc>
+      </w:tr>
+      <w:tr>
+        <w:tc>
+          <w:tcPr>
+            <w:tcW w:type="dxa" w:w="1700"/>
+          </w:tcPr>
+          <w:p>
+            <w:r>
+              <w:t>R1低值</w:t>
+            </w:r>
+          </w:p>
+        </w:tc>
+        <w:tc>
+          <w:tcPr>
+            <w:tcW w:type="dxa" w:w="1700"/>
+          </w:tcPr>
+          <w:p>
+            <w:r>
+              <w:t>设置 L 报警阈值。</w:t>
+            </w:r>
+          </w:p>
+        </w:tc>
+        <w:tc>
+          <w:tcPr>
+            <w:tcW w:type="dxa" w:w="1700"/>
+          </w:tcPr>
+          <w:p>
+            <w:r>
+              <w:t>可写</w:t>
+            </w:r>
+          </w:p>
+        </w:tc>
+        <w:tc>
+          <w:tcPr>
+            <w:tcW w:type="dxa" w:w="1700"/>
+          </w:tcPr>
+          <w:p>
+            <w:r/>
+          </w:p>
+        </w:tc>
+        <w:tc>
+          <w:tcPr>
+            <w:tcW w:type="dxa" w:w="1700"/>
+          </w:tcPr>
+          <w:p>
+            <w:r>
+              <w:t>- / 小数1位</w:t>
+            </w:r>
+          </w:p>
+        </w:tc>
+        <w:tc>
+          <w:tcPr>
+            <w:tcW w:type="dxa" w:w="1700"/>
+          </w:tcPr>
+          <w:p>
+            <w:r>
+              <w:t>32 位浮点保持寄存器。</w:t>
+            </w:r>
+          </w:p>
+        </w:tc>
+      </w:tr>
+      <w:tr>
+        <w:tc>
+          <w:tcPr>
+            <w:tcW w:type="dxa" w:w="1700"/>
+          </w:tcPr>
+          <w:p>
+            <w:r>
+              <w:t>R1低低值</w:t>
+            </w:r>
+          </w:p>
+        </w:tc>
+        <w:tc>
+          <w:tcPr>
+            <w:tcW w:type="dxa" w:w="1700"/>
+          </w:tcPr>
+          <w:p>
+            <w:r>
+              <w:t>设置 LL 报警阈值。</w:t>
+            </w:r>
+          </w:p>
+        </w:tc>
+        <w:tc>
+          <w:tcPr>
+            <w:tcW w:type="dxa" w:w="1700"/>
+          </w:tcPr>
+          <w:p>
+            <w:r>
+              <w:t>可写</w:t>
+            </w:r>
+          </w:p>
+        </w:tc>
+        <w:tc>
+          <w:tcPr>
+            <w:tcW w:type="dxa" w:w="1700"/>
+          </w:tcPr>
+          <w:p>
+            <w:r/>
+          </w:p>
+        </w:tc>
+        <w:tc>
+          <w:tcPr>
+            <w:tcW w:type="dxa" w:w="1700"/>
+          </w:tcPr>
+          <w:p>
+            <w:r>
+              <w:t>- / 小数1位</w:t>
+            </w:r>
+          </w:p>
+        </w:tc>
+        <w:tc>
+          <w:tcPr>
+            <w:tcW w:type="dxa" w:w="1700"/>
+          </w:tcPr>
+          <w:p>
+            <w:r>
+              <w:t>32 位浮点保持寄存器。</w:t>
+            </w:r>
+          </w:p>
+        </w:tc>
+      </w:tr>
+      <w:tr>
+        <w:tc>
+          <w:tcPr>
+            <w:tcW w:type="dxa" w:w="1700"/>
+          </w:tcPr>
+          <w:p>
+            <w:r>
+              <w:t>R1滞回</w:t>
+            </w:r>
+          </w:p>
+        </w:tc>
+        <w:tc>
+          <w:tcPr>
+            <w:tcW w:type="dxa" w:w="1700"/>
+          </w:tcPr>
+          <w:p>
+            <w:r>
+              <w:t>设置报警释放回差。</w:t>
+            </w:r>
+          </w:p>
+        </w:tc>
+        <w:tc>
+          <w:tcPr>
+            <w:tcW w:type="dxa" w:w="1700"/>
+          </w:tcPr>
+          <w:p>
+            <w:r>
+              <w:t>可写</w:t>
+            </w:r>
+          </w:p>
+        </w:tc>
+        <w:tc>
+          <w:tcPr>
+            <w:tcW w:type="dxa" w:w="1700"/>
+          </w:tcPr>
+          <w:p>
+            <w:r/>
+          </w:p>
+        </w:tc>
+        <w:tc>
+          <w:tcPr>
+            <w:tcW w:type="dxa" w:w="1700"/>
+          </w:tcPr>
+          <w:p>
+            <w:r>
+              <w:t>- / 小数1位</w:t>
+            </w:r>
+          </w:p>
+        </w:tc>
+        <w:tc>
+          <w:tcPr>
+            <w:tcW w:type="dxa" w:w="1700"/>
+          </w:tcPr>
+          <w:p>
+            <w:r>
+              <w:t>用于抑制阈值附近抖动。</w:t>
+            </w:r>
+          </w:p>
+        </w:tc>
+      </w:tr>
+      <w:tr>
+        <w:tc>
+          <w:tcPr>
+            <w:tcW w:type="dxa" w:w="1700"/>
+          </w:tcPr>
+          <w:p>
+            <w:r>
+              <w:t>R1阻值</w:t>
+            </w:r>
+          </w:p>
+        </w:tc>
+        <w:tc>
+          <w:tcPr>
+            <w:tcW w:type="dxa" w:w="1700"/>
+          </w:tcPr>
+          <w:p>
+            <w:r>
+              <w:t>方式2阻尼/阻值预留参数。</w:t>
+            </w:r>
+          </w:p>
+        </w:tc>
+        <w:tc>
+          <w:tcPr>
+            <w:tcW w:type="dxa" w:w="1700"/>
+          </w:tcPr>
+          <w:p>
+            <w:r>
+              <w:t>可写</w:t>
+            </w:r>
+          </w:p>
+        </w:tc>
+        <w:tc>
+          <w:tcPr>
+            <w:tcW w:type="dxa" w:w="1700"/>
+          </w:tcPr>
+          <w:p>
+            <w:r/>
+          </w:p>
+        </w:tc>
+        <w:tc>
+          <w:tcPr>
+            <w:tcW w:type="dxa" w:w="1700"/>
+          </w:tcPr>
+          <w:p>
+            <w:r>
+              <w:t>- / 整数</w:t>
+            </w:r>
+          </w:p>
+        </w:tc>
+        <w:tc>
+          <w:tcPr>
+            <w:tcW w:type="dxa" w:w="1700"/>
+          </w:tcPr>
+          <w:p>
+            <w:r>
+              <w:t>当前作为配置字段保留同步。</w:t>
+            </w:r>
+          </w:p>
+        </w:tc>
+      </w:tr>
+      <w:tr>
+        <w:tc>
+          <w:tcPr>
+            <w:tcW w:type="dxa" w:w="1700"/>
+          </w:tcPr>
+          <w:p>
+            <w:r>
+              <w:t>R1清报警</w:t>
+            </w:r>
+          </w:p>
+        </w:tc>
+        <w:tc>
+          <w:tcPr>
+            <w:tcW w:type="dxa" w:w="1700"/>
+          </w:tcPr>
+          <w:p>
+            <w:r>
+              <w:t>清除该路锁存报警命令。</w:t>
+            </w:r>
+          </w:p>
+        </w:tc>
+        <w:tc>
+          <w:tcPr>
+            <w:tcW w:type="dxa" w:w="1700"/>
+          </w:tcPr>
+          <w:p>
+            <w:r>
+              <w:t>可写</w:t>
+            </w:r>
+          </w:p>
+        </w:tc>
+        <w:tc>
+          <w:tcPr>
+            <w:tcW w:type="dxa" w:w="1700"/>
+          </w:tcPr>
+          <w:p>
+            <w:r>
+              <w:t>0=否；1=是</w:t>
+            </w:r>
+          </w:p>
+        </w:tc>
+        <w:tc>
+          <w:tcPr>
+            <w:tcW w:type="dxa" w:w="1700"/>
+          </w:tcPr>
+          <w:p>
+            <w:r>
+              <w:t>- / 整数</w:t>
+            </w:r>
+          </w:p>
+        </w:tc>
+        <w:tc>
+          <w:tcPr>
+            <w:tcW w:type="dxa" w:w="1700"/>
+          </w:tcPr>
+          <w:p>
+            <w:r>
+              <w:t>CPU2 消费后清回 0，不持久化到 FRAM。</w:t>
+            </w:r>
+          </w:p>
+        </w:tc>
+      </w:tr>
+      <w:tr>
+        <w:tc>
+          <w:tcPr>
+            <w:tcW w:type="dxa" w:w="1700"/>
+          </w:tcPr>
+          <w:p>
+            <w:r>
+              <w:t>R2工作模式</w:t>
+            </w:r>
+          </w:p>
+        </w:tc>
+        <w:tc>
+          <w:tcPr>
+            <w:tcW w:type="dxa" w:w="1700"/>
+          </w:tcPr>
+          <w:p>
+            <w:r>
+              <w:t>启用或禁用该路继电器方式2输出。</w:t>
+            </w:r>
+          </w:p>
+        </w:tc>
+        <w:tc>
+          <w:tcPr>
+            <w:tcW w:type="dxa" w:w="1700"/>
+          </w:tcPr>
+          <w:p>
+            <w:r>
+              <w:t>可写</w:t>
+            </w:r>
+          </w:p>
+        </w:tc>
+        <w:tc>
+          <w:tcPr>
+            <w:tcW w:type="dxa" w:w="1700"/>
+          </w:tcPr>
+          <w:p>
+            <w:r>
+              <w:t>0=禁用；1=无源输出</w:t>
+            </w:r>
+          </w:p>
+        </w:tc>
+        <w:tc>
+          <w:tcPr>
+            <w:tcW w:type="dxa" w:w="1700"/>
+          </w:tcPr>
+          <w:p>
+            <w:r>
+              <w:t>- / 整数</w:t>
+            </w:r>
+          </w:p>
+        </w:tc>
+        <w:tc>
+          <w:tcPr>
+            <w:tcW w:type="dxa" w:w="1700"/>
+          </w:tcPr>
+          <w:p>
+            <w:r>
+              <w:t>默认 0。</w:t>
+            </w:r>
+          </w:p>
+        </w:tc>
+      </w:tr>
+      <w:tr>
+        <w:tc>
+          <w:tcPr>
+            <w:tcW w:type="dxa" w:w="1700"/>
+          </w:tcPr>
+          <w:p>
+            <w:r>
+              <w:t>R2数字源</w:t>
+            </w:r>
+          </w:p>
+        </w:tc>
+        <w:tc>
+          <w:tcPr>
+            <w:tcW w:type="dxa" w:w="1700"/>
+          </w:tcPr>
+          <w:p>
+            <w:r>
+              <w:t>选择继电器输出跟随的报警组合。</w:t>
+            </w:r>
+          </w:p>
+        </w:tc>
+        <w:tc>
+          <w:tcPr>
+            <w:tcW w:type="dxa" w:w="1700"/>
+          </w:tcPr>
+          <w:p>
+            <w:r>
+              <w:t>可写</w:t>
+            </w:r>
+          </w:p>
+        </w:tc>
+        <w:tc>
+          <w:tcPr>
+            <w:tcW w:type="dxa" w:w="1700"/>
+          </w:tcPr>
+          <w:p>
+            <w:r>
+              <w:t>0=无；1=高报；2=高高报；3=高/高高；4=低报；5=低低报；6=低/低低；7=全部报警</w:t>
+            </w:r>
+          </w:p>
+        </w:tc>
+        <w:tc>
+          <w:tcPr>
+            <w:tcW w:type="dxa" w:w="1700"/>
+          </w:tcPr>
+          <w:p>
+            <w:r>
+              <w:t>- / 整数</w:t>
+            </w:r>
+          </w:p>
+        </w:tc>
+        <w:tc>
+          <w:tcPr>
+            <w:tcW w:type="dxa" w:w="1700"/>
+          </w:tcPr>
+          <w:p>
+            <w:r>
+              <w:t>按方式2运行态聚合后驱动输出。</w:t>
+            </w:r>
+          </w:p>
+        </w:tc>
+      </w:tr>
+      <w:tr>
+        <w:tc>
+          <w:tcPr>
+            <w:tcW w:type="dxa" w:w="1700"/>
+          </w:tcPr>
+          <w:p>
+            <w:r>
+              <w:t>R2接点</w:t>
+            </w:r>
+          </w:p>
+        </w:tc>
+        <w:tc>
+          <w:tcPr>
+            <w:tcW w:type="dxa" w:w="1700"/>
+          </w:tcPr>
+          <w:p>
+            <w:r>
+              <w:t>设置继电器常开/常闭输出极性。</w:t>
+            </w:r>
+          </w:p>
+        </w:tc>
+        <w:tc>
+          <w:tcPr>
+            <w:tcW w:type="dxa" w:w="1700"/>
+          </w:tcPr>
+          <w:p>
+            <w:r>
+              <w:t>可写</w:t>
+            </w:r>
+          </w:p>
+        </w:tc>
+        <w:tc>
+          <w:tcPr>
+            <w:tcW w:type="dxa" w:w="1700"/>
+          </w:tcPr>
+          <w:p>
+            <w:r>
+              <w:t>0=常开；1=常闭</w:t>
+            </w:r>
+          </w:p>
+        </w:tc>
+        <w:tc>
+          <w:tcPr>
+            <w:tcW w:type="dxa" w:w="1700"/>
+          </w:tcPr>
+          <w:p>
+            <w:r>
+              <w:t>- / 整数</w:t>
+            </w:r>
+          </w:p>
+        </w:tc>
+        <w:tc>
+          <w:tcPr>
+            <w:tcW w:type="dxa" w:w="1700"/>
+          </w:tcPr>
+          <w:p>
+            <w:r/>
+          </w:p>
+        </w:tc>
+      </w:tr>
+      <w:tr>
+        <w:tc>
+          <w:tcPr>
+            <w:tcW w:type="dxa" w:w="1700"/>
+          </w:tcPr>
+          <w:p>
+            <w:r>
+              <w:t>R2报警模式</w:t>
+            </w:r>
+          </w:p>
+        </w:tc>
+        <w:tc>
+          <w:tcPr>
+            <w:tcW w:type="dxa" w:w="1700"/>
+          </w:tcPr>
+          <w:p>
+            <w:r>
+              <w:t>设置阈值报警模式。</w:t>
+            </w:r>
+          </w:p>
+        </w:tc>
+        <w:tc>
+          <w:tcPr>
+            <w:tcW w:type="dxa" w:w="1700"/>
+          </w:tcPr>
+          <w:p>
+            <w:r>
+              <w:t>可写</w:t>
+            </w:r>
+          </w:p>
+        </w:tc>
+        <w:tc>
+          <w:tcPr>
+            <w:tcW w:type="dxa" w:w="1700"/>
+          </w:tcPr>
+          <w:p>
+            <w:r>
+              <w:t>0=关闭；1=开启；2=Latch</w:t>
+            </w:r>
+          </w:p>
+        </w:tc>
+        <w:tc>
+          <w:tcPr>
+            <w:tcW w:type="dxa" w:w="1700"/>
+          </w:tcPr>
+          <w:p>
+            <w:r>
+              <w:t>- / 整数</w:t>
+            </w:r>
+          </w:p>
+        </w:tc>
+        <w:tc>
+          <w:tcPr>
+            <w:tcW w:type="dxa" w:w="1700"/>
+          </w:tcPr>
+          <w:p>
+            <w:r>
+              <w:t>Latch 为锁存报警。</w:t>
+            </w:r>
+          </w:p>
+        </w:tc>
+      </w:tr>
+      <w:tr>
+        <w:tc>
+          <w:tcPr>
+            <w:tcW w:type="dxa" w:w="1700"/>
+          </w:tcPr>
+          <w:p>
+            <w:r>
+              <w:t>R2故障值</w:t>
+            </w:r>
+          </w:p>
+        </w:tc>
+        <w:tc>
+          <w:tcPr>
+            <w:tcW w:type="dxa" w:w="1700"/>
+          </w:tcPr>
+          <w:p>
+            <w:r>
+              <w:t>报警源无效时的故障报警策略。</w:t>
+            </w:r>
+          </w:p>
+        </w:tc>
+        <w:tc>
+          <w:tcPr>
+            <w:tcW w:type="dxa" w:w="1700"/>
+          </w:tcPr>
+          <w:p>
+            <w:r>
+              <w:t>可写</w:t>
+            </w:r>
+          </w:p>
+        </w:tc>
+        <w:tc>
+          <w:tcPr>
+            <w:tcW w:type="dxa" w:w="1700"/>
+          </w:tcPr>
+          <w:p>
+            <w:r>
+              <w:t>0=无报警；1=高高/高；2=高；3=低；4=低低/低；5=全部</w:t>
+            </w:r>
+          </w:p>
+        </w:tc>
+        <w:tc>
+          <w:tcPr>
+            <w:tcW w:type="dxa" w:w="1700"/>
+          </w:tcPr>
+          <w:p>
+            <w:r>
+              <w:t>- / 整数</w:t>
+            </w:r>
+          </w:p>
+        </w:tc>
+        <w:tc>
+          <w:tcPr>
+            <w:tcW w:type="dxa" w:w="1700"/>
+          </w:tcPr>
+          <w:p>
+            <w:r/>
+          </w:p>
+        </w:tc>
+      </w:tr>
+      <w:tr>
+        <w:tc>
+          <w:tcPr>
+            <w:tcW w:type="dxa" w:w="1700"/>
+          </w:tcPr>
+          <w:p>
+            <w:r>
+              <w:t>R2报警源</w:t>
+            </w:r>
+          </w:p>
+        </w:tc>
+        <w:tc>
+          <w:tcPr>
+            <w:tcW w:type="dxa" w:w="1700"/>
+          </w:tcPr>
+          <w:p>
+            <w:r>
+              <w:t>选择该路继电器比较的数据来源。</w:t>
+            </w:r>
+          </w:p>
+        </w:tc>
+        <w:tc>
+          <w:tcPr>
+            <w:tcW w:type="dxa" w:w="1700"/>
+          </w:tcPr>
+          <w:p>
+            <w:r>
+              <w:t>可写</w:t>
+            </w:r>
+          </w:p>
+        </w:tc>
+        <w:tc>
+          <w:tcPr>
+            <w:tcW w:type="dxa" w:w="1700"/>
+          </w:tcPr>
+          <w:p>
+            <w:r>
+              <w:t>0=储罐液位；1=液相温度；2=水位；3=浮子位置；4=无</w:t>
+            </w:r>
+          </w:p>
+        </w:tc>
+        <w:tc>
+          <w:tcPr>
+            <w:tcW w:type="dxa" w:w="1700"/>
+          </w:tcPr>
+          <w:p>
+            <w:r>
+              <w:t>- / 整数</w:t>
+            </w:r>
+          </w:p>
+        </w:tc>
+        <w:tc>
+          <w:tcPr>
+            <w:tcW w:type="dxa" w:w="1700"/>
+          </w:tcPr>
+          <w:p>
+            <w:r>
+              <w:t>4=无时该路释放输出。</w:t>
+            </w:r>
+          </w:p>
+        </w:tc>
+      </w:tr>
+      <w:tr>
+        <w:tc>
+          <w:tcPr>
+            <w:tcW w:type="dxa" w:w="1700"/>
+          </w:tcPr>
+          <w:p>
+            <w:r>
+              <w:t>R2高高值</w:t>
+            </w:r>
+          </w:p>
+        </w:tc>
+        <w:tc>
+          <w:tcPr>
+            <w:tcW w:type="dxa" w:w="1700"/>
+          </w:tcPr>
+          <w:p>
+            <w:r>
+              <w:t>设置 HH 报警阈值。</w:t>
+            </w:r>
+          </w:p>
+        </w:tc>
+        <w:tc>
+          <w:tcPr>
+            <w:tcW w:type="dxa" w:w="1700"/>
+          </w:tcPr>
+          <w:p>
+            <w:r>
+              <w:t>可写</w:t>
+            </w:r>
+          </w:p>
+        </w:tc>
+        <w:tc>
+          <w:tcPr>
+            <w:tcW w:type="dxa" w:w="1700"/>
+          </w:tcPr>
+          <w:p>
+            <w:r/>
+          </w:p>
+        </w:tc>
+        <w:tc>
+          <w:tcPr>
+            <w:tcW w:type="dxa" w:w="1700"/>
+          </w:tcPr>
+          <w:p>
+            <w:r>
+              <w:t>- / 小数1位</w:t>
+            </w:r>
+          </w:p>
+        </w:tc>
+        <w:tc>
+          <w:tcPr>
+            <w:tcW w:type="dxa" w:w="1700"/>
+          </w:tcPr>
+          <w:p>
+            <w:r>
+              <w:t>32 位浮点保持寄存器。</w:t>
+            </w:r>
+          </w:p>
+        </w:tc>
+      </w:tr>
+      <w:tr>
+        <w:tc>
+          <w:tcPr>
+            <w:tcW w:type="dxa" w:w="1700"/>
+          </w:tcPr>
+          <w:p>
+            <w:r>
+              <w:t>R2高值</w:t>
+            </w:r>
+          </w:p>
+        </w:tc>
+        <w:tc>
+          <w:tcPr>
+            <w:tcW w:type="dxa" w:w="1700"/>
+          </w:tcPr>
+          <w:p>
+            <w:r>
+              <w:t>设置 H 报警阈值。</w:t>
+            </w:r>
+          </w:p>
+        </w:tc>
+        <w:tc>
+          <w:tcPr>
+            <w:tcW w:type="dxa" w:w="1700"/>
+          </w:tcPr>
+          <w:p>
+            <w:r>
+              <w:t>可写</w:t>
+            </w:r>
+          </w:p>
+        </w:tc>
+        <w:tc>
+          <w:tcPr>
+            <w:tcW w:type="dxa" w:w="1700"/>
+          </w:tcPr>
+          <w:p>
+            <w:r/>
+          </w:p>
+        </w:tc>
+        <w:tc>
+          <w:tcPr>
+            <w:tcW w:type="dxa" w:w="1700"/>
+          </w:tcPr>
+          <w:p>
+            <w:r>
+              <w:t>- / 小数1位</w:t>
+            </w:r>
+          </w:p>
+        </w:tc>
+        <w:tc>
+          <w:tcPr>
+            <w:tcW w:type="dxa" w:w="1700"/>
+          </w:tcPr>
+          <w:p>
+            <w:r>
+              <w:t>32 位浮点保持寄存器。</w:t>
+            </w:r>
+          </w:p>
+        </w:tc>
+      </w:tr>
+      <w:tr>
+        <w:tc>
+          <w:tcPr>
+            <w:tcW w:type="dxa" w:w="1700"/>
+          </w:tcPr>
+          <w:p>
+            <w:r>
+              <w:t>R2低值</w:t>
+            </w:r>
+          </w:p>
+        </w:tc>
+        <w:tc>
+          <w:tcPr>
+            <w:tcW w:type="dxa" w:w="1700"/>
+          </w:tcPr>
+          <w:p>
+            <w:r>
+              <w:t>设置 L 报警阈值。</w:t>
+            </w:r>
+          </w:p>
+        </w:tc>
+        <w:tc>
+          <w:tcPr>
+            <w:tcW w:type="dxa" w:w="1700"/>
+          </w:tcPr>
+          <w:p>
+            <w:r>
+              <w:t>可写</w:t>
+            </w:r>
+          </w:p>
+        </w:tc>
+        <w:tc>
+          <w:tcPr>
+            <w:tcW w:type="dxa" w:w="1700"/>
+          </w:tcPr>
+          <w:p>
+            <w:r/>
+          </w:p>
+        </w:tc>
+        <w:tc>
+          <w:tcPr>
+            <w:tcW w:type="dxa" w:w="1700"/>
+          </w:tcPr>
+          <w:p>
+            <w:r>
+              <w:t>- / 小数1位</w:t>
+            </w:r>
+          </w:p>
+        </w:tc>
+        <w:tc>
+          <w:tcPr>
+            <w:tcW w:type="dxa" w:w="1700"/>
+          </w:tcPr>
+          <w:p>
+            <w:r>
+              <w:t>32 位浮点保持寄存器。</w:t>
+            </w:r>
+          </w:p>
+        </w:tc>
+      </w:tr>
+      <w:tr>
+        <w:tc>
+          <w:tcPr>
+            <w:tcW w:type="dxa" w:w="1700"/>
+          </w:tcPr>
+          <w:p>
+            <w:r>
+              <w:t>R2低低值</w:t>
+            </w:r>
+          </w:p>
+        </w:tc>
+        <w:tc>
+          <w:tcPr>
+            <w:tcW w:type="dxa" w:w="1700"/>
+          </w:tcPr>
+          <w:p>
+            <w:r>
+              <w:t>设置 LL 报警阈值。</w:t>
+            </w:r>
+          </w:p>
+        </w:tc>
+        <w:tc>
+          <w:tcPr>
+            <w:tcW w:type="dxa" w:w="1700"/>
+          </w:tcPr>
+          <w:p>
+            <w:r>
+              <w:t>可写</w:t>
+            </w:r>
+          </w:p>
+        </w:tc>
+        <w:tc>
+          <w:tcPr>
+            <w:tcW w:type="dxa" w:w="1700"/>
+          </w:tcPr>
+          <w:p>
+            <w:r/>
+          </w:p>
+        </w:tc>
+        <w:tc>
+          <w:tcPr>
+            <w:tcW w:type="dxa" w:w="1700"/>
+          </w:tcPr>
+          <w:p>
+            <w:r>
+              <w:t>- / 小数1位</w:t>
+            </w:r>
+          </w:p>
+        </w:tc>
+        <w:tc>
+          <w:tcPr>
+            <w:tcW w:type="dxa" w:w="1700"/>
+          </w:tcPr>
+          <w:p>
+            <w:r>
+              <w:t>32 位浮点保持寄存器。</w:t>
+            </w:r>
+          </w:p>
+        </w:tc>
+      </w:tr>
+      <w:tr>
+        <w:tc>
+          <w:tcPr>
+            <w:tcW w:type="dxa" w:w="1700"/>
+          </w:tcPr>
+          <w:p>
+            <w:r>
+              <w:t>R2滞回</w:t>
+            </w:r>
+          </w:p>
+        </w:tc>
+        <w:tc>
+          <w:tcPr>
+            <w:tcW w:type="dxa" w:w="1700"/>
+          </w:tcPr>
+          <w:p>
+            <w:r>
+              <w:t>设置报警释放回差。</w:t>
+            </w:r>
+          </w:p>
+        </w:tc>
+        <w:tc>
+          <w:tcPr>
+            <w:tcW w:type="dxa" w:w="1700"/>
+          </w:tcPr>
+          <w:p>
+            <w:r>
+              <w:t>可写</w:t>
+            </w:r>
+          </w:p>
+        </w:tc>
+        <w:tc>
+          <w:tcPr>
+            <w:tcW w:type="dxa" w:w="1700"/>
+          </w:tcPr>
+          <w:p>
+            <w:r/>
+          </w:p>
+        </w:tc>
+        <w:tc>
+          <w:tcPr>
+            <w:tcW w:type="dxa" w:w="1700"/>
+          </w:tcPr>
+          <w:p>
+            <w:r>
+              <w:t>- / 小数1位</w:t>
+            </w:r>
+          </w:p>
+        </w:tc>
+        <w:tc>
+          <w:tcPr>
+            <w:tcW w:type="dxa" w:w="1700"/>
+          </w:tcPr>
+          <w:p>
+            <w:r>
+              <w:t>用于抑制阈值附近抖动。</w:t>
+            </w:r>
+          </w:p>
+        </w:tc>
+      </w:tr>
+      <w:tr>
+        <w:tc>
+          <w:tcPr>
+            <w:tcW w:type="dxa" w:w="1700"/>
+          </w:tcPr>
+          <w:p>
+            <w:r>
+              <w:t>R2阻值</w:t>
+            </w:r>
+          </w:p>
+        </w:tc>
+        <w:tc>
+          <w:tcPr>
+            <w:tcW w:type="dxa" w:w="1700"/>
+          </w:tcPr>
+          <w:p>
+            <w:r>
+              <w:t>方式2阻尼/阻值预留参数。</w:t>
+            </w:r>
+          </w:p>
+        </w:tc>
+        <w:tc>
+          <w:tcPr>
+            <w:tcW w:type="dxa" w:w="1700"/>
+          </w:tcPr>
+          <w:p>
+            <w:r>
+              <w:t>可写</w:t>
+            </w:r>
+          </w:p>
+        </w:tc>
+        <w:tc>
+          <w:tcPr>
+            <w:tcW w:type="dxa" w:w="1700"/>
+          </w:tcPr>
+          <w:p>
+            <w:r/>
+          </w:p>
+        </w:tc>
+        <w:tc>
+          <w:tcPr>
+            <w:tcW w:type="dxa" w:w="1700"/>
+          </w:tcPr>
+          <w:p>
+            <w:r>
+              <w:t>- / 整数</w:t>
+            </w:r>
+          </w:p>
+        </w:tc>
+        <w:tc>
+          <w:tcPr>
+            <w:tcW w:type="dxa" w:w="1700"/>
+          </w:tcPr>
+          <w:p>
+            <w:r>
+              <w:t>当前作为配置字段保留同步。</w:t>
+            </w:r>
+          </w:p>
+        </w:tc>
+      </w:tr>
+      <w:tr>
+        <w:tc>
+          <w:tcPr>
+            <w:tcW w:type="dxa" w:w="1700"/>
+          </w:tcPr>
+          <w:p>
+            <w:r>
+              <w:t>R2清报警</w:t>
+            </w:r>
+          </w:p>
+        </w:tc>
+        <w:tc>
+          <w:tcPr>
+            <w:tcW w:type="dxa" w:w="1700"/>
+          </w:tcPr>
+          <w:p>
+            <w:r>
+              <w:t>清除该路锁存报警命令。</w:t>
+            </w:r>
+          </w:p>
+        </w:tc>
+        <w:tc>
+          <w:tcPr>
+            <w:tcW w:type="dxa" w:w="1700"/>
+          </w:tcPr>
+          <w:p>
+            <w:r>
+              <w:t>可写</w:t>
+            </w:r>
+          </w:p>
+        </w:tc>
+        <w:tc>
+          <w:tcPr>
+            <w:tcW w:type="dxa" w:w="1700"/>
+          </w:tcPr>
+          <w:p>
+            <w:r>
+              <w:t>0=否；1=是</w:t>
+            </w:r>
+          </w:p>
+        </w:tc>
+        <w:tc>
+          <w:tcPr>
+            <w:tcW w:type="dxa" w:w="1700"/>
+          </w:tcPr>
+          <w:p>
+            <w:r>
+              <w:t>- / 整数</w:t>
+            </w:r>
+          </w:p>
+        </w:tc>
+        <w:tc>
+          <w:tcPr>
+            <w:tcW w:type="dxa" w:w="1700"/>
+          </w:tcPr>
+          <w:p>
+            <w:r>
+              <w:t>CPU2 消费后清回 0，不持久化到 FRAM。</w:t>
+            </w:r>
+          </w:p>
+        </w:tc>
+      </w:tr>
+      <w:tr>
+        <w:tc>
+          <w:tcPr>
+            <w:tcW w:type="dxa" w:w="1700"/>
+          </w:tcPr>
+          <w:p>
+            <w:r>
+              <w:t>R3工作模式</w:t>
+            </w:r>
+          </w:p>
+        </w:tc>
+        <w:tc>
+          <w:tcPr>
+            <w:tcW w:type="dxa" w:w="1700"/>
+          </w:tcPr>
+          <w:p>
+            <w:r>
+              <w:t>启用或禁用该路继电器方式2输出。</w:t>
+            </w:r>
+          </w:p>
+        </w:tc>
+        <w:tc>
+          <w:tcPr>
+            <w:tcW w:type="dxa" w:w="1700"/>
+          </w:tcPr>
+          <w:p>
+            <w:r>
+              <w:t>可写</w:t>
+            </w:r>
+          </w:p>
+        </w:tc>
+        <w:tc>
+          <w:tcPr>
+            <w:tcW w:type="dxa" w:w="1700"/>
+          </w:tcPr>
+          <w:p>
+            <w:r>
+              <w:t>0=禁用；1=无源输出</w:t>
+            </w:r>
+          </w:p>
+        </w:tc>
+        <w:tc>
+          <w:tcPr>
+            <w:tcW w:type="dxa" w:w="1700"/>
+          </w:tcPr>
+          <w:p>
+            <w:r>
+              <w:t>- / 整数</w:t>
+            </w:r>
+          </w:p>
+        </w:tc>
+        <w:tc>
+          <w:tcPr>
+            <w:tcW w:type="dxa" w:w="1700"/>
+          </w:tcPr>
+          <w:p>
+            <w:r>
+              <w:t>默认 0。</w:t>
+            </w:r>
+          </w:p>
+        </w:tc>
+      </w:tr>
+      <w:tr>
+        <w:tc>
+          <w:tcPr>
+            <w:tcW w:type="dxa" w:w="1700"/>
+          </w:tcPr>
+          <w:p>
+            <w:r>
+              <w:t>R3数字源</w:t>
+            </w:r>
+          </w:p>
+        </w:tc>
+        <w:tc>
+          <w:tcPr>
+            <w:tcW w:type="dxa" w:w="1700"/>
+          </w:tcPr>
+          <w:p>
+            <w:r>
+              <w:t>选择继电器输出跟随的报警组合。</w:t>
+            </w:r>
+          </w:p>
+        </w:tc>
+        <w:tc>
+          <w:tcPr>
+            <w:tcW w:type="dxa" w:w="1700"/>
+          </w:tcPr>
+          <w:p>
+            <w:r>
+              <w:t>可写</w:t>
+            </w:r>
+          </w:p>
+        </w:tc>
+        <w:tc>
+          <w:tcPr>
+            <w:tcW w:type="dxa" w:w="1700"/>
+          </w:tcPr>
+          <w:p>
+            <w:r>
+              <w:t>0=无；1=高报；2=高高报；3=高/高高；4=低报；5=低低报；6=低/低低；7=全部报警</w:t>
+            </w:r>
+          </w:p>
+        </w:tc>
+        <w:tc>
+          <w:tcPr>
+            <w:tcW w:type="dxa" w:w="1700"/>
+          </w:tcPr>
+          <w:p>
+            <w:r>
+              <w:t>- / 整数</w:t>
+            </w:r>
+          </w:p>
+        </w:tc>
+        <w:tc>
+          <w:tcPr>
+            <w:tcW w:type="dxa" w:w="1700"/>
+          </w:tcPr>
+          <w:p>
+            <w:r>
+              <w:t>按方式2运行态聚合后驱动输出。</w:t>
+            </w:r>
+          </w:p>
+        </w:tc>
+      </w:tr>
+      <w:tr>
+        <w:tc>
+          <w:tcPr>
+            <w:tcW w:type="dxa" w:w="1700"/>
+          </w:tcPr>
+          <w:p>
+            <w:r>
+              <w:t>R3接点</w:t>
+            </w:r>
+          </w:p>
+        </w:tc>
+        <w:tc>
+          <w:tcPr>
+            <w:tcW w:type="dxa" w:w="1700"/>
+          </w:tcPr>
+          <w:p>
+            <w:r>
+              <w:t>设置继电器常开/常闭输出极性。</w:t>
+            </w:r>
+          </w:p>
+        </w:tc>
+        <w:tc>
+          <w:tcPr>
+            <w:tcW w:type="dxa" w:w="1700"/>
+          </w:tcPr>
+          <w:p>
+            <w:r>
+              <w:t>可写</w:t>
+            </w:r>
+          </w:p>
+        </w:tc>
+        <w:tc>
+          <w:tcPr>
+            <w:tcW w:type="dxa" w:w="1700"/>
+          </w:tcPr>
+          <w:p>
+            <w:r>
+              <w:t>0=常开；1=常闭</w:t>
+            </w:r>
+          </w:p>
+        </w:tc>
+        <w:tc>
+          <w:tcPr>
+            <w:tcW w:type="dxa" w:w="1700"/>
+          </w:tcPr>
+          <w:p>
+            <w:r>
+              <w:t>- / 整数</w:t>
+            </w:r>
+          </w:p>
+        </w:tc>
+        <w:tc>
+          <w:tcPr>
+            <w:tcW w:type="dxa" w:w="1700"/>
+          </w:tcPr>
+          <w:p>
+            <w:r/>
+          </w:p>
+        </w:tc>
+      </w:tr>
+      <w:tr>
+        <w:tc>
+          <w:tcPr>
+            <w:tcW w:type="dxa" w:w="1700"/>
+          </w:tcPr>
+          <w:p>
+            <w:r>
+              <w:t>R3报警模式</w:t>
+            </w:r>
+          </w:p>
+        </w:tc>
+        <w:tc>
+          <w:tcPr>
+            <w:tcW w:type="dxa" w:w="1700"/>
+          </w:tcPr>
+          <w:p>
+            <w:r>
+              <w:t>设置阈值报警模式。</w:t>
+            </w:r>
+          </w:p>
+        </w:tc>
+        <w:tc>
+          <w:tcPr>
+            <w:tcW w:type="dxa" w:w="1700"/>
+          </w:tcPr>
+          <w:p>
+            <w:r>
+              <w:t>可写</w:t>
+            </w:r>
+          </w:p>
+        </w:tc>
+        <w:tc>
+          <w:tcPr>
+            <w:tcW w:type="dxa" w:w="1700"/>
+          </w:tcPr>
+          <w:p>
+            <w:r>
+              <w:t>0=关闭；1=开启；2=Latch</w:t>
+            </w:r>
+          </w:p>
+        </w:tc>
+        <w:tc>
+          <w:tcPr>
+            <w:tcW w:type="dxa" w:w="1700"/>
+          </w:tcPr>
+          <w:p>
+            <w:r>
+              <w:t>- / 整数</w:t>
+            </w:r>
+          </w:p>
+        </w:tc>
+        <w:tc>
+          <w:tcPr>
+            <w:tcW w:type="dxa" w:w="1700"/>
+          </w:tcPr>
+          <w:p>
+            <w:r>
+              <w:t>Latch 为锁存报警。</w:t>
+            </w:r>
+          </w:p>
+        </w:tc>
+      </w:tr>
+      <w:tr>
+        <w:tc>
+          <w:tcPr>
+            <w:tcW w:type="dxa" w:w="1700"/>
+          </w:tcPr>
+          <w:p>
+            <w:r>
+              <w:t>R3故障值</w:t>
+            </w:r>
+          </w:p>
+        </w:tc>
+        <w:tc>
+          <w:tcPr>
+            <w:tcW w:type="dxa" w:w="1700"/>
+          </w:tcPr>
+          <w:p>
+            <w:r>
+              <w:t>报警源无效时的故障报警策略。</w:t>
+            </w:r>
+          </w:p>
+        </w:tc>
+        <w:tc>
+          <w:tcPr>
+            <w:tcW w:type="dxa" w:w="1700"/>
+          </w:tcPr>
+          <w:p>
+            <w:r>
+              <w:t>可写</w:t>
+            </w:r>
+          </w:p>
+        </w:tc>
+        <w:tc>
+          <w:tcPr>
+            <w:tcW w:type="dxa" w:w="1700"/>
+          </w:tcPr>
+          <w:p>
+            <w:r>
+              <w:t>0=无报警；1=高高/高；2=高；3=低；4=低低/低；5=全部</w:t>
+            </w:r>
+          </w:p>
+        </w:tc>
+        <w:tc>
+          <w:tcPr>
+            <w:tcW w:type="dxa" w:w="1700"/>
+          </w:tcPr>
+          <w:p>
+            <w:r>
+              <w:t>- / 整数</w:t>
+            </w:r>
+          </w:p>
+        </w:tc>
+        <w:tc>
+          <w:tcPr>
+            <w:tcW w:type="dxa" w:w="1700"/>
+          </w:tcPr>
+          <w:p>
+            <w:r/>
+          </w:p>
+        </w:tc>
+      </w:tr>
+      <w:tr>
+        <w:tc>
+          <w:tcPr>
+            <w:tcW w:type="dxa" w:w="1700"/>
+          </w:tcPr>
+          <w:p>
+            <w:r>
+              <w:t>R3报警源</w:t>
+            </w:r>
+          </w:p>
+        </w:tc>
+        <w:tc>
+          <w:tcPr>
+            <w:tcW w:type="dxa" w:w="1700"/>
+          </w:tcPr>
+          <w:p>
+            <w:r>
+              <w:t>选择该路继电器比较的数据来源。</w:t>
+            </w:r>
+          </w:p>
+        </w:tc>
+        <w:tc>
+          <w:tcPr>
+            <w:tcW w:type="dxa" w:w="1700"/>
+          </w:tcPr>
+          <w:p>
+            <w:r>
+              <w:t>可写</w:t>
+            </w:r>
+          </w:p>
+        </w:tc>
+        <w:tc>
+          <w:tcPr>
+            <w:tcW w:type="dxa" w:w="1700"/>
+          </w:tcPr>
+          <w:p>
+            <w:r>
+              <w:t>0=储罐液位；1=液相温度；2=水位；3=浮子位置；4=无</w:t>
+            </w:r>
+          </w:p>
+        </w:tc>
+        <w:tc>
+          <w:tcPr>
+            <w:tcW w:type="dxa" w:w="1700"/>
+          </w:tcPr>
+          <w:p>
+            <w:r>
+              <w:t>- / 整数</w:t>
+            </w:r>
+          </w:p>
+        </w:tc>
+        <w:tc>
+          <w:tcPr>
+            <w:tcW w:type="dxa" w:w="1700"/>
+          </w:tcPr>
+          <w:p>
+            <w:r>
+              <w:t>4=无时该路释放输出。</w:t>
+            </w:r>
+          </w:p>
+        </w:tc>
+      </w:tr>
+      <w:tr>
+        <w:tc>
+          <w:tcPr>
+            <w:tcW w:type="dxa" w:w="1700"/>
+          </w:tcPr>
+          <w:p>
+            <w:r>
+              <w:t>R3高高值</w:t>
+            </w:r>
+          </w:p>
+        </w:tc>
+        <w:tc>
+          <w:tcPr>
+            <w:tcW w:type="dxa" w:w="1700"/>
+          </w:tcPr>
+          <w:p>
+            <w:r>
+              <w:t>设置 HH 报警阈值。</w:t>
+            </w:r>
+          </w:p>
+        </w:tc>
+        <w:tc>
+          <w:tcPr>
+            <w:tcW w:type="dxa" w:w="1700"/>
+          </w:tcPr>
+          <w:p>
+            <w:r>
+              <w:t>可写</w:t>
+            </w:r>
+          </w:p>
+        </w:tc>
+        <w:tc>
+          <w:tcPr>
+            <w:tcW w:type="dxa" w:w="1700"/>
+          </w:tcPr>
+          <w:p>
+            <w:r/>
+          </w:p>
+        </w:tc>
+        <w:tc>
+          <w:tcPr>
+            <w:tcW w:type="dxa" w:w="1700"/>
+          </w:tcPr>
+          <w:p>
+            <w:r>
+              <w:t>- / 小数1位</w:t>
+            </w:r>
+          </w:p>
+        </w:tc>
+        <w:tc>
+          <w:tcPr>
+            <w:tcW w:type="dxa" w:w="1700"/>
+          </w:tcPr>
+          <w:p>
+            <w:r>
+              <w:t>32 位浮点保持寄存器。</w:t>
+            </w:r>
+          </w:p>
+        </w:tc>
+      </w:tr>
+      <w:tr>
+        <w:tc>
+          <w:tcPr>
+            <w:tcW w:type="dxa" w:w="1700"/>
+          </w:tcPr>
+          <w:p>
+            <w:r>
+              <w:t>R3高值</w:t>
+            </w:r>
+          </w:p>
+        </w:tc>
+        <w:tc>
+          <w:tcPr>
+            <w:tcW w:type="dxa" w:w="1700"/>
+          </w:tcPr>
+          <w:p>
+            <w:r>
+              <w:t>设置 H 报警阈值。</w:t>
+            </w:r>
+          </w:p>
+        </w:tc>
+        <w:tc>
+          <w:tcPr>
+            <w:tcW w:type="dxa" w:w="1700"/>
+          </w:tcPr>
+          <w:p>
+            <w:r>
+              <w:t>可写</w:t>
+            </w:r>
+          </w:p>
+        </w:tc>
+        <w:tc>
+          <w:tcPr>
+            <w:tcW w:type="dxa" w:w="1700"/>
+          </w:tcPr>
+          <w:p>
+            <w:r/>
+          </w:p>
+        </w:tc>
+        <w:tc>
+          <w:tcPr>
+            <w:tcW w:type="dxa" w:w="1700"/>
+          </w:tcPr>
+          <w:p>
+            <w:r>
+              <w:t>- / 小数1位</w:t>
+            </w:r>
+          </w:p>
+        </w:tc>
+        <w:tc>
+          <w:tcPr>
+            <w:tcW w:type="dxa" w:w="1700"/>
+          </w:tcPr>
+          <w:p>
+            <w:r>
+              <w:t>32 位浮点保持寄存器。</w:t>
+            </w:r>
+          </w:p>
+        </w:tc>
+      </w:tr>
+      <w:tr>
+        <w:tc>
+          <w:tcPr>
+            <w:tcW w:type="dxa" w:w="1700"/>
+          </w:tcPr>
+          <w:p>
+            <w:r>
+              <w:t>R3低值</w:t>
+            </w:r>
+          </w:p>
+        </w:tc>
+        <w:tc>
+          <w:tcPr>
+            <w:tcW w:type="dxa" w:w="1700"/>
+          </w:tcPr>
+          <w:p>
+            <w:r>
+              <w:t>设置 L 报警阈值。</w:t>
+            </w:r>
+          </w:p>
+        </w:tc>
+        <w:tc>
+          <w:tcPr>
+            <w:tcW w:type="dxa" w:w="1700"/>
+          </w:tcPr>
+          <w:p>
+            <w:r>
+              <w:t>可写</w:t>
+            </w:r>
+          </w:p>
+        </w:tc>
+        <w:tc>
+          <w:tcPr>
+            <w:tcW w:type="dxa" w:w="1700"/>
+          </w:tcPr>
+          <w:p>
+            <w:r/>
+          </w:p>
+        </w:tc>
+        <w:tc>
+          <w:tcPr>
+            <w:tcW w:type="dxa" w:w="1700"/>
+          </w:tcPr>
+          <w:p>
+            <w:r>
+              <w:t>- / 小数1位</w:t>
+            </w:r>
+          </w:p>
+        </w:tc>
+        <w:tc>
+          <w:tcPr>
+            <w:tcW w:type="dxa" w:w="1700"/>
+          </w:tcPr>
+          <w:p>
+            <w:r>
+              <w:t>32 位浮点保持寄存器。</w:t>
+            </w:r>
+          </w:p>
+        </w:tc>
+      </w:tr>
+      <w:tr>
+        <w:tc>
+          <w:tcPr>
+            <w:tcW w:type="dxa" w:w="1700"/>
+          </w:tcPr>
+          <w:p>
+            <w:r>
+              <w:t>R3低低值</w:t>
+            </w:r>
+          </w:p>
+        </w:tc>
+        <w:tc>
+          <w:tcPr>
+            <w:tcW w:type="dxa" w:w="1700"/>
+          </w:tcPr>
+          <w:p>
+            <w:r>
+              <w:t>设置 LL 报警阈值。</w:t>
+            </w:r>
+          </w:p>
+        </w:tc>
+        <w:tc>
+          <w:tcPr>
+            <w:tcW w:type="dxa" w:w="1700"/>
+          </w:tcPr>
+          <w:p>
+            <w:r>
+              <w:t>可写</w:t>
+            </w:r>
+          </w:p>
+        </w:tc>
+        <w:tc>
+          <w:tcPr>
+            <w:tcW w:type="dxa" w:w="1700"/>
+          </w:tcPr>
+          <w:p>
+            <w:r/>
+          </w:p>
+        </w:tc>
+        <w:tc>
+          <w:tcPr>
+            <w:tcW w:type="dxa" w:w="1700"/>
+          </w:tcPr>
+          <w:p>
+            <w:r>
+              <w:t>- / 小数1位</w:t>
+            </w:r>
+          </w:p>
+        </w:tc>
+        <w:tc>
+          <w:tcPr>
+            <w:tcW w:type="dxa" w:w="1700"/>
+          </w:tcPr>
+          <w:p>
+            <w:r>
+              <w:t>32 位浮点保持寄存器。</w:t>
+            </w:r>
+          </w:p>
+        </w:tc>
+      </w:tr>
+      <w:tr>
+        <w:tc>
+          <w:tcPr>
+            <w:tcW w:type="dxa" w:w="1700"/>
+          </w:tcPr>
+          <w:p>
+            <w:r>
+              <w:t>R3滞回</w:t>
+            </w:r>
+          </w:p>
+        </w:tc>
+        <w:tc>
+          <w:tcPr>
+            <w:tcW w:type="dxa" w:w="1700"/>
+          </w:tcPr>
+          <w:p>
+            <w:r>
+              <w:t>设置报警释放回差。</w:t>
+            </w:r>
+          </w:p>
+        </w:tc>
+        <w:tc>
+          <w:tcPr>
+            <w:tcW w:type="dxa" w:w="1700"/>
+          </w:tcPr>
+          <w:p>
+            <w:r>
+              <w:t>可写</w:t>
+            </w:r>
+          </w:p>
+        </w:tc>
+        <w:tc>
+          <w:tcPr>
+            <w:tcW w:type="dxa" w:w="1700"/>
+          </w:tcPr>
+          <w:p>
+            <w:r/>
+          </w:p>
+        </w:tc>
+        <w:tc>
+          <w:tcPr>
+            <w:tcW w:type="dxa" w:w="1700"/>
+          </w:tcPr>
+          <w:p>
+            <w:r>
+              <w:t>- / 小数1位</w:t>
+            </w:r>
+          </w:p>
+        </w:tc>
+        <w:tc>
+          <w:tcPr>
+            <w:tcW w:type="dxa" w:w="1700"/>
+          </w:tcPr>
+          <w:p>
+            <w:r>
+              <w:t>用于抑制阈值附近抖动。</w:t>
+            </w:r>
+          </w:p>
+        </w:tc>
+      </w:tr>
+      <w:tr>
+        <w:tc>
+          <w:tcPr>
+            <w:tcW w:type="dxa" w:w="1700"/>
+          </w:tcPr>
+          <w:p>
+            <w:r>
+              <w:t>R3阻值</w:t>
+            </w:r>
+          </w:p>
+        </w:tc>
+        <w:tc>
+          <w:tcPr>
+            <w:tcW w:type="dxa" w:w="1700"/>
+          </w:tcPr>
+          <w:p>
+            <w:r>
+              <w:t>方式2阻尼/阻值预留参数。</w:t>
+            </w:r>
+          </w:p>
+        </w:tc>
+        <w:tc>
+          <w:tcPr>
+            <w:tcW w:type="dxa" w:w="1700"/>
+          </w:tcPr>
+          <w:p>
+            <w:r>
+              <w:t>可写</w:t>
+            </w:r>
+          </w:p>
+        </w:tc>
+        <w:tc>
+          <w:tcPr>
+            <w:tcW w:type="dxa" w:w="1700"/>
+          </w:tcPr>
+          <w:p>
+            <w:r/>
+          </w:p>
+        </w:tc>
+        <w:tc>
+          <w:tcPr>
+            <w:tcW w:type="dxa" w:w="1700"/>
+          </w:tcPr>
+          <w:p>
+            <w:r>
+              <w:t>- / 整数</w:t>
+            </w:r>
+          </w:p>
+        </w:tc>
+        <w:tc>
+          <w:tcPr>
+            <w:tcW w:type="dxa" w:w="1700"/>
+          </w:tcPr>
+          <w:p>
+            <w:r>
+              <w:t>当前作为配置字段保留同步。</w:t>
+            </w:r>
+          </w:p>
+        </w:tc>
+      </w:tr>
+      <w:tr>
+        <w:tc>
+          <w:tcPr>
+            <w:tcW w:type="dxa" w:w="1700"/>
+          </w:tcPr>
+          <w:p>
+            <w:r>
+              <w:t>R3清报警</w:t>
+            </w:r>
+          </w:p>
+        </w:tc>
+        <w:tc>
+          <w:tcPr>
+            <w:tcW w:type="dxa" w:w="1700"/>
+          </w:tcPr>
+          <w:p>
+            <w:r>
+              <w:t>清除该路锁存报警命令。</w:t>
+            </w:r>
+          </w:p>
+        </w:tc>
+        <w:tc>
+          <w:tcPr>
+            <w:tcW w:type="dxa" w:w="1700"/>
+          </w:tcPr>
+          <w:p>
+            <w:r>
+              <w:t>可写</w:t>
+            </w:r>
+          </w:p>
+        </w:tc>
+        <w:tc>
+          <w:tcPr>
+            <w:tcW w:type="dxa" w:w="1700"/>
+          </w:tcPr>
+          <w:p>
+            <w:r>
+              <w:t>0=否；1=是</w:t>
+            </w:r>
+          </w:p>
+        </w:tc>
+        <w:tc>
+          <w:tcPr>
+            <w:tcW w:type="dxa" w:w="1700"/>
+          </w:tcPr>
+          <w:p>
+            <w:r>
+              <w:t>- / 整数</w:t>
+            </w:r>
+          </w:p>
+        </w:tc>
+        <w:tc>
+          <w:tcPr>
+            <w:tcW w:type="dxa" w:w="1700"/>
+          </w:tcPr>
+          <w:p>
+            <w:r>
+              <w:t>CPU2 消费后清回 0，不持久化到 FRAM。</w:t>
             </w:r>
           </w:p>
         </w:tc>
@@ -13448,15 +15503,12 @@
         <w:pStyle w:val="Heading2"/>
       </w:pPr>
       <w:r>
-        <w:rPr>
-          <w:rFonts w:ascii="宋体" w:hAnsi="宋体" w:eastAsia="宋体"/>
-        </w:rPr>
-        <w:t>AO输出（当前可见参数 9 项）</w:t>
+        <w:t>输出配置 / AO输出（当前可见参数 9 项）</w:t>
       </w:r>
     </w:p>
     <w:p>
       <w:r>
-        <w:t>模拟量输出、报警电流和调试电流相关参数。</w:t>
+        <w:t>模拟量输出、报警电流和调试电流相关参数；菜单路径：参数配置 -&gt; 输出配置 -&gt; AO输出。</w:t>
       </w:r>
     </w:p>
     <w:tbl>

--- a/docs/04_界面与菜单/LNG计量仪屏幕菜单.docx
+++ b/docs/04_界面与菜单/LNG计量仪屏幕菜单.docx
@@ -22,7 +22,7 @@
     </w:p>
     <w:p>
       <w:r>
-        <w:t>本版按对外说明口径整理，仅保留菜单名称、参数含义、权限范围、单位和现场设置值。生成日期：2026-05-16；更新日期：2026-06-06。</w:t>
+        <w:t>本版按对外说明口径整理，仅保留菜单名称、参数含义、权限范围、单位和现场设置值。生成日期：2026-05-16；更新日期：2026-06-08。</w:t>
       </w:r>
     </w:p>
     <w:p>
@@ -874,7 +874,7 @@
           </w:tcPr>
           <w:p>
             <w:r>
-              <w:t>19 个参数配置入口，172 个当前可见参数</w:t>
+              <w:t>19 个参数配置入口，185 个当前可见参数</w:t>
             </w:r>
           </w:p>
         </w:tc>
@@ -885,7 +885,7 @@
           </w:tcPr>
           <w:p>
             <w:r>
-              <w:t>参数明细按设备功能分组展示；输出配置下包含继电器输出、AO输出和DO保留入口。</w:t>
+              <w:t>参数明细按设备功能分组展示；输出配置下包含继电器报警输出和 AO 输出入口。</w:t>
             </w:r>
           </w:p>
         </w:tc>
@@ -2301,7 +2301,7 @@
     </w:p>
     <w:p>
       <w:r>
-        <w:t>参数配置按设备功能分组展示；当前参数配置首页为 19 个入口，其中“输出配置”下分为继电器输出、AO输出和DO保留。</w:t>
+        <w:t>参数配置按设备功能分组展示；当前参数配置首页为 19 个入口，其中“输出配置”下分为继电器报警输出和 AO 输出。</w:t>
       </w:r>
     </w:p>
     <w:p>
@@ -12994,12 +12994,12 @@
         <w:pStyle w:val="Heading2"/>
       </w:pPr>
       <w:r>
-        <w:t>输出配置 / 继电器输出（当前可见参数 39 项）</w:t>
+        <w:t>输出配置 / 继电器报警输出（当前可见参数 52 项）</w:t>
       </w:r>
     </w:p>
     <w:p>
       <w:r>
-        <w:t>菜单路径：参数配置 -&gt; 输出配置 -&gt; 继电器输出 -&gt; Rn继电器；每路分为通道设置 4 项和报警配置 9 项。DO保留入口保留兼容边界，旧保留字段当前不作为现场可见参数显示。</w:t>
+        <w:t>菜单路径：参数配置 -&gt; 输出配置 -&gt; 继电器报警输出 -&gt; Rn继电器；当前包含 R1~R4 四路继电器，每路分为通道设置 4 项和报警配置 9 项。旧 DO 报警入口已删除，不再作为现场可见参数显示。</w:t>
       </w:r>
     </w:p>
     <w:tbl>
@@ -13144,7 +13144,7 @@
           </w:tcPr>
           <w:p>
             <w:r>
-              <w:t>启用或禁用该路继电器方式2输出。</w:t>
+              <w:t>启用或禁用该路继电器报警输出。</w:t>
             </w:r>
           </w:p>
         </w:tc>
@@ -13206,7 +13206,7 @@
           </w:tcPr>
           <w:p>
             <w:r>
-              <w:t>选择继电器输出跟随的报警组合。</w:t>
+              <w:t>选择继电器报警输出跟随的报警组合。</w:t>
             </w:r>
           </w:p>
         </w:tc>
@@ -13246,7 +13246,7 @@
           </w:tcPr>
           <w:p>
             <w:r>
-              <w:t>按方式2运行态聚合后驱动输出。</w:t>
+              <w:t>按继电器报警输出运行态聚合后驱动输出。</w:t>
             </w:r>
           </w:p>
         </w:tc>
@@ -13812,7 +13812,7 @@
           </w:tcPr>
           <w:p>
             <w:r>
-              <w:t>方式2阻尼/阻值预留参数。</w:t>
+              <w:t>继电器报警输出阻尼/阻值预留参数。</w:t>
             </w:r>
           </w:p>
         </w:tc>
@@ -13934,7 +13934,7 @@
           </w:tcPr>
           <w:p>
             <w:r>
-              <w:t>启用或禁用该路继电器方式2输出。</w:t>
+              <w:t>启用或禁用该路继电器报警输出。</w:t>
             </w:r>
           </w:p>
         </w:tc>
@@ -13996,7 +13996,7 @@
           </w:tcPr>
           <w:p>
             <w:r>
-              <w:t>选择继电器输出跟随的报警组合。</w:t>
+              <w:t>选择继电器报警输出跟随的报警组合。</w:t>
             </w:r>
           </w:p>
         </w:tc>
@@ -14036,7 +14036,7 @@
           </w:tcPr>
           <w:p>
             <w:r>
-              <w:t>按方式2运行态聚合后驱动输出。</w:t>
+              <w:t>按继电器报警输出运行态聚合后驱动输出。</w:t>
             </w:r>
           </w:p>
         </w:tc>
@@ -14602,7 +14602,7 @@
           </w:tcPr>
           <w:p>
             <w:r>
-              <w:t>方式2阻尼/阻值预留参数。</w:t>
+              <w:t>继电器报警输出阻尼/阻值预留参数。</w:t>
             </w:r>
           </w:p>
         </w:tc>
@@ -14724,7 +14724,7 @@
           </w:tcPr>
           <w:p>
             <w:r>
-              <w:t>启用或禁用该路继电器方式2输出。</w:t>
+              <w:t>启用或禁用该路继电器报警输出。</w:t>
             </w:r>
           </w:p>
         </w:tc>
@@ -14786,7 +14786,7 @@
           </w:tcPr>
           <w:p>
             <w:r>
-              <w:t>选择继电器输出跟随的报警组合。</w:t>
+              <w:t>选择继电器报警输出跟随的报警组合。</w:t>
             </w:r>
           </w:p>
         </w:tc>
@@ -14826,7 +14826,7 @@
           </w:tcPr>
           <w:p>
             <w:r>
-              <w:t>按方式2运行态聚合后驱动输出。</w:t>
+              <w:t>按继电器报警输出运行态聚合后驱动输出。</w:t>
             </w:r>
           </w:p>
         </w:tc>
@@ -15392,7 +15392,7 @@
           </w:tcPr>
           <w:p>
             <w:r>
-              <w:t>方式2阻尼/阻值预留参数。</w:t>
+              <w:t>继电器报警输出阻尼/阻值预留参数。</w:t>
             </w:r>
           </w:p>
         </w:tc>
@@ -15443,6 +15443,796 @@
           <w:p>
             <w:r>
               <w:t>R3清报警</w:t>
+            </w:r>
+          </w:p>
+        </w:tc>
+        <w:tc>
+          <w:tcPr>
+            <w:tcW w:type="dxa" w:w="1700"/>
+          </w:tcPr>
+          <w:p>
+            <w:r>
+              <w:t>清除该路锁存报警命令。</w:t>
+            </w:r>
+          </w:p>
+        </w:tc>
+        <w:tc>
+          <w:tcPr>
+            <w:tcW w:type="dxa" w:w="1700"/>
+          </w:tcPr>
+          <w:p>
+            <w:r>
+              <w:t>可写</w:t>
+            </w:r>
+          </w:p>
+        </w:tc>
+        <w:tc>
+          <w:tcPr>
+            <w:tcW w:type="dxa" w:w="1700"/>
+          </w:tcPr>
+          <w:p>
+            <w:r>
+              <w:t>0=否；1=是</w:t>
+            </w:r>
+          </w:p>
+        </w:tc>
+        <w:tc>
+          <w:tcPr>
+            <w:tcW w:type="dxa" w:w="1700"/>
+          </w:tcPr>
+          <w:p>
+            <w:r>
+              <w:t>- / 整数</w:t>
+            </w:r>
+          </w:p>
+        </w:tc>
+        <w:tc>
+          <w:tcPr>
+            <w:tcW w:type="dxa" w:w="1700"/>
+          </w:tcPr>
+          <w:p>
+            <w:r>
+              <w:t>CPU2 消费后清回 0，不持久化到 FRAM。</w:t>
+            </w:r>
+          </w:p>
+        </w:tc>
+      </w:tr>
+      <w:tr>
+        <w:tc>
+          <w:tcPr>
+            <w:tcW w:type="dxa" w:w="1700"/>
+          </w:tcPr>
+          <w:p>
+            <w:r>
+              <w:t>R4工作模式</w:t>
+            </w:r>
+          </w:p>
+        </w:tc>
+        <w:tc>
+          <w:tcPr>
+            <w:tcW w:type="dxa" w:w="1700"/>
+          </w:tcPr>
+          <w:p>
+            <w:r>
+              <w:t>启用或禁用该路继电器报警输出。</w:t>
+            </w:r>
+          </w:p>
+        </w:tc>
+        <w:tc>
+          <w:tcPr>
+            <w:tcW w:type="dxa" w:w="1700"/>
+          </w:tcPr>
+          <w:p>
+            <w:r>
+              <w:t>可写</w:t>
+            </w:r>
+          </w:p>
+        </w:tc>
+        <w:tc>
+          <w:tcPr>
+            <w:tcW w:type="dxa" w:w="1700"/>
+          </w:tcPr>
+          <w:p>
+            <w:r>
+              <w:t>0=禁用；1=无源输出</w:t>
+            </w:r>
+          </w:p>
+        </w:tc>
+        <w:tc>
+          <w:tcPr>
+            <w:tcW w:type="dxa" w:w="1700"/>
+          </w:tcPr>
+          <w:p>
+            <w:r>
+              <w:t>- / 整数</w:t>
+            </w:r>
+          </w:p>
+        </w:tc>
+        <w:tc>
+          <w:tcPr>
+            <w:tcW w:type="dxa" w:w="1700"/>
+          </w:tcPr>
+          <w:p>
+            <w:r>
+              <w:t>默认 0。</w:t>
+            </w:r>
+          </w:p>
+        </w:tc>
+      </w:tr>
+      <w:tr>
+        <w:tc>
+          <w:tcPr>
+            <w:tcW w:type="dxa" w:w="1700"/>
+          </w:tcPr>
+          <w:p>
+            <w:r>
+              <w:t>R4数字源</w:t>
+            </w:r>
+          </w:p>
+        </w:tc>
+        <w:tc>
+          <w:tcPr>
+            <w:tcW w:type="dxa" w:w="1700"/>
+          </w:tcPr>
+          <w:p>
+            <w:r>
+              <w:t>选择继电器报警输出跟随的报警组合。</w:t>
+            </w:r>
+          </w:p>
+        </w:tc>
+        <w:tc>
+          <w:tcPr>
+            <w:tcW w:type="dxa" w:w="1700"/>
+          </w:tcPr>
+          <w:p>
+            <w:r>
+              <w:t>可写</w:t>
+            </w:r>
+          </w:p>
+        </w:tc>
+        <w:tc>
+          <w:tcPr>
+            <w:tcW w:type="dxa" w:w="1700"/>
+          </w:tcPr>
+          <w:p>
+            <w:r>
+              <w:t>0=无；1=高报；2=高高报；3=高/高高；4=低报；5=低低报；6=低/低低；7=全部报警</w:t>
+            </w:r>
+          </w:p>
+        </w:tc>
+        <w:tc>
+          <w:tcPr>
+            <w:tcW w:type="dxa" w:w="1700"/>
+          </w:tcPr>
+          <w:p>
+            <w:r>
+              <w:t>- / 整数</w:t>
+            </w:r>
+          </w:p>
+        </w:tc>
+        <w:tc>
+          <w:tcPr>
+            <w:tcW w:type="dxa" w:w="1700"/>
+          </w:tcPr>
+          <w:p>
+            <w:r>
+              <w:t>按继电器报警输出运行态聚合后驱动输出。</w:t>
+            </w:r>
+          </w:p>
+        </w:tc>
+      </w:tr>
+      <w:tr>
+        <w:tc>
+          <w:tcPr>
+            <w:tcW w:type="dxa" w:w="1700"/>
+          </w:tcPr>
+          <w:p>
+            <w:r>
+              <w:t>R4接点</w:t>
+            </w:r>
+          </w:p>
+        </w:tc>
+        <w:tc>
+          <w:tcPr>
+            <w:tcW w:type="dxa" w:w="1700"/>
+          </w:tcPr>
+          <w:p>
+            <w:r>
+              <w:t>设置继电器常开/常闭输出极性。</w:t>
+            </w:r>
+          </w:p>
+        </w:tc>
+        <w:tc>
+          <w:tcPr>
+            <w:tcW w:type="dxa" w:w="1700"/>
+          </w:tcPr>
+          <w:p>
+            <w:r>
+              <w:t>可写</w:t>
+            </w:r>
+          </w:p>
+        </w:tc>
+        <w:tc>
+          <w:tcPr>
+            <w:tcW w:type="dxa" w:w="1700"/>
+          </w:tcPr>
+          <w:p>
+            <w:r>
+              <w:t>0=常开；1=常闭</w:t>
+            </w:r>
+          </w:p>
+        </w:tc>
+        <w:tc>
+          <w:tcPr>
+            <w:tcW w:type="dxa" w:w="1700"/>
+          </w:tcPr>
+          <w:p>
+            <w:r>
+              <w:t>- / 整数</w:t>
+            </w:r>
+          </w:p>
+        </w:tc>
+        <w:tc>
+          <w:tcPr>
+            <w:tcW w:type="dxa" w:w="1700"/>
+          </w:tcPr>
+          <w:p>
+            <w:r/>
+          </w:p>
+        </w:tc>
+      </w:tr>
+      <w:tr>
+        <w:tc>
+          <w:tcPr>
+            <w:tcW w:type="dxa" w:w="1700"/>
+          </w:tcPr>
+          <w:p>
+            <w:r>
+              <w:t>R4报警模式</w:t>
+            </w:r>
+          </w:p>
+        </w:tc>
+        <w:tc>
+          <w:tcPr>
+            <w:tcW w:type="dxa" w:w="1700"/>
+          </w:tcPr>
+          <w:p>
+            <w:r>
+              <w:t>设置阈值报警模式。</w:t>
+            </w:r>
+          </w:p>
+        </w:tc>
+        <w:tc>
+          <w:tcPr>
+            <w:tcW w:type="dxa" w:w="1700"/>
+          </w:tcPr>
+          <w:p>
+            <w:r>
+              <w:t>可写</w:t>
+            </w:r>
+          </w:p>
+        </w:tc>
+        <w:tc>
+          <w:tcPr>
+            <w:tcW w:type="dxa" w:w="1700"/>
+          </w:tcPr>
+          <w:p>
+            <w:r>
+              <w:t>0=关闭；1=开启；2=Latch</w:t>
+            </w:r>
+          </w:p>
+        </w:tc>
+        <w:tc>
+          <w:tcPr>
+            <w:tcW w:type="dxa" w:w="1700"/>
+          </w:tcPr>
+          <w:p>
+            <w:r>
+              <w:t>- / 整数</w:t>
+            </w:r>
+          </w:p>
+        </w:tc>
+        <w:tc>
+          <w:tcPr>
+            <w:tcW w:type="dxa" w:w="1700"/>
+          </w:tcPr>
+          <w:p>
+            <w:r>
+              <w:t>Latch 为锁存报警。</w:t>
+            </w:r>
+          </w:p>
+        </w:tc>
+      </w:tr>
+      <w:tr>
+        <w:tc>
+          <w:tcPr>
+            <w:tcW w:type="dxa" w:w="1700"/>
+          </w:tcPr>
+          <w:p>
+            <w:r>
+              <w:t>R4故障值</w:t>
+            </w:r>
+          </w:p>
+        </w:tc>
+        <w:tc>
+          <w:tcPr>
+            <w:tcW w:type="dxa" w:w="1700"/>
+          </w:tcPr>
+          <w:p>
+            <w:r>
+              <w:t>报警源无效时的故障报警策略。</w:t>
+            </w:r>
+          </w:p>
+        </w:tc>
+        <w:tc>
+          <w:tcPr>
+            <w:tcW w:type="dxa" w:w="1700"/>
+          </w:tcPr>
+          <w:p>
+            <w:r>
+              <w:t>可写</w:t>
+            </w:r>
+          </w:p>
+        </w:tc>
+        <w:tc>
+          <w:tcPr>
+            <w:tcW w:type="dxa" w:w="1700"/>
+          </w:tcPr>
+          <w:p>
+            <w:r>
+              <w:t>0=无报警；1=高高/高；2=高；3=低；4=低低/低；5=全部</w:t>
+            </w:r>
+          </w:p>
+        </w:tc>
+        <w:tc>
+          <w:tcPr>
+            <w:tcW w:type="dxa" w:w="1700"/>
+          </w:tcPr>
+          <w:p>
+            <w:r>
+              <w:t>- / 整数</w:t>
+            </w:r>
+          </w:p>
+        </w:tc>
+        <w:tc>
+          <w:tcPr>
+            <w:tcW w:type="dxa" w:w="1700"/>
+          </w:tcPr>
+          <w:p>
+            <w:r/>
+          </w:p>
+        </w:tc>
+      </w:tr>
+      <w:tr>
+        <w:tc>
+          <w:tcPr>
+            <w:tcW w:type="dxa" w:w="1700"/>
+          </w:tcPr>
+          <w:p>
+            <w:r>
+              <w:t>R4报警源</w:t>
+            </w:r>
+          </w:p>
+        </w:tc>
+        <w:tc>
+          <w:tcPr>
+            <w:tcW w:type="dxa" w:w="1700"/>
+          </w:tcPr>
+          <w:p>
+            <w:r>
+              <w:t>选择该路继电器比较的数据来源。</w:t>
+            </w:r>
+          </w:p>
+        </w:tc>
+        <w:tc>
+          <w:tcPr>
+            <w:tcW w:type="dxa" w:w="1700"/>
+          </w:tcPr>
+          <w:p>
+            <w:r>
+              <w:t>可写</w:t>
+            </w:r>
+          </w:p>
+        </w:tc>
+        <w:tc>
+          <w:tcPr>
+            <w:tcW w:type="dxa" w:w="1700"/>
+          </w:tcPr>
+          <w:p>
+            <w:r>
+              <w:t>0=储罐液位；1=液相温度；2=水位；3=浮子位置；4=无</w:t>
+            </w:r>
+          </w:p>
+        </w:tc>
+        <w:tc>
+          <w:tcPr>
+            <w:tcW w:type="dxa" w:w="1700"/>
+          </w:tcPr>
+          <w:p>
+            <w:r>
+              <w:t>- / 整数</w:t>
+            </w:r>
+          </w:p>
+        </w:tc>
+        <w:tc>
+          <w:tcPr>
+            <w:tcW w:type="dxa" w:w="1700"/>
+          </w:tcPr>
+          <w:p>
+            <w:r>
+              <w:t>4=无时该路释放输出。</w:t>
+            </w:r>
+          </w:p>
+        </w:tc>
+      </w:tr>
+      <w:tr>
+        <w:tc>
+          <w:tcPr>
+            <w:tcW w:type="dxa" w:w="1700"/>
+          </w:tcPr>
+          <w:p>
+            <w:r>
+              <w:t>R4高高值</w:t>
+            </w:r>
+          </w:p>
+        </w:tc>
+        <w:tc>
+          <w:tcPr>
+            <w:tcW w:type="dxa" w:w="1700"/>
+          </w:tcPr>
+          <w:p>
+            <w:r>
+              <w:t>设置 HH 报警阈值。</w:t>
+            </w:r>
+          </w:p>
+        </w:tc>
+        <w:tc>
+          <w:tcPr>
+            <w:tcW w:type="dxa" w:w="1700"/>
+          </w:tcPr>
+          <w:p>
+            <w:r>
+              <w:t>可写</w:t>
+            </w:r>
+          </w:p>
+        </w:tc>
+        <w:tc>
+          <w:tcPr>
+            <w:tcW w:type="dxa" w:w="1700"/>
+          </w:tcPr>
+          <w:p>
+            <w:r/>
+          </w:p>
+        </w:tc>
+        <w:tc>
+          <w:tcPr>
+            <w:tcW w:type="dxa" w:w="1700"/>
+          </w:tcPr>
+          <w:p>
+            <w:r>
+              <w:t>- / 小数1位</w:t>
+            </w:r>
+          </w:p>
+        </w:tc>
+        <w:tc>
+          <w:tcPr>
+            <w:tcW w:type="dxa" w:w="1700"/>
+          </w:tcPr>
+          <w:p>
+            <w:r>
+              <w:t>32 位浮点保持寄存器。</w:t>
+            </w:r>
+          </w:p>
+        </w:tc>
+      </w:tr>
+      <w:tr>
+        <w:tc>
+          <w:tcPr>
+            <w:tcW w:type="dxa" w:w="1700"/>
+          </w:tcPr>
+          <w:p>
+            <w:r>
+              <w:t>R4高值</w:t>
+            </w:r>
+          </w:p>
+        </w:tc>
+        <w:tc>
+          <w:tcPr>
+            <w:tcW w:type="dxa" w:w="1700"/>
+          </w:tcPr>
+          <w:p>
+            <w:r>
+              <w:t>设置 H 报警阈值。</w:t>
+            </w:r>
+          </w:p>
+        </w:tc>
+        <w:tc>
+          <w:tcPr>
+            <w:tcW w:type="dxa" w:w="1700"/>
+          </w:tcPr>
+          <w:p>
+            <w:r>
+              <w:t>可写</w:t>
+            </w:r>
+          </w:p>
+        </w:tc>
+        <w:tc>
+          <w:tcPr>
+            <w:tcW w:type="dxa" w:w="1700"/>
+          </w:tcPr>
+          <w:p>
+            <w:r/>
+          </w:p>
+        </w:tc>
+        <w:tc>
+          <w:tcPr>
+            <w:tcW w:type="dxa" w:w="1700"/>
+          </w:tcPr>
+          <w:p>
+            <w:r>
+              <w:t>- / 小数1位</w:t>
+            </w:r>
+          </w:p>
+        </w:tc>
+        <w:tc>
+          <w:tcPr>
+            <w:tcW w:type="dxa" w:w="1700"/>
+          </w:tcPr>
+          <w:p>
+            <w:r>
+              <w:t>32 位浮点保持寄存器。</w:t>
+            </w:r>
+          </w:p>
+        </w:tc>
+      </w:tr>
+      <w:tr>
+        <w:tc>
+          <w:tcPr>
+            <w:tcW w:type="dxa" w:w="1700"/>
+          </w:tcPr>
+          <w:p>
+            <w:r>
+              <w:t>R4低值</w:t>
+            </w:r>
+          </w:p>
+        </w:tc>
+        <w:tc>
+          <w:tcPr>
+            <w:tcW w:type="dxa" w:w="1700"/>
+          </w:tcPr>
+          <w:p>
+            <w:r>
+              <w:t>设置 L 报警阈值。</w:t>
+            </w:r>
+          </w:p>
+        </w:tc>
+        <w:tc>
+          <w:tcPr>
+            <w:tcW w:type="dxa" w:w="1700"/>
+          </w:tcPr>
+          <w:p>
+            <w:r>
+              <w:t>可写</w:t>
+            </w:r>
+          </w:p>
+        </w:tc>
+        <w:tc>
+          <w:tcPr>
+            <w:tcW w:type="dxa" w:w="1700"/>
+          </w:tcPr>
+          <w:p>
+            <w:r/>
+          </w:p>
+        </w:tc>
+        <w:tc>
+          <w:tcPr>
+            <w:tcW w:type="dxa" w:w="1700"/>
+          </w:tcPr>
+          <w:p>
+            <w:r>
+              <w:t>- / 小数1位</w:t>
+            </w:r>
+          </w:p>
+        </w:tc>
+        <w:tc>
+          <w:tcPr>
+            <w:tcW w:type="dxa" w:w="1700"/>
+          </w:tcPr>
+          <w:p>
+            <w:r>
+              <w:t>32 位浮点保持寄存器。</w:t>
+            </w:r>
+          </w:p>
+        </w:tc>
+      </w:tr>
+      <w:tr>
+        <w:tc>
+          <w:tcPr>
+            <w:tcW w:type="dxa" w:w="1700"/>
+          </w:tcPr>
+          <w:p>
+            <w:r>
+              <w:t>R4低低值</w:t>
+            </w:r>
+          </w:p>
+        </w:tc>
+        <w:tc>
+          <w:tcPr>
+            <w:tcW w:type="dxa" w:w="1700"/>
+          </w:tcPr>
+          <w:p>
+            <w:r>
+              <w:t>设置 LL 报警阈值。</w:t>
+            </w:r>
+          </w:p>
+        </w:tc>
+        <w:tc>
+          <w:tcPr>
+            <w:tcW w:type="dxa" w:w="1700"/>
+          </w:tcPr>
+          <w:p>
+            <w:r>
+              <w:t>可写</w:t>
+            </w:r>
+          </w:p>
+        </w:tc>
+        <w:tc>
+          <w:tcPr>
+            <w:tcW w:type="dxa" w:w="1700"/>
+          </w:tcPr>
+          <w:p>
+            <w:r/>
+          </w:p>
+        </w:tc>
+        <w:tc>
+          <w:tcPr>
+            <w:tcW w:type="dxa" w:w="1700"/>
+          </w:tcPr>
+          <w:p>
+            <w:r>
+              <w:t>- / 小数1位</w:t>
+            </w:r>
+          </w:p>
+        </w:tc>
+        <w:tc>
+          <w:tcPr>
+            <w:tcW w:type="dxa" w:w="1700"/>
+          </w:tcPr>
+          <w:p>
+            <w:r>
+              <w:t>32 位浮点保持寄存器。</w:t>
+            </w:r>
+          </w:p>
+        </w:tc>
+      </w:tr>
+      <w:tr>
+        <w:tc>
+          <w:tcPr>
+            <w:tcW w:type="dxa" w:w="1700"/>
+          </w:tcPr>
+          <w:p>
+            <w:r>
+              <w:t>R4滞回</w:t>
+            </w:r>
+          </w:p>
+        </w:tc>
+        <w:tc>
+          <w:tcPr>
+            <w:tcW w:type="dxa" w:w="1700"/>
+          </w:tcPr>
+          <w:p>
+            <w:r>
+              <w:t>设置报警释放回差。</w:t>
+            </w:r>
+          </w:p>
+        </w:tc>
+        <w:tc>
+          <w:tcPr>
+            <w:tcW w:type="dxa" w:w="1700"/>
+          </w:tcPr>
+          <w:p>
+            <w:r>
+              <w:t>可写</w:t>
+            </w:r>
+          </w:p>
+        </w:tc>
+        <w:tc>
+          <w:tcPr>
+            <w:tcW w:type="dxa" w:w="1700"/>
+          </w:tcPr>
+          <w:p>
+            <w:r/>
+          </w:p>
+        </w:tc>
+        <w:tc>
+          <w:tcPr>
+            <w:tcW w:type="dxa" w:w="1700"/>
+          </w:tcPr>
+          <w:p>
+            <w:r>
+              <w:t>- / 小数1位</w:t>
+            </w:r>
+          </w:p>
+        </w:tc>
+        <w:tc>
+          <w:tcPr>
+            <w:tcW w:type="dxa" w:w="1700"/>
+          </w:tcPr>
+          <w:p>
+            <w:r>
+              <w:t>用于抑制阈值附近抖动。</w:t>
+            </w:r>
+          </w:p>
+        </w:tc>
+      </w:tr>
+      <w:tr>
+        <w:tc>
+          <w:tcPr>
+            <w:tcW w:type="dxa" w:w="1700"/>
+          </w:tcPr>
+          <w:p>
+            <w:r>
+              <w:t>R4阻值</w:t>
+            </w:r>
+          </w:p>
+        </w:tc>
+        <w:tc>
+          <w:tcPr>
+            <w:tcW w:type="dxa" w:w="1700"/>
+          </w:tcPr>
+          <w:p>
+            <w:r>
+              <w:t>继电器报警输出阻尼/阻值预留参数。</w:t>
+            </w:r>
+          </w:p>
+        </w:tc>
+        <w:tc>
+          <w:tcPr>
+            <w:tcW w:type="dxa" w:w="1700"/>
+          </w:tcPr>
+          <w:p>
+            <w:r>
+              <w:t>可写</w:t>
+            </w:r>
+          </w:p>
+        </w:tc>
+        <w:tc>
+          <w:tcPr>
+            <w:tcW w:type="dxa" w:w="1700"/>
+          </w:tcPr>
+          <w:p>
+            <w:r/>
+          </w:p>
+        </w:tc>
+        <w:tc>
+          <w:tcPr>
+            <w:tcW w:type="dxa" w:w="1700"/>
+          </w:tcPr>
+          <w:p>
+            <w:r>
+              <w:t>- / 整数</w:t>
+            </w:r>
+          </w:p>
+        </w:tc>
+        <w:tc>
+          <w:tcPr>
+            <w:tcW w:type="dxa" w:w="1700"/>
+          </w:tcPr>
+          <w:p>
+            <w:r>
+              <w:t>当前作为配置字段保留同步。</w:t>
+            </w:r>
+          </w:p>
+        </w:tc>
+      </w:tr>
+      <w:tr>
+        <w:tc>
+          <w:tcPr>
+            <w:tcW w:type="dxa" w:w="1700"/>
+          </w:tcPr>
+          <w:p>
+            <w:r>
+              <w:t>R4清报警</w:t>
             </w:r>
           </w:p>
         </w:tc>

--- a/docs/04_界面与菜单/LNG计量仪屏幕菜单.docx
+++ b/docs/04_界面与菜单/LNG计量仪屏幕菜单.docx
@@ -548,6 +548,28 @@
           </w:p>
         </w:tc>
       </w:tr>
+      <w:tr>
+        <w:tc>
+          <w:tcPr>
+            <w:tcW w:type="dxa" w:w="7296"/>
+          </w:tcPr>
+          <w:p>
+            <w:r>
+              <w:t>短名说明</w:t>
+            </w:r>
+          </w:p>
+        </w:tc>
+        <w:tc>
+          <w:tcPr>
+            <w:tcW w:type="dxa" w:w="7296"/>
+          </w:tcPr>
+          <w:p>
+            <w:r>
+              <w:t>参数名称括号内为 OLED 屏幕菜单列表短名；无括号的参数表示屏幕显示名称与文档名称一致。</w:t>
+            </w:r>
+          </w:p>
+        </w:tc>
+      </w:tr>
     </w:tbl>
     <w:p>
       <w:pPr>
@@ -6069,7 +6091,7 @@
                 <w:color w:val="232323"/>
                 <w:sz w:val="16"/>
               </w:rPr>
-              <w:t>传感器软件版本</w:t>
+              <w:t>传感器软件版本（传感器版本）</w:t>
             </w:r>
           </w:p>
         </w:tc>
@@ -6239,7 +6261,7 @@
                 <w:color w:val="232323"/>
                 <w:sz w:val="16"/>
               </w:rPr>
-              <w:t>CPU2程序版本</w:t>
+              <w:t>CPU2程序版本（C2版本）</w:t>
             </w:r>
           </w:p>
         </w:tc>
@@ -6838,7 +6860,7 @@
                 <w:color w:val="232323"/>
                 <w:sz w:val="16"/>
               </w:rPr>
-              <w:t>上电默认指令</w:t>
+              <w:t>上电默认指令（上电指令）</w:t>
             </w:r>
           </w:p>
         </w:tc>
@@ -7012,7 +7034,7 @@
                 <w:color w:val="232323"/>
                 <w:sz w:val="16"/>
               </w:rPr>
-              <w:t>故障自动回零</w:t>
+              <w:t>故障自动回零（故障回零）</w:t>
             </w:r>
           </w:p>
         </w:tc>
@@ -7184,7 +7206,7 @@
                 <w:color w:val="232323"/>
                 <w:sz w:val="16"/>
               </w:rPr>
-              <w:t>故障停止测量</w:t>
+              <w:t>故障停止测量（故障停测）</w:t>
             </w:r>
           </w:p>
         </w:tc>
@@ -7358,7 +7380,7 @@
                 <w:color w:val="232323"/>
                 <w:sz w:val="16"/>
               </w:rPr>
-              <w:t>故障自动恢复重跑次数</w:t>
+              <w:t>故障自动恢复重跑次数（重跑次数）</w:t>
             </w:r>
           </w:p>
         </w:tc>
@@ -7541,7 +7563,7 @@
                 <w:color w:val="232323"/>
                 <w:sz w:val="16"/>
               </w:rPr>
-              <w:t>位置源自动切换</w:t>
+              <w:t>位置源自动切换（位置源切换）</w:t>
             </w:r>
           </w:p>
         </w:tc>
@@ -7968,7 +7990,7 @@
                 <w:color w:val="232323"/>
                 <w:sz w:val="16"/>
               </w:rPr>
-              <w:t>电机运行电流</w:t>
+              <w:t>电机运行电流（电机电流）</w:t>
             </w:r>
           </w:p>
         </w:tc>
@@ -9015,7 +9037,7 @@
                 <w:color w:val="232323"/>
                 <w:sz w:val="16"/>
               </w:rPr>
-              <w:t>电机局部周长</w:t>
+              <w:t>电机局部周长（局部周长）</w:t>
             </w:r>
           </w:p>
         </w:tc>
@@ -9616,7 +9638,7 @@
                 <w:color w:val="232323"/>
                 <w:sz w:val="16"/>
               </w:rPr>
-              <w:t>空载称重上限</w:t>
+              <w:t>空载称重上限（空载上限）</w:t>
             </w:r>
           </w:p>
         </w:tc>
@@ -9799,7 +9821,7 @@
                 <w:color w:val="232323"/>
                 <w:sz w:val="16"/>
               </w:rPr>
-              <w:t>空载称重下限</w:t>
+              <w:t>空载称重下限（空载下限）</w:t>
             </w:r>
           </w:p>
         </w:tc>
@@ -10147,7 +10169,7 @@
                 <w:color w:val="232323"/>
                 <w:sz w:val="16"/>
               </w:rPr>
-              <w:t>满载称重上限</w:t>
+              <w:t>满载称重上限（满载上限）</w:t>
             </w:r>
           </w:p>
         </w:tc>
@@ -10321,7 +10343,7 @@
                 <w:color w:val="232323"/>
                 <w:sz w:val="16"/>
               </w:rPr>
-              <w:t>满载称重下限</w:t>
+              <w:t>满载称重下限（满载下限）</w:t>
             </w:r>
           </w:p>
         </w:tc>
@@ -10505,7 +10527,7 @@
                 <w:color w:val="232323"/>
                 <w:sz w:val="16"/>
               </w:rPr>
-              <w:t>碰撞上限比率</w:t>
+              <w:t>碰撞上限比率（碰撞上限）</w:t>
             </w:r>
           </w:p>
         </w:tc>
@@ -10689,7 +10711,7 @@
                 <w:color w:val="232323"/>
                 <w:sz w:val="16"/>
               </w:rPr>
-              <w:t>碰撞下限比率</w:t>
+              <w:t>碰撞下限比率（碰撞下限）</w:t>
             </w:r>
           </w:p>
         </w:tc>
@@ -11128,7 +11150,7 @@
                 <w:color w:val="232323"/>
                 <w:sz w:val="16"/>
               </w:rPr>
-              <w:t>零点阈值比例</w:t>
+              <w:t>零点阈值比例（零点阈值）</w:t>
             </w:r>
           </w:p>
         </w:tc>
@@ -11474,7 +11496,7 @@
                 <w:color w:val="232323"/>
                 <w:sz w:val="16"/>
               </w:rPr>
-              <w:t>零点最大偏差</w:t>
+              <w:t>零点最大偏差（零点偏差）</w:t>
             </w:r>
           </w:p>
         </w:tc>
@@ -11648,7 +11670,7 @@
                 <w:color w:val="232323"/>
                 <w:sz w:val="16"/>
               </w:rPr>
-              <w:t>找零下行距离</w:t>
+              <w:t>找零下行距离（找零距离）</w:t>
             </w:r>
           </w:p>
         </w:tc>
@@ -12251,7 +12273,7 @@
                 <w:color w:val="232323"/>
                 <w:sz w:val="16"/>
               </w:rPr>
-              <w:t>液位探头距差</w:t>
+              <w:t>液位探头距差（探头距差）</w:t>
             </w:r>
           </w:p>
         </w:tc>
@@ -12619,7 +12641,7 @@
                 <w:color w:val="232323"/>
                 <w:sz w:val="16"/>
               </w:rPr>
-              <w:t>液位找液阈值</w:t>
+              <w:t>液位找液阈值（找液阈值）</w:t>
             </w:r>
           </w:p>
         </w:tc>
@@ -12785,7 +12807,7 @@
                 <w:color w:val="232323"/>
                 <w:sz w:val="16"/>
               </w:rPr>
-              <w:t>液位滞后阈值</w:t>
+              <w:t>液位滞后阈值（滞后阈值）</w:t>
             </w:r>
           </w:p>
         </w:tc>
@@ -12953,7 +12975,7 @@
                 <w:color w:val="232323"/>
                 <w:sz w:val="16"/>
               </w:rPr>
-              <w:t>液位测量方式</w:t>
+              <w:t>液位测量方式（液位方式）</w:t>
             </w:r>
           </w:p>
         </w:tc>
@@ -13127,7 +13149,7 @@
                 <w:color w:val="232323"/>
                 <w:sz w:val="16"/>
               </w:rPr>
-              <w:t>液位跟随频率</w:t>
+              <w:t>液位跟随频率（跟随频率）</w:t>
             </w:r>
           </w:p>
         </w:tc>
@@ -13299,7 +13321,7 @@
                 <w:color w:val="232323"/>
                 <w:sz w:val="16"/>
               </w:rPr>
-              <w:t>液位跟随密度</w:t>
+              <w:t>液位跟随密度（跟随密度）</w:t>
             </w:r>
           </w:p>
         </w:tc>
@@ -13473,7 +13495,7 @@
                 <w:color w:val="232323"/>
                 <w:sz w:val="16"/>
               </w:rPr>
-              <w:t>液位滞后时间</w:t>
+              <w:t>液位滞后时间（滞后时间）</w:t>
             </w:r>
           </w:p>
         </w:tc>
@@ -14077,7 +14099,7 @@
                 <w:color w:val="232323"/>
                 <w:sz w:val="16"/>
               </w:rPr>
-              <w:t>水位测量方式</w:t>
+              <w:t>水位测量方式（水位方式）</w:t>
             </w:r>
           </w:p>
         </w:tc>
@@ -14444,7 +14466,7 @@
                 <w:color w:val="232323"/>
                 <w:sz w:val="16"/>
               </w:rPr>
-              <w:t>水位跟随电容阈值</w:t>
+              <w:t>水位跟随电容阈值（跟随阈值）</w:t>
             </w:r>
           </w:p>
         </w:tc>
@@ -14626,7 +14648,7 @@
                 <w:color w:val="232323"/>
                 <w:sz w:val="16"/>
               </w:rPr>
-              <w:t>水位寻找电容阈值</w:t>
+              <w:t>水位寻找电容阈值（寻找阈值）</w:t>
             </w:r>
           </w:p>
         </w:tc>
@@ -14810,7 +14832,7 @@
                 <w:color w:val="232323"/>
                 <w:sz w:val="16"/>
               </w:rPr>
-              <w:t>水位最大下行距离</w:t>
+              <w:t>水位最大下行距离（下行距离）</w:t>
             </w:r>
           </w:p>
         </w:tc>
@@ -15154,7 +15176,7 @@
                 <w:color w:val="232323"/>
                 <w:sz w:val="16"/>
               </w:rPr>
-              <w:t>水位稳定阈值</w:t>
+              <w:t>水位稳定阈值（稳定阈值）</w:t>
             </w:r>
           </w:p>
         </w:tc>
@@ -15502,7 +15524,7 @@
                 <w:color w:val="232323"/>
                 <w:sz w:val="16"/>
               </w:rPr>
-              <w:t>水位滞后电容阈值</w:t>
+              <w:t>水位滞后电容阈值（滞后阈值）</w:t>
             </w:r>
           </w:p>
         </w:tc>
@@ -15939,7 +15961,7 @@
                 <w:color w:val="232323"/>
                 <w:sz w:val="16"/>
               </w:rPr>
-              <w:t>罐底检测模式</w:t>
+              <w:t>罐底检测模式（罐底模式）</w:t>
             </w:r>
           </w:p>
         </w:tc>
@@ -16113,7 +16135,7 @@
                 <w:color w:val="232323"/>
                 <w:sz w:val="16"/>
               </w:rPr>
-              <w:t>探底角度阈值</w:t>
+              <w:t>探底角度阈值（角度阈值）</w:t>
             </w:r>
           </w:p>
         </w:tc>
@@ -16283,7 +16305,7 @@
                 <w:color w:val="232323"/>
                 <w:sz w:val="16"/>
               </w:rPr>
-              <w:t>探底称重阈值</w:t>
+              <w:t>探底称重阈值（称重阈值）</w:t>
             </w:r>
           </w:p>
         </w:tc>
@@ -16462,7 +16484,7 @@
                 <w:color w:val="232323"/>
                 <w:sz w:val="16"/>
               </w:rPr>
-              <w:t>更新罐高标志</w:t>
+              <w:t>更新罐高标志（更新罐高）</w:t>
             </w:r>
           </w:p>
         </w:tc>
@@ -16636,7 +16658,7 @@
                 <w:color w:val="232323"/>
                 <w:sz w:val="16"/>
               </w:rPr>
-              <w:t>实测罐高最大偏差</w:t>
+              <w:t>实测罐高最大偏差（罐高偏差）</w:t>
             </w:r>
           </w:p>
         </w:tc>
@@ -17177,7 +17199,7 @@
                 <w:color w:val="232323"/>
                 <w:sz w:val="16"/>
               </w:rPr>
-              <w:t>罐底后编码器修正</w:t>
+              <w:t>罐底后编码器修正（探底后修正）</w:t>
             </w:r>
           </w:p>
         </w:tc>
@@ -17952,7 +17974,7 @@
                 <w:color w:val="232323"/>
                 <w:sz w:val="16"/>
               </w:rPr>
-              <w:t>上次液位修正液位</w:t>
+              <w:t>上次液位修正液位（修正液位）</w:t>
             </w:r>
           </w:p>
         </w:tc>
@@ -18470,7 +18492,7 @@
                 <w:color w:val="232323"/>
                 <w:sz w:val="16"/>
               </w:rPr>
-              <w:t>标定尺带温度</w:t>
+              <w:t>标定尺带温度（尺带温度）</w:t>
             </w:r>
           </w:p>
         </w:tc>
@@ -18895,7 +18917,7 @@
                 <w:color w:val="232323"/>
                 <w:sz w:val="16"/>
               </w:rPr>
-              <w:t>是否测罐底</w:t>
+              <w:t>是否测罐底（测罐底）</w:t>
             </w:r>
           </w:p>
         </w:tc>
@@ -19069,7 +19091,7 @@
                 <w:color w:val="232323"/>
                 <w:sz w:val="16"/>
               </w:rPr>
-              <w:t>是否测水位</w:t>
+              <w:t>是否测水位（测水位）</w:t>
             </w:r>
           </w:p>
         </w:tc>
@@ -19243,7 +19265,7 @@
                 <w:color w:val="232323"/>
                 <w:sz w:val="16"/>
               </w:rPr>
-              <w:t>是否测单点密度</w:t>
+              <w:t>是否测单点密度（测单点密度）</w:t>
             </w:r>
           </w:p>
         </w:tc>
@@ -19417,7 +19439,7 @@
                 <w:color w:val="232323"/>
                 <w:sz w:val="16"/>
               </w:rPr>
-              <w:t>分布测顺序</w:t>
+              <w:t>分布测顺序（分布顺序）</w:t>
             </w:r>
           </w:p>
         </w:tc>
@@ -19591,7 +19613,7 @@
                 <w:color w:val="232323"/>
                 <w:sz w:val="16"/>
               </w:rPr>
-              <w:t>分布测模式</w:t>
+              <w:t>分布测模式（分布模式）</w:t>
             </w:r>
           </w:p>
         </w:tc>
@@ -19765,7 +19787,7 @@
                 <w:color w:val="232323"/>
                 <w:sz w:val="16"/>
               </w:rPr>
-              <w:t>分布测点数</w:t>
+              <w:t>分布测点数（分布点数）</w:t>
             </w:r>
           </w:p>
         </w:tc>
@@ -19939,7 +19961,7 @@
                 <w:color w:val="232323"/>
                 <w:sz w:val="16"/>
               </w:rPr>
-              <w:t>分布点间距</w:t>
+              <w:t>分布点间距（分布间距）</w:t>
             </w:r>
           </w:p>
         </w:tc>
@@ -20113,7 +20135,7 @@
                 <w:color w:val="232323"/>
                 <w:sz w:val="16"/>
               </w:rPr>
-              <w:t>最高点距液面</w:t>
+              <w:t>最高点距液面（最高距液面）</w:t>
             </w:r>
           </w:p>
         </w:tc>
@@ -20297,7 +20319,7 @@
                 <w:color w:val="232323"/>
                 <w:sz w:val="16"/>
               </w:rPr>
-              <w:t>最低点距罐底</w:t>
+              <w:t>最低点距罐底（最低距罐底）</w:t>
             </w:r>
           </w:p>
         </w:tc>
@@ -20481,7 +20503,7 @@
                 <w:color w:val="232323"/>
                 <w:sz w:val="16"/>
               </w:rPr>
-              <w:t>分布点悬停(s)</w:t>
+              <w:t>分布点悬停(s)（悬停时间）</w:t>
             </w:r>
           </w:p>
         </w:tc>
@@ -20655,7 +20677,7 @@
                 <w:color w:val="232323"/>
                 <w:sz w:val="16"/>
               </w:rPr>
-              <w:t>区间测量上限</w:t>
+              <w:t>区间测量上限（区间上限）</w:t>
             </w:r>
           </w:p>
         </w:tc>
@@ -20829,7 +20851,7 @@
                 <w:color w:val="232323"/>
                 <w:sz w:val="16"/>
               </w:rPr>
-              <w:t>区间测量下限</w:t>
+              <w:t>区间测量下限（区间下限）</w:t>
             </w:r>
           </w:p>
         </w:tc>
@@ -21780,7 +21802,7 @@
                 <w:color w:val="232323"/>
                 <w:sz w:val="16"/>
               </w:rPr>
-              <w:t>最高点液面距</w:t>
+              <w:t>最高点液面距（最高距液面）</w:t>
             </w:r>
           </w:p>
         </w:tc>
@@ -21954,7 +21976,7 @@
                 <w:color w:val="232323"/>
                 <w:sz w:val="16"/>
               </w:rPr>
-              <w:t>瓦锡兰探底间隔</w:t>
+              <w:t>瓦锡兰探底间隔（探底间隔）</w:t>
             </w:r>
           </w:p>
         </w:tc>
@@ -22126,7 +22148,7 @@
                 <w:color w:val="232323"/>
                 <w:sz w:val="16"/>
               </w:rPr>
-              <w:t>探底修正罐高</w:t>
+              <w:t>探底修正罐高（修正罐高）</w:t>
             </w:r>
           </w:p>
         </w:tc>
@@ -22555,7 +22577,7 @@
                 <w:color w:val="232323"/>
                 <w:sz w:val="16"/>
               </w:rPr>
-              <w:t>R1工作模式</w:t>
+              <w:t>R1工作模式（工作模式）</w:t>
             </w:r>
           </w:p>
         </w:tc>
@@ -22729,7 +22751,7 @@
                 <w:color w:val="232323"/>
                 <w:sz w:val="16"/>
               </w:rPr>
-              <w:t>R1输出报警组合</w:t>
+              <w:t>R1输出报警组合（报警组合）</w:t>
             </w:r>
           </w:p>
         </w:tc>
@@ -22912,7 +22934,7 @@
                 <w:color w:val="232323"/>
                 <w:sz w:val="16"/>
               </w:rPr>
-              <w:t>R1接点类型</w:t>
+              <w:t>R1接点类型（接点类型）</w:t>
             </w:r>
           </w:p>
         </w:tc>
@@ -23086,7 +23108,7 @@
                 <w:color w:val="232323"/>
                 <w:sz w:val="16"/>
               </w:rPr>
-              <w:t>R1报警模式</w:t>
+              <w:t>R1报警模式（报警模式）</w:t>
             </w:r>
           </w:p>
         </w:tc>
@@ -23269,7 +23291,7 @@
                 <w:color w:val="232323"/>
                 <w:sz w:val="16"/>
               </w:rPr>
-              <w:t>R1无效值报警策略</w:t>
+              <w:t>R1无效值报警策略（无效报警）</w:t>
             </w:r>
           </w:p>
         </w:tc>
@@ -23443,7 +23465,7 @@
                 <w:color w:val="232323"/>
                 <w:sz w:val="16"/>
               </w:rPr>
-              <w:t>R1报警取值源</w:t>
+              <w:t>R1报警取值源（报警源）</w:t>
             </w:r>
           </w:p>
         </w:tc>
@@ -23626,7 +23648,7 @@
                 <w:color w:val="232323"/>
                 <w:sz w:val="16"/>
               </w:rPr>
-              <w:t>R1高高报警阈值</w:t>
+              <w:t>R1高高报警阈值（HH阈值）</w:t>
             </w:r>
           </w:p>
         </w:tc>
@@ -23809,7 +23831,7 @@
                 <w:color w:val="232323"/>
                 <w:sz w:val="16"/>
               </w:rPr>
-              <w:t>R1高报警阈值</w:t>
+              <w:t>R1高报警阈值（H阈值）</w:t>
             </w:r>
           </w:p>
         </w:tc>
@@ -23992,7 +24014,7 @@
                 <w:color w:val="232323"/>
                 <w:sz w:val="16"/>
               </w:rPr>
-              <w:t>R1低报警阈值</w:t>
+              <w:t>R1低报警阈值（L阈值）</w:t>
             </w:r>
           </w:p>
         </w:tc>
@@ -24175,7 +24197,7 @@
                 <w:color w:val="232323"/>
                 <w:sz w:val="16"/>
               </w:rPr>
-              <w:t>R1低低报警阈值</w:t>
+              <w:t>R1低低报警阈值（LL阈值）</w:t>
             </w:r>
           </w:p>
         </w:tc>
@@ -24358,7 +24380,7 @@
                 <w:color w:val="232323"/>
                 <w:sz w:val="16"/>
               </w:rPr>
-              <w:t>R1滞回</w:t>
+              <w:t>R1报警滞回（报警滞回）</w:t>
             </w:r>
           </w:p>
         </w:tc>
@@ -24541,7 +24563,7 @@
                 <w:color w:val="232323"/>
                 <w:sz w:val="16"/>
               </w:rPr>
-              <w:t>R1阻尼系数</w:t>
+              <w:t>R1阻尼系数（阻尼系数）</w:t>
             </w:r>
           </w:p>
         </w:tc>
@@ -24724,7 +24746,7 @@
                 <w:color w:val="232323"/>
                 <w:sz w:val="16"/>
               </w:rPr>
-              <w:t>R1清除锁存报警</w:t>
+              <w:t>R1清除锁存报警（清除锁存）</w:t>
             </w:r>
           </w:p>
         </w:tc>
@@ -25078,7 +25100,7 @@
                 <w:color w:val="232323"/>
                 <w:sz w:val="16"/>
               </w:rPr>
-              <w:t>R2工作模式</w:t>
+              <w:t>R2工作模式（工作模式）</w:t>
             </w:r>
           </w:p>
         </w:tc>
@@ -25252,7 +25274,7 @@
                 <w:color w:val="232323"/>
                 <w:sz w:val="16"/>
               </w:rPr>
-              <w:t>R2输出报警组合</w:t>
+              <w:t>R2输出报警组合（报警组合）</w:t>
             </w:r>
           </w:p>
         </w:tc>
@@ -25435,7 +25457,7 @@
                 <w:color w:val="232323"/>
                 <w:sz w:val="16"/>
               </w:rPr>
-              <w:t>R2接点类型</w:t>
+              <w:t>R2接点类型（接点类型）</w:t>
             </w:r>
           </w:p>
         </w:tc>
@@ -25609,7 +25631,7 @@
                 <w:color w:val="232323"/>
                 <w:sz w:val="16"/>
               </w:rPr>
-              <w:t>R2报警模式</w:t>
+              <w:t>R2报警模式（报警模式）</w:t>
             </w:r>
           </w:p>
         </w:tc>
@@ -25792,7 +25814,7 @@
                 <w:color w:val="232323"/>
                 <w:sz w:val="16"/>
               </w:rPr>
-              <w:t>R2无效值报警策略</w:t>
+              <w:t>R2无效值报警策略（无效报警）</w:t>
             </w:r>
           </w:p>
         </w:tc>
@@ -25966,7 +25988,7 @@
                 <w:color w:val="232323"/>
                 <w:sz w:val="16"/>
               </w:rPr>
-              <w:t>R2报警取值源</w:t>
+              <w:t>R2报警取值源（报警源）</w:t>
             </w:r>
           </w:p>
         </w:tc>
@@ -26149,7 +26171,7 @@
                 <w:color w:val="232323"/>
                 <w:sz w:val="16"/>
               </w:rPr>
-              <w:t>R2高高报警阈值</w:t>
+              <w:t>R2高高报警阈值（HH阈值）</w:t>
             </w:r>
           </w:p>
         </w:tc>
@@ -26332,7 +26354,7 @@
                 <w:color w:val="232323"/>
                 <w:sz w:val="16"/>
               </w:rPr>
-              <w:t>R2高报警阈值</w:t>
+              <w:t>R2高报警阈值（H阈值）</w:t>
             </w:r>
           </w:p>
         </w:tc>
@@ -26515,7 +26537,7 @@
                 <w:color w:val="232323"/>
                 <w:sz w:val="16"/>
               </w:rPr>
-              <w:t>R2低报警阈值</w:t>
+              <w:t>R2低报警阈值（L阈值）</w:t>
             </w:r>
           </w:p>
         </w:tc>
@@ -26698,7 +26720,7 @@
                 <w:color w:val="232323"/>
                 <w:sz w:val="16"/>
               </w:rPr>
-              <w:t>R2低低报警阈值</w:t>
+              <w:t>R2低低报警阈值（LL阈值）</w:t>
             </w:r>
           </w:p>
         </w:tc>
@@ -26881,7 +26903,7 @@
                 <w:color w:val="232323"/>
                 <w:sz w:val="16"/>
               </w:rPr>
-              <w:t>R2滞回</w:t>
+              <w:t>R2报警滞回（报警滞回）</w:t>
             </w:r>
           </w:p>
         </w:tc>
@@ -27064,7 +27086,7 @@
                 <w:color w:val="232323"/>
                 <w:sz w:val="16"/>
               </w:rPr>
-              <w:t>R2阻尼系数</w:t>
+              <w:t>R2阻尼系数（阻尼系数）</w:t>
             </w:r>
           </w:p>
         </w:tc>
@@ -27247,7 +27269,7 @@
                 <w:color w:val="232323"/>
                 <w:sz w:val="16"/>
               </w:rPr>
-              <w:t>R2清除锁存报警</w:t>
+              <w:t>R2清除锁存报警（清除锁存）</w:t>
             </w:r>
           </w:p>
         </w:tc>
@@ -27601,7 +27623,7 @@
                 <w:color w:val="232323"/>
                 <w:sz w:val="16"/>
               </w:rPr>
-              <w:t>R3工作模式</w:t>
+              <w:t>R3工作模式（工作模式）</w:t>
             </w:r>
           </w:p>
         </w:tc>
@@ -27775,7 +27797,7 @@
                 <w:color w:val="232323"/>
                 <w:sz w:val="16"/>
               </w:rPr>
-              <w:t>R3输出报警组合</w:t>
+              <w:t>R3输出报警组合（报警组合）</w:t>
             </w:r>
           </w:p>
         </w:tc>
@@ -27958,7 +27980,7 @@
                 <w:color w:val="232323"/>
                 <w:sz w:val="16"/>
               </w:rPr>
-              <w:t>R3接点类型</w:t>
+              <w:t>R3接点类型（接点类型）</w:t>
             </w:r>
           </w:p>
         </w:tc>
@@ -28132,7 +28154,7 @@
                 <w:color w:val="232323"/>
                 <w:sz w:val="16"/>
               </w:rPr>
-              <w:t>R3报警模式</w:t>
+              <w:t>R3报警模式（报警模式）</w:t>
             </w:r>
           </w:p>
         </w:tc>
@@ -28315,7 +28337,7 @@
                 <w:color w:val="232323"/>
                 <w:sz w:val="16"/>
               </w:rPr>
-              <w:t>R3无效值报警策略</w:t>
+              <w:t>R3无效值报警策略（无效报警）</w:t>
             </w:r>
           </w:p>
         </w:tc>
@@ -28489,7 +28511,7 @@
                 <w:color w:val="232323"/>
                 <w:sz w:val="16"/>
               </w:rPr>
-              <w:t>R3报警取值源</w:t>
+              <w:t>R3报警取值源（报警源）</w:t>
             </w:r>
           </w:p>
         </w:tc>
@@ -28672,7 +28694,7 @@
                 <w:color w:val="232323"/>
                 <w:sz w:val="16"/>
               </w:rPr>
-              <w:t>R3高高报警阈值</w:t>
+              <w:t>R3高高报警阈值（HH阈值）</w:t>
             </w:r>
           </w:p>
         </w:tc>
@@ -28855,7 +28877,7 @@
                 <w:color w:val="232323"/>
                 <w:sz w:val="16"/>
               </w:rPr>
-              <w:t>R3高报警阈值</w:t>
+              <w:t>R3高报警阈值（H阈值）</w:t>
             </w:r>
           </w:p>
         </w:tc>
@@ -29038,7 +29060,7 @@
                 <w:color w:val="232323"/>
                 <w:sz w:val="16"/>
               </w:rPr>
-              <w:t>R3低报警阈值</w:t>
+              <w:t>R3低报警阈值（L阈值）</w:t>
             </w:r>
           </w:p>
         </w:tc>
@@ -29221,7 +29243,7 @@
                 <w:color w:val="232323"/>
                 <w:sz w:val="16"/>
               </w:rPr>
-              <w:t>R3低低报警阈值</w:t>
+              <w:t>R3低低报警阈值（LL阈值）</w:t>
             </w:r>
           </w:p>
         </w:tc>
@@ -29404,7 +29426,7 @@
                 <w:color w:val="232323"/>
                 <w:sz w:val="16"/>
               </w:rPr>
-              <w:t>R3滞回</w:t>
+              <w:t>R3报警滞回（报警滞回）</w:t>
             </w:r>
           </w:p>
         </w:tc>
@@ -29587,7 +29609,7 @@
                 <w:color w:val="232323"/>
                 <w:sz w:val="16"/>
               </w:rPr>
-              <w:t>R3阻尼系数</w:t>
+              <w:t>R3阻尼系数（阻尼系数）</w:t>
             </w:r>
           </w:p>
         </w:tc>
@@ -29770,7 +29792,7 @@
                 <w:color w:val="232323"/>
                 <w:sz w:val="16"/>
               </w:rPr>
-              <w:t>R3清除锁存报警</w:t>
+              <w:t>R3清除锁存报警（清除锁存）</w:t>
             </w:r>
           </w:p>
         </w:tc>
@@ -30124,7 +30146,7 @@
                 <w:color w:val="232323"/>
                 <w:sz w:val="16"/>
               </w:rPr>
-              <w:t>R4工作模式</w:t>
+              <w:t>R4工作模式（工作模式）</w:t>
             </w:r>
           </w:p>
         </w:tc>
@@ -30298,7 +30320,7 @@
                 <w:color w:val="232323"/>
                 <w:sz w:val="16"/>
               </w:rPr>
-              <w:t>R4输出报警组合</w:t>
+              <w:t>R4输出报警组合（报警组合）</w:t>
             </w:r>
           </w:p>
         </w:tc>
@@ -30481,7 +30503,7 @@
                 <w:color w:val="232323"/>
                 <w:sz w:val="16"/>
               </w:rPr>
-              <w:t>R4接点类型</w:t>
+              <w:t>R4接点类型（接点类型）</w:t>
             </w:r>
           </w:p>
         </w:tc>
@@ -30655,7 +30677,7 @@
                 <w:color w:val="232323"/>
                 <w:sz w:val="16"/>
               </w:rPr>
-              <w:t>R4报警模式</w:t>
+              <w:t>R4报警模式（报警模式）</w:t>
             </w:r>
           </w:p>
         </w:tc>
@@ -30838,7 +30860,7 @@
                 <w:color w:val="232323"/>
                 <w:sz w:val="16"/>
               </w:rPr>
-              <w:t>R4无效值报警策略</w:t>
+              <w:t>R4无效值报警策略（无效报警）</w:t>
             </w:r>
           </w:p>
         </w:tc>
@@ -31012,7 +31034,7 @@
                 <w:color w:val="232323"/>
                 <w:sz w:val="16"/>
               </w:rPr>
-              <w:t>R4报警取值源</w:t>
+              <w:t>R4报警取值源（报警源）</w:t>
             </w:r>
           </w:p>
         </w:tc>
@@ -31195,7 +31217,7 @@
                 <w:color w:val="232323"/>
                 <w:sz w:val="16"/>
               </w:rPr>
-              <w:t>R4高高报警阈值</w:t>
+              <w:t>R4高高报警阈值（HH阈值）</w:t>
             </w:r>
           </w:p>
         </w:tc>
@@ -31378,7 +31400,7 @@
                 <w:color w:val="232323"/>
                 <w:sz w:val="16"/>
               </w:rPr>
-              <w:t>R4高报警阈值</w:t>
+              <w:t>R4高报警阈值（H阈值）</w:t>
             </w:r>
           </w:p>
         </w:tc>
@@ -31561,7 +31583,7 @@
                 <w:color w:val="232323"/>
                 <w:sz w:val="16"/>
               </w:rPr>
-              <w:t>R4低报警阈值</w:t>
+              <w:t>R4低报警阈值（L阈值）</w:t>
             </w:r>
           </w:p>
         </w:tc>
@@ -31744,7 +31766,7 @@
                 <w:color w:val="232323"/>
                 <w:sz w:val="16"/>
               </w:rPr>
-              <w:t>R4低低报警阈值</w:t>
+              <w:t>R4低低报警阈值（LL阈值）</w:t>
             </w:r>
           </w:p>
         </w:tc>
@@ -31927,7 +31949,7 @@
                 <w:color w:val="232323"/>
                 <w:sz w:val="16"/>
               </w:rPr>
-              <w:t>R4滞回</w:t>
+              <w:t>R4报警滞回（报警滞回）</w:t>
             </w:r>
           </w:p>
         </w:tc>
@@ -32110,7 +32132,7 @@
                 <w:color w:val="232323"/>
                 <w:sz w:val="16"/>
               </w:rPr>
-              <w:t>R4阻尼系数</w:t>
+              <w:t>R4阻尼系数（阻尼系数）</w:t>
             </w:r>
           </w:p>
         </w:tc>
@@ -32293,7 +32315,7 @@
                 <w:color w:val="232323"/>
                 <w:sz w:val="16"/>
               </w:rPr>
-              <w:t>R4清除锁存报警</w:t>
+              <w:t>R4清除锁存报警（清除锁存）</w:t>
             </w:r>
           </w:p>
         </w:tc>
@@ -32902,7 +32924,7 @@
                 <w:color w:val="232323"/>
                 <w:sz w:val="16"/>
               </w:rPr>
-              <w:t>AO输出范围起点电流</w:t>
+              <w:t>AO输出范围起点电流（起点电流）</w:t>
             </w:r>
           </w:p>
         </w:tc>
@@ -33076,7 +33098,7 @@
                 <w:color w:val="232323"/>
                 <w:sz w:val="16"/>
               </w:rPr>
-              <w:t>AO输出范围终点电流</w:t>
+              <w:t>AO输出范围终点电流（终点电流）</w:t>
             </w:r>
           </w:p>
         </w:tc>
@@ -33250,7 +33272,7 @@
                 <w:color w:val="232323"/>
                 <w:sz w:val="16"/>
               </w:rPr>
-              <w:t>AO高限报警电流</w:t>
+              <w:t>AO高限报警电流（高限报警）</w:t>
             </w:r>
           </w:p>
         </w:tc>
@@ -33424,7 +33446,7 @@
                 <w:color w:val="232323"/>
                 <w:sz w:val="16"/>
               </w:rPr>
-              <w:t>AO低限报警电流</w:t>
+              <w:t>AO低限报警电流（低限报警）</w:t>
             </w:r>
           </w:p>
         </w:tc>
@@ -33598,7 +33620,7 @@
                 <w:color w:val="232323"/>
                 <w:sz w:val="16"/>
               </w:rPr>
-              <w:t>初始电流mA</w:t>
+              <w:t>AO初始电流（初始电流）</w:t>
             </w:r>
           </w:p>
         </w:tc>
@@ -33772,7 +33794,7 @@
                 <w:color w:val="232323"/>
                 <w:sz w:val="16"/>
               </w:rPr>
-              <w:t>高位电流mA</w:t>
+              <w:t>AO高位电流（高位电流）</w:t>
             </w:r>
           </w:p>
         </w:tc>
@@ -33946,7 +33968,7 @@
                 <w:color w:val="232323"/>
                 <w:sz w:val="16"/>
               </w:rPr>
-              <w:t>低位电流mA</w:t>
+              <w:t>AO低位电流（低位电流）</w:t>
             </w:r>
           </w:p>
         </w:tc>
@@ -34120,7 +34142,7 @@
                 <w:color w:val="232323"/>
                 <w:sz w:val="16"/>
               </w:rPr>
-              <w:t>故障电流mA</w:t>
+              <w:t>AO故障电流（故障电流）</w:t>
             </w:r>
           </w:p>
         </w:tc>
@@ -34294,7 +34316,7 @@
                 <w:color w:val="232323"/>
                 <w:sz w:val="16"/>
               </w:rPr>
-              <w:t>调试电流mA</w:t>
+              <w:t>AO调试电流（调试电流）</w:t>
             </w:r>
           </w:p>
         </w:tc>
@@ -35241,7 +35263,7 @@
                 <w:color w:val="232323"/>
                 <w:sz w:val="16"/>
               </w:rPr>
-              <w:t>参数CRC32</w:t>
+              <w:t>参数CRC32（CRC）</w:t>
             </w:r>
           </w:p>
         </w:tc>
@@ -35668,7 +35690,7 @@
                 <w:color w:val="232323"/>
                 <w:sz w:val="16"/>
               </w:rPr>
-              <w:t>CPU3程序版本</w:t>
+              <w:t>CPU3程序版本（C3版本）</w:t>
             </w:r>
           </w:p>
         </w:tc>
@@ -36011,7 +36033,7 @@
                 <w:color w:val="232323"/>
                 <w:sz w:val="16"/>
               </w:rPr>
-              <w:t>小数点位数</w:t>
+              <w:t>小数点位数（小数点位）</w:t>
             </w:r>
           </w:p>
         </w:tc>
@@ -38311,7 +38333,7 @@
                 <w:color w:val="232323"/>
                 <w:sz w:val="16"/>
               </w:rPr>
-              <w:t>上传手输密度</w:t>
+              <w:t>上传手输密度（上传密度）</w:t>
             </w:r>
           </w:p>
         </w:tc>
@@ -39318,7 +39340,7 @@
                 <w:color w:val="232323"/>
                 <w:sz w:val="16"/>
               </w:rPr>
-              <w:t>COM1波特率</w:t>
+              <w:t>COM1波特率（C1波特率）</w:t>
             </w:r>
           </w:p>
         </w:tc>
@@ -39492,7 +39514,7 @@
                 <w:color w:val="232323"/>
                 <w:sz w:val="16"/>
               </w:rPr>
-              <w:t>COM1数据位</w:t>
+              <w:t>COM1数据位（C1数据位）</w:t>
             </w:r>
           </w:p>
         </w:tc>
@@ -39838,7 +39860,7 @@
                 <w:color w:val="232323"/>
                 <w:sz w:val="16"/>
               </w:rPr>
-              <w:t>COM1停止位</w:t>
+              <w:t>COM1停止位（C1停止位）</w:t>
             </w:r>
           </w:p>
         </w:tc>
@@ -40450,7 +40472,7 @@
                 <w:color w:val="232323"/>
                 <w:sz w:val="16"/>
               </w:rPr>
-              <w:t>COM2波特率</w:t>
+              <w:t>COM2波特率（C2波特率）</w:t>
             </w:r>
           </w:p>
         </w:tc>
@@ -40624,7 +40646,7 @@
                 <w:color w:val="232323"/>
                 <w:sz w:val="16"/>
               </w:rPr>
-              <w:t>COM2数据位</w:t>
+              <w:t>COM2数据位（C2数据位）</w:t>
             </w:r>
           </w:p>
         </w:tc>
@@ -40970,7 +40992,7 @@
                 <w:color w:val="232323"/>
                 <w:sz w:val="16"/>
               </w:rPr>
-              <w:t>COM2停止位</w:t>
+              <w:t>COM2停止位（C2停止位）</w:t>
             </w:r>
           </w:p>
         </w:tc>
@@ -41582,7 +41604,7 @@
                 <w:color w:val="232323"/>
                 <w:sz w:val="16"/>
               </w:rPr>
-              <w:t>COM3波特率</w:t>
+              <w:t>COM3波特率（C3波特率）</w:t>
             </w:r>
           </w:p>
         </w:tc>
@@ -41756,7 +41778,7 @@
                 <w:color w:val="232323"/>
                 <w:sz w:val="16"/>
               </w:rPr>
-              <w:t>COM3数据位</w:t>
+              <w:t>COM3数据位（C3数据位）</w:t>
             </w:r>
           </w:p>
         </w:tc>
@@ -42102,7 +42124,7 @@
                 <w:color w:val="232323"/>
                 <w:sz w:val="16"/>
               </w:rPr>
-              <w:t>COM3停止位</w:t>
+              <w:t>COM3停止位（C3停止位）</w:t>
             </w:r>
           </w:p>
         </w:tc>

--- a/docs/04_界面与菜单/LNG计量仪屏幕菜单.docx
+++ b/docs/04_界面与菜单/LNG计量仪屏幕菜单.docx
@@ -23,7 +23,7 @@
         <w:jc w:val="center"/>
       </w:pPr>
       <w:r>
-        <w:t>按当前 CPU2 V1.12.1.3 / CPU3 V1.11.1.4 程序更新版</w:t>
+        <w:t>按当前 CPU2 V1.15.0.0 / CPU3 V1.14.0.0 程序更新版</w:t>
       </w:r>
     </w:p>
     <w:p>
@@ -37,7 +37,7 @@
           <w:color w:val="5A5A5A"/>
           <w:sz w:val="17"/>
         </w:rPr>
-        <w:t>更新日期：2026-06-10。本文依据当前 CPU3 菜单实现、param_meta[] 参数元数据、CPU2 参数默认值、CPU3 本机参数默认值和串口协议联动逻辑整理，用于对外说明菜单结构、参数含义、权限范围、单位、出厂默认值和现场设置值。</w:t>
+        <w:t>更新日期：2026-06-13。本文依据当前 CPU3 菜单实现、param_meta[] 参数元数据、CPU2 参数默认值、CPU3 本机参数默认值和串口协议联动逻辑整理，用于对外说明菜单结构、参数含义、权限范围、单位、出厂默认值、现场设置值和菜单返回关系。</w:t>
       </w:r>
     </w:p>
     <w:p>
@@ -1602,17 +1602,7 @@
             </w:tcMar>
           </w:tcPr>
           <w:p>
-            <w:pPr>
-              <w:spacing w:after="0" w:line="240" w:lineRule="auto" w:before="0"/>
-              <w:jc w:val="center"/>
-            </w:pPr>
-            <w:r>
-              <w:rPr>
-                <w:rFonts w:ascii="Arial" w:hAnsi="Arial" w:eastAsia="Microsoft YaHei"/>
-                <w:b/>
-                <w:color w:val="232323"/>
-                <w:sz w:val="17"/>
-              </w:rPr>
+            <w:r>
               <w:t>一级菜单</w:t>
             </w:r>
           </w:p>
@@ -1630,17 +1620,7 @@
             </w:tcMar>
           </w:tcPr>
           <w:p>
-            <w:pPr>
-              <w:spacing w:after="0" w:line="240" w:lineRule="auto" w:before="0"/>
-              <w:jc w:val="center"/>
-            </w:pPr>
-            <w:r>
-              <w:rPr>
-                <w:rFonts w:ascii="Arial" w:hAnsi="Arial" w:eastAsia="Microsoft YaHei"/>
-                <w:b/>
-                <w:color w:val="232323"/>
-                <w:sz w:val="17"/>
-              </w:rPr>
+            <w:r>
               <w:t>下级内容</w:t>
             </w:r>
           </w:p>
@@ -1658,17 +1638,7 @@
             </w:tcMar>
           </w:tcPr>
           <w:p>
-            <w:pPr>
-              <w:spacing w:after="0" w:line="240" w:lineRule="auto" w:before="0"/>
-              <w:jc w:val="center"/>
-            </w:pPr>
-            <w:r>
-              <w:rPr>
-                <w:rFonts w:ascii="Arial" w:hAnsi="Arial" w:eastAsia="Microsoft YaHei"/>
-                <w:b/>
-                <w:color w:val="232323"/>
-                <w:sz w:val="17"/>
-              </w:rPr>
+            <w:r>
               <w:t>说明</w:t>
             </w:r>
           </w:p>
@@ -1706,17 +1676,7 @@
             </w:tcMar>
           </w:tcPr>
           <w:p>
-            <w:pPr>
-              <w:spacing w:after="0" w:line="240" w:lineRule="auto" w:before="0"/>
-              <w:jc w:val="left"/>
-            </w:pPr>
-            <w:r>
-              <w:rPr>
-                <w:rFonts w:ascii="Arial" w:hAnsi="Arial" w:eastAsia="Microsoft YaHei"/>
-                <w:b w:val="0"/>
-                <w:color w:val="232323"/>
-                <w:sz w:val="17"/>
-              </w:rPr>
+            <w:r>
               <w:t>测量命令</w:t>
             </w:r>
           </w:p>
@@ -1733,18 +1693,8 @@
             </w:tcMar>
           </w:tcPr>
           <w:p>
-            <w:pPr>
-              <w:spacing w:after="0" w:line="240" w:lineRule="auto" w:before="0"/>
-              <w:jc w:val="left"/>
-            </w:pPr>
-            <w:r>
-              <w:rPr>
-                <w:rFonts w:ascii="Arial" w:hAnsi="Arial" w:eastAsia="Microsoft YaHei"/>
-                <w:b w:val="0"/>
-                <w:color w:val="232323"/>
-                <w:sz w:val="17"/>
-              </w:rPr>
-              <w:t>16 个测量命令</w:t>
+            <w:r>
+              <w:t>提零点、液位测量、水位测量、罐高测量、综合测量、读取部件参数、密度单点测量、密度分布测量、浮子运行到高度</w:t>
             </w:r>
           </w:p>
         </w:tc>
@@ -1760,18 +1710,8 @@
             </w:tcMar>
           </w:tcPr>
           <w:p>
-            <w:pPr>
-              <w:spacing w:after="0" w:line="240" w:lineRule="auto" w:before="0"/>
-              <w:jc w:val="left"/>
-            </w:pPr>
-            <w:r>
-              <w:rPr>
-                <w:rFonts w:ascii="Arial" w:hAnsi="Arial" w:eastAsia="Microsoft YaHei"/>
-                <w:b w:val="0"/>
-                <w:color w:val="232323"/>
-                <w:sz w:val="17"/>
-              </w:rPr>
-              <w:t>液位、水位、罐高、密度、区间密度和读取部件参数等测量流程。</w:t>
+            <w:r>
+              <w:t>普通测量入口；水位和密度相关命令按子菜单聚合，读取部件参数位于第 6 位。</w:t>
             </w:r>
           </w:p>
         </w:tc>
@@ -1808,17 +1748,7 @@
             </w:tcMar>
           </w:tcPr>
           <w:p>
-            <w:pPr>
-              <w:spacing w:after="0" w:line="240" w:lineRule="auto" w:before="0"/>
-              <w:jc w:val="left"/>
-            </w:pPr>
-            <w:r>
-              <w:rPr>
-                <w:rFonts w:ascii="Arial" w:hAnsi="Arial" w:eastAsia="Microsoft YaHei"/>
-                <w:b w:val="0"/>
-                <w:color w:val="232323"/>
-                <w:sz w:val="17"/>
-              </w:rPr>
+            <w:r>
               <w:t>参数配置</w:t>
             </w:r>
           </w:p>
@@ -1835,18 +1765,8 @@
             </w:tcMar>
           </w:tcPr>
           <w:p>
-            <w:pPr>
-              <w:spacing w:after="0" w:line="240" w:lineRule="auto" w:before="0"/>
-              <w:jc w:val="left"/>
-            </w:pPr>
-            <w:r>
-              <w:rPr>
-                <w:rFonts w:ascii="Arial" w:hAnsi="Arial" w:eastAsia="Microsoft YaHei"/>
-                <w:b w:val="0"/>
-                <w:color w:val="232323"/>
-                <w:sz w:val="17"/>
-              </w:rPr>
-              <w:t>5 个一级入口，174 个现场可见参数</w:t>
+            <w:r>
+              <w:t>5 个一级入口，现场可见参数按分组展开</w:t>
             </w:r>
           </w:p>
         </w:tc>
@@ -1862,17 +1782,7 @@
             </w:tcMar>
           </w:tcPr>
           <w:p>
-            <w:pPr>
-              <w:spacing w:after="0" w:line="240" w:lineRule="auto" w:before="0"/>
-              <w:jc w:val="left"/>
-            </w:pPr>
-            <w:r>
-              <w:rPr>
-                <w:rFonts w:ascii="Arial" w:hAnsi="Arial" w:eastAsia="Microsoft YaHei"/>
-                <w:b w:val="0"/>
-                <w:color w:val="232323"/>
-                <w:sz w:val="17"/>
-              </w:rPr>
+            <w:r>
               <w:t>测量参数、输出配置、通信设置、显示设置、维护设置；标定和调试位置参数随指令输入。</w:t>
             </w:r>
           </w:p>
@@ -1910,17 +1820,7 @@
             </w:tcMar>
           </w:tcPr>
           <w:p>
-            <w:pPr>
-              <w:spacing w:after="0" w:line="240" w:lineRule="auto" w:before="0"/>
-              <w:jc w:val="left"/>
-            </w:pPr>
-            <w:r>
-              <w:rPr>
-                <w:rFonts w:ascii="Arial" w:hAnsi="Arial" w:eastAsia="Microsoft YaHei"/>
-                <w:b w:val="0"/>
-                <w:color w:val="232323"/>
-                <w:sz w:val="17"/>
-              </w:rPr>
+            <w:r>
               <w:t>调试指令</w:t>
             </w:r>
           </w:p>
@@ -1937,18 +1837,8 @@
             </w:tcMar>
           </w:tcPr>
           <w:p>
-            <w:pPr>
-              <w:spacing w:after="0" w:line="240" w:lineRule="auto" w:before="0"/>
-              <w:jc w:val="left"/>
-            </w:pPr>
-            <w:r>
-              <w:rPr>
-                <w:rFonts w:ascii="Arial" w:hAnsi="Arial" w:eastAsia="Microsoft YaHei"/>
-                <w:b w:val="0"/>
-                <w:color w:val="232323"/>
-                <w:sz w:val="17"/>
-              </w:rPr>
-              <w:t>15 个调试/标定命令</w:t>
+            <w:r>
+              <w:t>浮子运动控制、标定修正、称重标定、无线维护、系统维护</w:t>
             </w:r>
           </w:p>
         </w:tc>
@@ -1964,18 +1854,8 @@
             </w:tcMar>
           </w:tcPr>
           <w:p>
-            <w:pPr>
-              <w:spacing w:after="0" w:line="240" w:lineRule="auto" w:before="0"/>
-              <w:jc w:val="left"/>
-            </w:pPr>
-            <w:r>
-              <w:rPr>
-                <w:rFonts w:ascii="Arial" w:hAnsi="Arial" w:eastAsia="Microsoft YaHei"/>
-                <w:b w:val="0"/>
-                <w:color w:val="232323"/>
-                <w:sz w:val="17"/>
-              </w:rPr>
-              <w:t>上/下行、强制控制、零点/液位/水位/罐高标定、称重采集和维护模式。</w:t>
+            <w:r>
+              <w:t>15 个调试/标定命令按用途分组；上/下行仍在调试指令密码边界内。</w:t>
             </w:r>
           </w:p>
         </w:tc>
@@ -2012,17 +1892,7 @@
             </w:tcMar>
           </w:tcPr>
           <w:p>
-            <w:pPr>
-              <w:spacing w:after="0" w:line="240" w:lineRule="auto" w:before="0"/>
-              <w:jc w:val="left"/>
-            </w:pPr>
-            <w:r>
-              <w:rPr>
-                <w:rFonts w:ascii="Arial" w:hAnsi="Arial" w:eastAsia="Microsoft YaHei"/>
-                <w:b w:val="0"/>
-                <w:color w:val="232323"/>
-                <w:sz w:val="17"/>
-              </w:rPr>
+            <w:r>
               <w:t>语言</w:t>
             </w:r>
           </w:p>
@@ -2039,17 +1909,7 @@
             </w:tcMar>
           </w:tcPr>
           <w:p>
-            <w:pPr>
-              <w:spacing w:after="0" w:line="240" w:lineRule="auto" w:before="0"/>
-              <w:jc w:val="left"/>
-            </w:pPr>
-            <w:r>
-              <w:rPr>
-                <w:rFonts w:ascii="Arial" w:hAnsi="Arial" w:eastAsia="Microsoft YaHei"/>
-                <w:b w:val="0"/>
-                <w:color w:val="232323"/>
-                <w:sz w:val="17"/>
-              </w:rPr>
+            <w:r>
               <w:t>中文、英文、退出</w:t>
             </w:r>
           </w:p>
@@ -2066,17 +1926,7 @@
             </w:tcMar>
           </w:tcPr>
           <w:p>
-            <w:pPr>
-              <w:spacing w:after="0" w:line="240" w:lineRule="auto" w:before="0"/>
-              <w:jc w:val="left"/>
-            </w:pPr>
-            <w:r>
-              <w:rPr>
-                <w:rFonts w:ascii="Arial" w:hAnsi="Arial" w:eastAsia="Microsoft YaHei"/>
-                <w:b w:val="0"/>
-                <w:color w:val="232323"/>
-                <w:sz w:val="17"/>
-              </w:rPr>
+            <w:r>
               <w:t>切换屏幕显示语言。</w:t>
             </w:r>
           </w:p>
@@ -2114,17 +1964,7 @@
             </w:tcMar>
           </w:tcPr>
           <w:p>
-            <w:pPr>
-              <w:spacing w:after="0" w:line="240" w:lineRule="auto" w:before="0"/>
-              <w:jc w:val="left"/>
-            </w:pPr>
-            <w:r>
-              <w:rPr>
-                <w:rFonts w:ascii="Arial" w:hAnsi="Arial" w:eastAsia="Microsoft YaHei"/>
-                <w:b w:val="0"/>
-                <w:color w:val="232323"/>
-                <w:sz w:val="17"/>
-              </w:rPr>
+            <w:r>
               <w:t>退出</w:t>
             </w:r>
           </w:p>
@@ -2141,17 +1981,7 @@
             </w:tcMar>
           </w:tcPr>
           <w:p>
-            <w:pPr>
-              <w:spacing w:after="0" w:line="240" w:lineRule="auto" w:before="0"/>
-              <w:jc w:val="left"/>
-            </w:pPr>
-            <w:r>
-              <w:rPr>
-                <w:rFonts w:ascii="Arial" w:hAnsi="Arial" w:eastAsia="Microsoft YaHei"/>
-                <w:b w:val="0"/>
-                <w:color w:val="232323"/>
-                <w:sz w:val="17"/>
-              </w:rPr>
+            <w:r>
               <w:t>无下级菜单</w:t>
             </w:r>
           </w:p>
@@ -2168,17 +1998,7 @@
             </w:tcMar>
           </w:tcPr>
           <w:p>
-            <w:pPr>
-              <w:spacing w:after="0" w:line="240" w:lineRule="auto" w:before="0"/>
-              <w:jc w:val="left"/>
-            </w:pPr>
-            <w:r>
-              <w:rPr>
-                <w:rFonts w:ascii="Arial" w:hAnsi="Arial" w:eastAsia="Microsoft YaHei"/>
-                <w:b w:val="0"/>
-                <w:color w:val="232323"/>
-                <w:sz w:val="17"/>
-              </w:rPr>
+            <w:r>
               <w:t>退出屏幕菜单。</w:t>
             </w:r>
           </w:p>
@@ -2200,7 +2020,7 @@
           <w:color w:val="232323"/>
           <w:sz w:val="18"/>
         </w:rPr>
-        <w:t>参数配置首页当前为：测量参数、输出配置、通信设置、显示设置、维护设置。屏幕每页最多显示 4 行，带“返回”项的页面用于回到上一级。</w:t>
+        <w:t>参数配置首页当前为：测量参数、输出配置、通信设置、显示设置、维护设置。测量命令已按水位测量、密度单点测量、密度分布测量聚合；调试指令已按浮子运动控制、标定修正、称重标定、无线维护、系统维护分组。屏幕每页最多显示 4 行，带“返回”项的页面用于回到上一级。</w:t>
       </w:r>
     </w:p>
     <w:p>
@@ -2278,17 +2098,7 @@
             </w:tcMar>
           </w:tcPr>
           <w:p>
-            <w:pPr>
-              <w:spacing w:after="0" w:line="240" w:lineRule="auto" w:before="0"/>
-              <w:jc w:val="center"/>
-            </w:pPr>
-            <w:r>
-              <w:rPr>
-                <w:rFonts w:ascii="Arial" w:hAnsi="Arial" w:eastAsia="Microsoft YaHei"/>
-                <w:b/>
-                <w:color w:val="232323"/>
-                <w:sz w:val="17"/>
-              </w:rPr>
+            <w:r>
               <w:t>菜单项</w:t>
             </w:r>
           </w:p>
@@ -2306,17 +2116,7 @@
             </w:tcMar>
           </w:tcPr>
           <w:p>
-            <w:pPr>
-              <w:spacing w:after="0" w:line="240" w:lineRule="auto" w:before="0"/>
-              <w:jc w:val="center"/>
-            </w:pPr>
-            <w:r>
-              <w:rPr>
-                <w:rFonts w:ascii="Arial" w:hAnsi="Arial" w:eastAsia="Microsoft YaHei"/>
-                <w:b/>
-                <w:color w:val="232323"/>
-                <w:sz w:val="17"/>
-              </w:rPr>
+            <w:r>
               <w:t>说明/现场设置值</w:t>
             </w:r>
           </w:p>
@@ -2354,17 +2154,7 @@
             </w:tcMar>
           </w:tcPr>
           <w:p>
-            <w:pPr>
-              <w:spacing w:after="0" w:line="240" w:lineRule="auto" w:before="0"/>
-              <w:jc w:val="left"/>
-            </w:pPr>
-            <w:r>
-              <w:rPr>
-                <w:rFonts w:ascii="Arial" w:hAnsi="Arial" w:eastAsia="Microsoft YaHei"/>
-                <w:b w:val="0"/>
-                <w:color w:val="232323"/>
-                <w:sz w:val="17"/>
-              </w:rPr>
+            <w:r>
               <w:t>提零点</w:t>
             </w:r>
           </w:p>
@@ -2381,17 +2171,7 @@
             </w:tcMar>
           </w:tcPr>
           <w:p>
-            <w:pPr>
-              <w:spacing w:after="0" w:line="240" w:lineRule="auto" w:before="0"/>
-              <w:jc w:val="left"/>
-            </w:pPr>
-            <w:r>
-              <w:rPr>
-                <w:rFonts w:ascii="Arial" w:hAnsi="Arial" w:eastAsia="Microsoft YaHei"/>
-                <w:b w:val="0"/>
-                <w:color w:val="232323"/>
-                <w:sz w:val="17"/>
-              </w:rPr>
+            <w:r>
               <w:t>执行零点提升流程。</w:t>
             </w:r>
           </w:p>
@@ -2429,17 +2209,7 @@
             </w:tcMar>
           </w:tcPr>
           <w:p>
-            <w:pPr>
-              <w:spacing w:after="0" w:line="240" w:lineRule="auto" w:before="0"/>
-              <w:jc w:val="left"/>
-            </w:pPr>
-            <w:r>
-              <w:rPr>
-                <w:rFonts w:ascii="Arial" w:hAnsi="Arial" w:eastAsia="Microsoft YaHei"/>
-                <w:b w:val="0"/>
-                <w:color w:val="232323"/>
-                <w:sz w:val="17"/>
-              </w:rPr>
+            <w:r>
               <w:t>液位测量</w:t>
             </w:r>
           </w:p>
@@ -2456,17 +2226,7 @@
             </w:tcMar>
           </w:tcPr>
           <w:p>
-            <w:pPr>
-              <w:spacing w:after="0" w:line="240" w:lineRule="auto" w:before="0"/>
-              <w:jc w:val="left"/>
-            </w:pPr>
-            <w:r>
-              <w:rPr>
-                <w:rFonts w:ascii="Arial" w:hAnsi="Arial" w:eastAsia="Microsoft YaHei"/>
-                <w:b w:val="0"/>
-                <w:color w:val="232323"/>
-                <w:sz w:val="17"/>
-              </w:rPr>
+            <w:r>
               <w:t>启动液位单次测量。</w:t>
             </w:r>
           </w:p>
@@ -2504,18 +2264,8 @@
             </w:tcMar>
           </w:tcPr>
           <w:p>
-            <w:pPr>
-              <w:spacing w:after="0" w:line="240" w:lineRule="auto" w:before="0"/>
-              <w:jc w:val="left"/>
-            </w:pPr>
-            <w:r>
-              <w:rPr>
-                <w:rFonts w:ascii="Arial" w:hAnsi="Arial" w:eastAsia="Microsoft YaHei"/>
-                <w:b w:val="0"/>
-                <w:color w:val="232323"/>
-                <w:sz w:val="17"/>
-              </w:rPr>
-              <w:t>水位单次测量</w:t>
+            <w:r>
+              <w:t>水位测量</w:t>
             </w:r>
           </w:p>
         </w:tc>
@@ -2531,18 +2281,8 @@
             </w:tcMar>
           </w:tcPr>
           <w:p>
-            <w:pPr>
-              <w:spacing w:after="0" w:line="240" w:lineRule="auto" w:before="0"/>
-              <w:jc w:val="left"/>
-            </w:pPr>
-            <w:r>
-              <w:rPr>
-                <w:rFonts w:ascii="Arial" w:hAnsi="Arial" w:eastAsia="Microsoft YaHei"/>
-                <w:b w:val="0"/>
-                <w:color w:val="232323"/>
-                <w:sz w:val="17"/>
-              </w:rPr>
-              <w:t>启动水位单次测量。</w:t>
+            <w:r>
+              <w:t>水位测量子菜单入口。</w:t>
             </w:r>
           </w:p>
         </w:tc>
@@ -2579,18 +2319,8 @@
             </w:tcMar>
           </w:tcPr>
           <w:p>
-            <w:pPr>
-              <w:spacing w:after="0" w:line="240" w:lineRule="auto" w:before="0"/>
-              <w:jc w:val="left"/>
-            </w:pPr>
-            <w:r>
-              <w:rPr>
-                <w:rFonts w:ascii="Arial" w:hAnsi="Arial" w:eastAsia="Microsoft YaHei"/>
-                <w:b w:val="0"/>
-                <w:color w:val="232323"/>
-                <w:sz w:val="17"/>
-              </w:rPr>
-              <w:t>罐高测量</w:t>
+            <w:r>
+              <w:t xml:space="preserve">  1. 水位单次测量</w:t>
             </w:r>
           </w:p>
         </w:tc>
@@ -2606,18 +2336,8 @@
             </w:tcMar>
           </w:tcPr>
           <w:p>
-            <w:pPr>
-              <w:spacing w:after="0" w:line="240" w:lineRule="auto" w:before="0"/>
-              <w:jc w:val="left"/>
-            </w:pPr>
-            <w:r>
-              <w:rPr>
-                <w:rFonts w:ascii="Arial" w:hAnsi="Arial" w:eastAsia="Microsoft YaHei"/>
-                <w:b w:val="0"/>
-                <w:color w:val="232323"/>
-                <w:sz w:val="17"/>
-              </w:rPr>
-              <w:t>启动罐高测量流程。</w:t>
+            <w:r>
+              <w:t>启动水位单次测量。</w:t>
             </w:r>
           </w:p>
         </w:tc>
@@ -2654,18 +2374,8 @@
             </w:tcMar>
           </w:tcPr>
           <w:p>
-            <w:pPr>
-              <w:spacing w:after="0" w:line="240" w:lineRule="auto" w:before="0"/>
-              <w:jc w:val="left"/>
-            </w:pPr>
-            <w:r>
-              <w:rPr>
-                <w:rFonts w:ascii="Arial" w:hAnsi="Arial" w:eastAsia="Microsoft YaHei"/>
-                <w:b w:val="0"/>
-                <w:color w:val="232323"/>
-                <w:sz w:val="17"/>
-              </w:rPr>
-              <w:t>密度单点测量</w:t>
+            <w:r>
+              <w:t xml:space="preserve">  2. 水位跟随</w:t>
             </w:r>
           </w:p>
         </w:tc>
@@ -2681,18 +2391,8 @@
             </w:tcMar>
           </w:tcPr>
           <w:p>
-            <w:pPr>
-              <w:spacing w:after="0" w:line="240" w:lineRule="auto" w:before="0"/>
-              <w:jc w:val="left"/>
-            </w:pPr>
-            <w:r>
-              <w:rPr>
-                <w:rFonts w:ascii="Arial" w:hAnsi="Arial" w:eastAsia="Microsoft YaHei"/>
-                <w:b w:val="0"/>
-                <w:color w:val="232323"/>
-                <w:sz w:val="17"/>
-              </w:rPr>
-              <w:t>在指定位置执行一次密度测量。</w:t>
+            <w:r>
+              <w:t>启动水位跟随测量。</w:t>
             </w:r>
           </w:p>
         </w:tc>
@@ -2729,18 +2429,8 @@
             </w:tcMar>
           </w:tcPr>
           <w:p>
-            <w:pPr>
-              <w:spacing w:after="0" w:line="240" w:lineRule="auto" w:before="0"/>
-              <w:jc w:val="left"/>
-            </w:pPr>
-            <w:r>
-              <w:rPr>
-                <w:rFonts w:ascii="Arial" w:hAnsi="Arial" w:eastAsia="Microsoft YaHei"/>
-                <w:b w:val="0"/>
-                <w:color w:val="232323"/>
-                <w:sz w:val="17"/>
-              </w:rPr>
-              <w:t>密度单点监测</w:t>
+            <w:r>
+              <w:t>罐高测量</w:t>
             </w:r>
           </w:p>
         </w:tc>
@@ -2756,18 +2446,8 @@
             </w:tcMar>
           </w:tcPr>
           <w:p>
-            <w:pPr>
-              <w:spacing w:after="0" w:line="240" w:lineRule="auto" w:before="0"/>
-              <w:jc w:val="left"/>
-            </w:pPr>
-            <w:r>
-              <w:rPr>
-                <w:rFonts w:ascii="Arial" w:hAnsi="Arial" w:eastAsia="Microsoft YaHei"/>
-                <w:b w:val="0"/>
-                <w:color w:val="232323"/>
-                <w:sz w:val="17"/>
-              </w:rPr>
-              <w:t>对单点密度执行连续监测。</w:t>
+            <w:r>
+              <w:t>启动罐高测量流程。</w:t>
             </w:r>
           </w:p>
         </w:tc>
@@ -2804,17 +2484,7 @@
             </w:tcMar>
           </w:tcPr>
           <w:p>
-            <w:pPr>
-              <w:spacing w:after="0" w:line="240" w:lineRule="auto" w:before="0"/>
-              <w:jc w:val="left"/>
-            </w:pPr>
-            <w:r>
-              <w:rPr>
-                <w:rFonts w:ascii="Arial" w:hAnsi="Arial" w:eastAsia="Microsoft YaHei"/>
-                <w:b w:val="0"/>
-                <w:color w:val="232323"/>
-                <w:sz w:val="17"/>
-              </w:rPr>
+            <w:r>
               <w:t>综合测量</w:t>
             </w:r>
           </w:p>
@@ -2831,17 +2501,7 @@
             </w:tcMar>
           </w:tcPr>
           <w:p>
-            <w:pPr>
-              <w:spacing w:after="0" w:line="240" w:lineRule="auto" w:before="0"/>
-              <w:jc w:val="left"/>
-            </w:pPr>
-            <w:r>
-              <w:rPr>
-                <w:rFonts w:ascii="Arial" w:hAnsi="Arial" w:eastAsia="Microsoft YaHei"/>
-                <w:b w:val="0"/>
-                <w:color w:val="232323"/>
-                <w:sz w:val="17"/>
-              </w:rPr>
+            <w:r>
               <w:t>综合执行液位、水位、密度等测量任务。</w:t>
             </w:r>
           </w:p>
@@ -2879,18 +2539,8 @@
             </w:tcMar>
           </w:tcPr>
           <w:p>
-            <w:pPr>
-              <w:spacing w:after="0" w:line="240" w:lineRule="auto" w:before="0"/>
-              <w:jc w:val="left"/>
-            </w:pPr>
-            <w:r>
-              <w:rPr>
-                <w:rFonts w:ascii="Arial" w:hAnsi="Arial" w:eastAsia="Microsoft YaHei"/>
-                <w:b w:val="0"/>
-                <w:color w:val="232323"/>
-                <w:sz w:val="17"/>
-              </w:rPr>
-              <w:t>水位跟随</w:t>
+            <w:r>
+              <w:t>读取部件参数</w:t>
             </w:r>
           </w:p>
         </w:tc>
@@ -2906,18 +2556,8 @@
             </w:tcMar>
           </w:tcPr>
           <w:p>
-            <w:pPr>
-              <w:spacing w:after="0" w:line="240" w:lineRule="auto" w:before="0"/>
-              <w:jc w:val="left"/>
-            </w:pPr>
-            <w:r>
-              <w:rPr>
-                <w:rFonts w:ascii="Arial" w:hAnsi="Arial" w:eastAsia="Microsoft YaHei"/>
-                <w:b w:val="0"/>
-                <w:color w:val="232323"/>
-                <w:sz w:val="17"/>
-              </w:rPr>
-              <w:t>启动水位跟随测量。</w:t>
+            <w:r>
+              <w:t>读取部件参数和调试快照信息；位于测量命令第 6 位。</w:t>
             </w:r>
           </w:p>
         </w:tc>
@@ -2954,18 +2594,8 @@
             </w:tcMar>
           </w:tcPr>
           <w:p>
-            <w:pPr>
-              <w:spacing w:after="0" w:line="240" w:lineRule="auto" w:before="0"/>
-              <w:jc w:val="left"/>
-            </w:pPr>
-            <w:r>
-              <w:rPr>
-                <w:rFonts w:ascii="Arial" w:hAnsi="Arial" w:eastAsia="Microsoft YaHei"/>
-                <w:b w:val="0"/>
-                <w:color w:val="232323"/>
-                <w:sz w:val="17"/>
-              </w:rPr>
-              <w:t>浮子运行到高度</w:t>
+            <w:r>
+              <w:t>密度单点测量</w:t>
             </w:r>
           </w:p>
         </w:tc>
@@ -2981,18 +2611,8 @@
             </w:tcMar>
           </w:tcPr>
           <w:p>
-            <w:pPr>
-              <w:spacing w:after="0" w:line="240" w:lineRule="auto" w:before="0"/>
-              <w:jc w:val="left"/>
-            </w:pPr>
-            <w:r>
-              <w:rPr>
-                <w:rFonts w:ascii="Arial" w:hAnsi="Arial" w:eastAsia="Microsoft YaHei"/>
-                <w:b w:val="0"/>
-                <w:color w:val="232323"/>
-                <w:sz w:val="17"/>
-              </w:rPr>
-              <w:t>控制浮子运行到指定高度。</w:t>
+            <w:r>
+              <w:t>密度单点测量子菜单入口。</w:t>
             </w:r>
           </w:p>
         </w:tc>
@@ -3029,18 +2649,8 @@
             </w:tcMar>
           </w:tcPr>
           <w:p>
-            <w:pPr>
-              <w:spacing w:after="0" w:line="240" w:lineRule="auto" w:before="0"/>
-              <w:jc w:val="left"/>
-            </w:pPr>
-            <w:r>
-              <w:rPr>
-                <w:rFonts w:ascii="Arial" w:hAnsi="Arial" w:eastAsia="Microsoft YaHei"/>
-                <w:b w:val="0"/>
-                <w:color w:val="232323"/>
-                <w:sz w:val="17"/>
-              </w:rPr>
-              <w:t>分布测量</w:t>
+            <w:r>
+              <w:t xml:space="preserve">  1. 密度单点测量</w:t>
             </w:r>
           </w:p>
         </w:tc>
@@ -3056,18 +2666,8 @@
             </w:tcMar>
           </w:tcPr>
           <w:p>
-            <w:pPr>
-              <w:spacing w:after="0" w:line="240" w:lineRule="auto" w:before="0"/>
-              <w:jc w:val="left"/>
-            </w:pPr>
-            <w:r>
-              <w:rPr>
-                <w:rFonts w:ascii="Arial" w:hAnsi="Arial" w:eastAsia="Microsoft YaHei"/>
-                <w:b w:val="0"/>
-                <w:color w:val="232323"/>
-                <w:sz w:val="17"/>
-              </w:rPr>
-              <w:t>执行密度分布测量。</w:t>
+            <w:r>
+              <w:t>在指定位置执行一次密度测量。</w:t>
             </w:r>
           </w:p>
         </w:tc>
@@ -3104,18 +2704,8 @@
             </w:tcMar>
           </w:tcPr>
           <w:p>
-            <w:pPr>
-              <w:spacing w:after="0" w:line="240" w:lineRule="auto" w:before="0"/>
-              <w:jc w:val="left"/>
-            </w:pPr>
-            <w:r>
-              <w:rPr>
-                <w:rFonts w:ascii="Arial" w:hAnsi="Arial" w:eastAsia="Microsoft YaHei"/>
-                <w:b w:val="0"/>
-                <w:color w:val="232323"/>
-                <w:sz w:val="17"/>
-              </w:rPr>
-              <w:t>国标分布测量</w:t>
+            <w:r>
+              <w:t xml:space="preserve">  2. 密度单点监测</w:t>
             </w:r>
           </w:p>
         </w:tc>
@@ -3131,18 +2721,8 @@
             </w:tcMar>
           </w:tcPr>
           <w:p>
-            <w:pPr>
-              <w:spacing w:after="0" w:line="240" w:lineRule="auto" w:before="0"/>
-              <w:jc w:val="left"/>
-            </w:pPr>
-            <w:r>
-              <w:rPr>
-                <w:rFonts w:ascii="Arial" w:hAnsi="Arial" w:eastAsia="Microsoft YaHei"/>
-                <w:b w:val="0"/>
-                <w:color w:val="232323"/>
-                <w:sz w:val="17"/>
-              </w:rPr>
-              <w:t>执行国标密度分布测量。</w:t>
+            <w:r>
+              <w:t>对单点密度执行连续监测。</w:t>
             </w:r>
           </w:p>
         </w:tc>
@@ -3179,18 +2759,8 @@
             </w:tcMar>
           </w:tcPr>
           <w:p>
-            <w:pPr>
-              <w:spacing w:after="0" w:line="240" w:lineRule="auto" w:before="0"/>
-              <w:jc w:val="left"/>
-            </w:pPr>
-            <w:r>
-              <w:rPr>
-                <w:rFonts w:ascii="Arial" w:hAnsi="Arial" w:eastAsia="Microsoft YaHei"/>
-                <w:b w:val="0"/>
-                <w:color w:val="232323"/>
-                <w:sz w:val="17"/>
-              </w:rPr>
-              <w:t>密度每米测量</w:t>
+            <w:r>
+              <w:t>密度分布测量</w:t>
             </w:r>
           </w:p>
         </w:tc>
@@ -3206,18 +2776,8 @@
             </w:tcMar>
           </w:tcPr>
           <w:p>
-            <w:pPr>
-              <w:spacing w:after="0" w:line="240" w:lineRule="auto" w:before="0"/>
-              <w:jc w:val="left"/>
-            </w:pPr>
-            <w:r>
-              <w:rPr>
-                <w:rFonts w:ascii="Arial" w:hAnsi="Arial" w:eastAsia="Microsoft YaHei"/>
-                <w:b w:val="0"/>
-                <w:color w:val="232323"/>
-                <w:sz w:val="17"/>
-              </w:rPr>
-              <w:t>按每米间隔执行密度测量。</w:t>
+            <w:r>
+              <w:t>密度分布测量子菜单入口。</w:t>
             </w:r>
           </w:p>
         </w:tc>
@@ -3254,18 +2814,8 @@
             </w:tcMar>
           </w:tcPr>
           <w:p>
-            <w:pPr>
-              <w:spacing w:after="0" w:line="240" w:lineRule="auto" w:before="0"/>
-              <w:jc w:val="left"/>
-            </w:pPr>
-            <w:r>
-              <w:rPr>
-                <w:rFonts w:ascii="Arial" w:hAnsi="Arial" w:eastAsia="Microsoft YaHei"/>
-                <w:b w:val="0"/>
-                <w:color w:val="232323"/>
-                <w:sz w:val="17"/>
-              </w:rPr>
-              <w:t>区间密度测量</w:t>
+            <w:r>
+              <w:t xml:space="preserve">  1. 分布测量</w:t>
             </w:r>
           </w:p>
         </w:tc>
@@ -3281,18 +2831,8 @@
             </w:tcMar>
           </w:tcPr>
           <w:p>
-            <w:pPr>
-              <w:spacing w:after="0" w:line="240" w:lineRule="auto" w:before="0"/>
-              <w:jc w:val="left"/>
-            </w:pPr>
-            <w:r>
-              <w:rPr>
-                <w:rFonts w:ascii="Arial" w:hAnsi="Arial" w:eastAsia="Microsoft YaHei"/>
-                <w:b w:val="0"/>
-                <w:color w:val="232323"/>
-                <w:sz w:val="17"/>
-              </w:rPr>
-              <w:t>按设定区间执行密度测量。</w:t>
+            <w:r>
+              <w:t>执行密度分布测量。</w:t>
             </w:r>
           </w:p>
         </w:tc>
@@ -3329,18 +2869,8 @@
             </w:tcMar>
           </w:tcPr>
           <w:p>
-            <w:pPr>
-              <w:spacing w:after="0" w:line="240" w:lineRule="auto" w:before="0"/>
-              <w:jc w:val="left"/>
-            </w:pPr>
-            <w:r>
-              <w:rPr>
-                <w:rFonts w:ascii="Arial" w:hAnsi="Arial" w:eastAsia="Microsoft YaHei"/>
-                <w:b w:val="0"/>
-                <w:color w:val="232323"/>
-                <w:sz w:val="17"/>
-              </w:rPr>
-              <w:t>瓦锡兰区间密度</w:t>
+            <w:r>
+              <w:t xml:space="preserve">  2. 国标分布测量</w:t>
             </w:r>
           </w:p>
         </w:tc>
@@ -3356,18 +2886,8 @@
             </w:tcMar>
           </w:tcPr>
           <w:p>
-            <w:pPr>
-              <w:spacing w:after="0" w:line="240" w:lineRule="auto" w:before="0"/>
-              <w:jc w:val="left"/>
-            </w:pPr>
-            <w:r>
-              <w:rPr>
-                <w:rFonts w:ascii="Arial" w:hAnsi="Arial" w:eastAsia="Microsoft YaHei"/>
-                <w:b w:val="0"/>
-                <w:color w:val="232323"/>
-                <w:sz w:val="17"/>
-              </w:rPr>
-              <w:t>执行瓦锡兰区间密度测量流程。</w:t>
+            <w:r>
+              <w:t>执行国标密度分布测量。</w:t>
             </w:r>
           </w:p>
         </w:tc>
@@ -3404,18 +2924,8 @@
             </w:tcMar>
           </w:tcPr>
           <w:p>
-            <w:pPr>
-              <w:spacing w:after="0" w:line="240" w:lineRule="auto" w:before="0"/>
-              <w:jc w:val="left"/>
-            </w:pPr>
-            <w:r>
-              <w:rPr>
-                <w:rFonts w:ascii="Arial" w:hAnsi="Arial" w:eastAsia="Microsoft YaHei"/>
-                <w:b w:val="0"/>
-                <w:color w:val="232323"/>
-                <w:sz w:val="17"/>
-              </w:rPr>
-              <w:t>读取部件参数</w:t>
+            <w:r>
+              <w:t xml:space="preserve">  3. 密度每米测量</w:t>
             </w:r>
           </w:p>
         </w:tc>
@@ -3431,18 +2941,8 @@
             </w:tcMar>
           </w:tcPr>
           <w:p>
-            <w:pPr>
-              <w:spacing w:after="0" w:line="240" w:lineRule="auto" w:before="0"/>
-              <w:jc w:val="left"/>
-            </w:pPr>
-            <w:r>
-              <w:rPr>
-                <w:rFonts w:ascii="Arial" w:hAnsi="Arial" w:eastAsia="Microsoft YaHei"/>
-                <w:b w:val="0"/>
-                <w:color w:val="232323"/>
-                <w:sz w:val="17"/>
-              </w:rPr>
-              <w:t>读取部件参数信息。</w:t>
+            <w:r>
+              <w:t>按每米间隔执行密度测量。</w:t>
             </w:r>
           </w:p>
         </w:tc>
@@ -3479,44 +2979,90 @@
             </w:tcMar>
           </w:tcPr>
           <w:p>
-            <w:pPr>
-              <w:spacing w:after="0" w:line="240" w:lineRule="auto" w:before="0"/>
-              <w:jc w:val="left"/>
-            </w:pPr>
-            <w:r>
-              <w:rPr>
-                <w:rFonts w:ascii="Arial" w:hAnsi="Arial" w:eastAsia="Microsoft YaHei"/>
-                <w:b w:val="0"/>
-                <w:color w:val="232323"/>
-                <w:sz w:val="17"/>
-              </w:rPr>
+            <w:r>
+              <w:t xml:space="preserve">  4. 区间密度测量</w:t>
+            </w:r>
+          </w:p>
+        </w:tc>
+        <w:tc>
+          <w:tcPr>
+            <w:tcW w:w="11736" w:type="dxa"/>
+            <w:vAlign w:val="center"/>
+            <w:tcMar>
+              <w:top w:w="45" w:type="dxa"/>
+              <w:start w:w="55" w:type="dxa"/>
+              <w:bottom w:w="45" w:type="dxa"/>
+              <w:end w:w="55" w:type="dxa"/>
+            </w:tcMar>
+          </w:tcPr>
+          <w:p>
+            <w:r>
+              <w:t>按设定区间执行密度测量。</w:t>
+            </w:r>
+          </w:p>
+        </w:tc>
+      </w:tr>
+      <w:tr>
+        <w:tc>
+          <w:tcPr>
+            <w:tcW w:type="dxa" w:w="7296"/>
+          </w:tcPr>
+          <w:p>
+            <w:r>
+              <w:t xml:space="preserve">  5. 瓦锡兰区间密度</w:t>
+            </w:r>
+          </w:p>
+        </w:tc>
+        <w:tc>
+          <w:tcPr>
+            <w:tcW w:type="dxa" w:w="7296"/>
+          </w:tcPr>
+          <w:p>
+            <w:r>
+              <w:t>执行瓦锡兰区间密度测量流程。</w:t>
+            </w:r>
+          </w:p>
+        </w:tc>
+      </w:tr>
+      <w:tr>
+        <w:tc>
+          <w:tcPr>
+            <w:tcW w:type="dxa" w:w="7296"/>
+          </w:tcPr>
+          <w:p>
+            <w:r>
+              <w:t>浮子运行到高度</w:t>
+            </w:r>
+          </w:p>
+        </w:tc>
+        <w:tc>
+          <w:tcPr>
+            <w:tcW w:type="dxa" w:w="7296"/>
+          </w:tcPr>
+          <w:p>
+            <w:r>
+              <w:t>控制浮子运行到指定高度；仍作为普通测量命令入口。</w:t>
+            </w:r>
+          </w:p>
+        </w:tc>
+      </w:tr>
+      <w:tr>
+        <w:tc>
+          <w:tcPr>
+            <w:tcW w:type="dxa" w:w="7296"/>
+          </w:tcPr>
+          <w:p>
+            <w:r>
               <w:t>退出</w:t>
             </w:r>
           </w:p>
         </w:tc>
         <w:tc>
           <w:tcPr>
-            <w:tcW w:w="11736" w:type="dxa"/>
-            <w:vAlign w:val="center"/>
-            <w:tcMar>
-              <w:top w:w="45" w:type="dxa"/>
-              <w:start w:w="55" w:type="dxa"/>
-              <w:bottom w:w="45" w:type="dxa"/>
-              <w:end w:w="55" w:type="dxa"/>
-            </w:tcMar>
-          </w:tcPr>
-          <w:p>
-            <w:pPr>
-              <w:spacing w:after="0" w:line="240" w:lineRule="auto" w:before="0"/>
-              <w:jc w:val="left"/>
-            </w:pPr>
-            <w:r>
-              <w:rPr>
-                <w:rFonts w:ascii="Arial" w:hAnsi="Arial" w:eastAsia="Microsoft YaHei"/>
-                <w:b w:val="0"/>
-                <w:color w:val="232323"/>
-                <w:sz w:val="17"/>
-              </w:rPr>
+            <w:tcW w:type="dxa" w:w="7296"/>
+          </w:tcPr>
+          <w:p>
+            <w:r>
               <w:t>返回主菜单。</w:t>
             </w:r>
           </w:p>
@@ -3527,6 +3073,9 @@
       <w:pPr>
         <w:spacing w:after="20" w:line="252" w:lineRule="auto"/>
       </w:pPr>
+      <w:r>
+        <w:t>测量命令首页按现场操作语义聚合，读取部件参数位于第 6 位；水位单次测量和水位跟随放入水位测量，密度测量拆分为密度单点测量和密度分布测量。</w:t>
+      </w:r>
     </w:p>
     <w:p>
       <w:pPr>
@@ -3603,17 +3152,7 @@
             </w:tcMar>
           </w:tcPr>
           <w:p>
-            <w:pPr>
-              <w:spacing w:after="0" w:line="240" w:lineRule="auto" w:before="0"/>
-              <w:jc w:val="center"/>
-            </w:pPr>
-            <w:r>
-              <w:rPr>
-                <w:rFonts w:ascii="Arial" w:hAnsi="Arial" w:eastAsia="Microsoft YaHei"/>
-                <w:b/>
-                <w:color w:val="232323"/>
-                <w:sz w:val="17"/>
-              </w:rPr>
+            <w:r>
               <w:t>菜单项</w:t>
             </w:r>
           </w:p>
@@ -3631,17 +3170,7 @@
             </w:tcMar>
           </w:tcPr>
           <w:p>
-            <w:pPr>
-              <w:spacing w:after="0" w:line="240" w:lineRule="auto" w:before="0"/>
-              <w:jc w:val="center"/>
-            </w:pPr>
-            <w:r>
-              <w:rPr>
-                <w:rFonts w:ascii="Arial" w:hAnsi="Arial" w:eastAsia="Microsoft YaHei"/>
-                <w:b/>
-                <w:color w:val="232323"/>
-                <w:sz w:val="17"/>
-              </w:rPr>
+            <w:r>
               <w:t>说明/现场设置值</w:t>
             </w:r>
           </w:p>
@@ -3679,18 +3208,8 @@
             </w:tcMar>
           </w:tcPr>
           <w:p>
-            <w:pPr>
-              <w:spacing w:after="0" w:line="240" w:lineRule="auto" w:before="0"/>
-              <w:jc w:val="left"/>
-            </w:pPr>
-            <w:r>
-              <w:rPr>
-                <w:rFonts w:ascii="Arial" w:hAnsi="Arial" w:eastAsia="Microsoft YaHei"/>
-                <w:b w:val="0"/>
-                <w:color w:val="232323"/>
-                <w:sz w:val="17"/>
-              </w:rPr>
-              <w:t>上行</w:t>
+            <w:r>
+              <w:t>浮子运动控制</w:t>
             </w:r>
           </w:p>
         </w:tc>
@@ -3706,18 +3225,8 @@
             </w:tcMar>
           </w:tcPr>
           <w:p>
-            <w:pPr>
-              <w:spacing w:after="0" w:line="240" w:lineRule="auto" w:before="0"/>
-              <w:jc w:val="left"/>
-            </w:pPr>
-            <w:r>
-              <w:rPr>
-                <w:rFonts w:ascii="Arial" w:hAnsi="Arial" w:eastAsia="Microsoft YaHei"/>
-                <w:b w:val="0"/>
-                <w:color w:val="232323"/>
-                <w:sz w:val="17"/>
-              </w:rPr>
-              <w:t>点动/执行上行控制。</w:t>
+            <w:r>
+              <w:t>控制传感器/浮子移动的调试子菜单。</w:t>
             </w:r>
           </w:p>
         </w:tc>
@@ -3754,18 +3263,8 @@
             </w:tcMar>
           </w:tcPr>
           <w:p>
-            <w:pPr>
-              <w:spacing w:after="0" w:line="240" w:lineRule="auto" w:before="0"/>
-              <w:jc w:val="left"/>
-            </w:pPr>
-            <w:r>
-              <w:rPr>
-                <w:rFonts w:ascii="Arial" w:hAnsi="Arial" w:eastAsia="Microsoft YaHei"/>
-                <w:b w:val="0"/>
-                <w:color w:val="232323"/>
-                <w:sz w:val="17"/>
-              </w:rPr>
-              <w:t>下行</w:t>
+            <w:r>
+              <w:t xml:space="preserve">  1. 上行</w:t>
             </w:r>
           </w:p>
         </w:tc>
@@ -3781,18 +3280,8 @@
             </w:tcMar>
           </w:tcPr>
           <w:p>
-            <w:pPr>
-              <w:spacing w:after="0" w:line="240" w:lineRule="auto" w:before="0"/>
-              <w:jc w:val="left"/>
-            </w:pPr>
-            <w:r>
-              <w:rPr>
-                <w:rFonts w:ascii="Arial" w:hAnsi="Arial" w:eastAsia="Microsoft YaHei"/>
-                <w:b w:val="0"/>
-                <w:color w:val="232323"/>
-                <w:sz w:val="17"/>
-              </w:rPr>
-              <w:t>点动/执行下行控制。</w:t>
+            <w:r>
+              <w:t>按输入距离执行上行控制。</w:t>
             </w:r>
           </w:p>
         </w:tc>
@@ -3829,18 +3318,8 @@
             </w:tcMar>
           </w:tcPr>
           <w:p>
-            <w:pPr>
-              <w:spacing w:after="0" w:line="240" w:lineRule="auto" w:before="0"/>
-              <w:jc w:val="left"/>
-            </w:pPr>
-            <w:r>
-              <w:rPr>
-                <w:rFonts w:ascii="Arial" w:hAnsi="Arial" w:eastAsia="Microsoft YaHei"/>
-                <w:b w:val="0"/>
-                <w:color w:val="232323"/>
-                <w:sz w:val="17"/>
-              </w:rPr>
-              <w:t>强制上行</w:t>
+            <w:r>
+              <w:t xml:space="preserve">  2. 下行</w:t>
             </w:r>
           </w:p>
         </w:tc>
@@ -3856,18 +3335,8 @@
             </w:tcMar>
           </w:tcPr>
           <w:p>
-            <w:pPr>
-              <w:spacing w:after="0" w:line="240" w:lineRule="auto" w:before="0"/>
-              <w:jc w:val="left"/>
-            </w:pPr>
-            <w:r>
-              <w:rPr>
-                <w:rFonts w:ascii="Arial" w:hAnsi="Arial" w:eastAsia="Microsoft YaHei"/>
-                <w:b w:val="0"/>
-                <w:color w:val="232323"/>
-                <w:sz w:val="17"/>
-              </w:rPr>
-              <w:t>强制执行上行控制。</w:t>
+            <w:r>
+              <w:t>按输入距离执行下行控制。</w:t>
             </w:r>
           </w:p>
         </w:tc>
@@ -3904,18 +3373,8 @@
             </w:tcMar>
           </w:tcPr>
           <w:p>
-            <w:pPr>
-              <w:spacing w:after="0" w:line="240" w:lineRule="auto" w:before="0"/>
-              <w:jc w:val="left"/>
-            </w:pPr>
-            <w:r>
-              <w:rPr>
-                <w:rFonts w:ascii="Arial" w:hAnsi="Arial" w:eastAsia="Microsoft YaHei"/>
-                <w:b w:val="0"/>
-                <w:color w:val="232323"/>
-                <w:sz w:val="17"/>
-              </w:rPr>
-              <w:t>强制下行</w:t>
+            <w:r>
+              <w:t xml:space="preserve">  3. 强制上行</w:t>
             </w:r>
           </w:p>
         </w:tc>
@@ -3931,18 +3390,8 @@
             </w:tcMar>
           </w:tcPr>
           <w:p>
-            <w:pPr>
-              <w:spacing w:after="0" w:line="240" w:lineRule="auto" w:before="0"/>
-              <w:jc w:val="left"/>
-            </w:pPr>
-            <w:r>
-              <w:rPr>
-                <w:rFonts w:ascii="Arial" w:hAnsi="Arial" w:eastAsia="Microsoft YaHei"/>
-                <w:b w:val="0"/>
-                <w:color w:val="232323"/>
-                <w:sz w:val="17"/>
-              </w:rPr>
-              <w:t>强制执行下行控制。</w:t>
+            <w:r>
+              <w:t>强制执行上行控制。</w:t>
             </w:r>
           </w:p>
         </w:tc>
@@ -3979,18 +3428,8 @@
             </w:tcMar>
           </w:tcPr>
           <w:p>
-            <w:pPr>
-              <w:spacing w:after="0" w:line="240" w:lineRule="auto" w:before="0"/>
-              <w:jc w:val="left"/>
-            </w:pPr>
-            <w:r>
-              <w:rPr>
-                <w:rFonts w:ascii="Arial" w:hAnsi="Arial" w:eastAsia="Microsoft YaHei"/>
-                <w:b w:val="0"/>
-                <w:color w:val="232323"/>
-                <w:sz w:val="17"/>
-              </w:rPr>
-              <w:t>强制提零点</w:t>
+            <w:r>
+              <w:t xml:space="preserve">  4. 强制下行</w:t>
             </w:r>
           </w:p>
         </w:tc>
@@ -4006,18 +3445,8 @@
             </w:tcMar>
           </w:tcPr>
           <w:p>
-            <w:pPr>
-              <w:spacing w:after="0" w:line="240" w:lineRule="auto" w:before="0"/>
-              <w:jc w:val="left"/>
-            </w:pPr>
-            <w:r>
-              <w:rPr>
-                <w:rFonts w:ascii="Arial" w:hAnsi="Arial" w:eastAsia="Microsoft YaHei"/>
-                <w:b w:val="0"/>
-                <w:color w:val="232323"/>
-                <w:sz w:val="17"/>
-              </w:rPr>
-              <w:t>强制执行提零点控制。</w:t>
+            <w:r>
+              <w:t>强制执行下行控制。</w:t>
             </w:r>
           </w:p>
         </w:tc>
@@ -4054,18 +3483,8 @@
             </w:tcMar>
           </w:tcPr>
           <w:p>
-            <w:pPr>
-              <w:spacing w:after="0" w:line="240" w:lineRule="auto" w:before="0"/>
-              <w:jc w:val="left"/>
-            </w:pPr>
-            <w:r>
-              <w:rPr>
-                <w:rFonts w:ascii="Arial" w:hAnsi="Arial" w:eastAsia="Microsoft YaHei"/>
-                <w:b w:val="0"/>
-                <w:color w:val="232323"/>
-                <w:sz w:val="17"/>
-              </w:rPr>
-              <w:t>标定零点</w:t>
+            <w:r>
+              <w:t xml:space="preserve">  5. 强制提零点</w:t>
             </w:r>
           </w:p>
         </w:tc>
@@ -4081,18 +3500,8 @@
             </w:tcMar>
           </w:tcPr>
           <w:p>
-            <w:pPr>
-              <w:spacing w:after="0" w:line="240" w:lineRule="auto" w:before="0"/>
-              <w:jc w:val="left"/>
-            </w:pPr>
-            <w:r>
-              <w:rPr>
-                <w:rFonts w:ascii="Arial" w:hAnsi="Arial" w:eastAsia="Microsoft YaHei"/>
-                <w:b w:val="0"/>
-                <w:color w:val="232323"/>
-                <w:sz w:val="17"/>
-              </w:rPr>
-              <w:t>进入零点标定流程。</w:t>
+            <w:r>
+              <w:t>强制执行提零点控制。</w:t>
             </w:r>
           </w:p>
         </w:tc>
@@ -4129,18 +3538,8 @@
             </w:tcMar>
           </w:tcPr>
           <w:p>
-            <w:pPr>
-              <w:spacing w:after="0" w:line="240" w:lineRule="auto" w:before="0"/>
-              <w:jc w:val="left"/>
-            </w:pPr>
-            <w:r>
-              <w:rPr>
-                <w:rFonts w:ascii="Arial" w:hAnsi="Arial" w:eastAsia="Microsoft YaHei"/>
-                <w:b w:val="0"/>
-                <w:color w:val="232323"/>
-                <w:sz w:val="17"/>
-              </w:rPr>
-              <w:t>标定液位</w:t>
+            <w:r>
+              <w:t>标定修正</w:t>
             </w:r>
           </w:p>
         </w:tc>
@@ -4156,18 +3555,8 @@
             </w:tcMar>
           </w:tcPr>
           <w:p>
-            <w:pPr>
-              <w:spacing w:after="0" w:line="240" w:lineRule="auto" w:before="0"/>
-              <w:jc w:val="left"/>
-            </w:pPr>
-            <w:r>
-              <w:rPr>
-                <w:rFonts w:ascii="Arial" w:hAnsi="Arial" w:eastAsia="Microsoft YaHei"/>
-                <w:b w:val="0"/>
-                <w:color w:val="232323"/>
-                <w:sz w:val="17"/>
-              </w:rPr>
-              <w:t>进入液位标定流程。</w:t>
+            <w:r>
+              <w:t>零点、液位、水位和罐高标定修正子菜单。</w:t>
             </w:r>
           </w:p>
         </w:tc>
@@ -4204,18 +3593,8 @@
             </w:tcMar>
           </w:tcPr>
           <w:p>
-            <w:pPr>
-              <w:spacing w:after="0" w:line="240" w:lineRule="auto" w:before="0"/>
-              <w:jc w:val="left"/>
-            </w:pPr>
-            <w:r>
-              <w:rPr>
-                <w:rFonts w:ascii="Arial" w:hAnsi="Arial" w:eastAsia="Microsoft YaHei"/>
-                <w:b w:val="0"/>
-                <w:color w:val="232323"/>
-                <w:sz w:val="17"/>
-              </w:rPr>
-              <w:t>修正液位</w:t>
+            <w:r>
+              <w:t xml:space="preserve">  1. 标定零点</w:t>
             </w:r>
           </w:p>
         </w:tc>
@@ -4231,18 +3610,8 @@
             </w:tcMar>
           </w:tcPr>
           <w:p>
-            <w:pPr>
-              <w:spacing w:after="0" w:line="240" w:lineRule="auto" w:before="0"/>
-              <w:jc w:val="left"/>
-            </w:pPr>
-            <w:r>
-              <w:rPr>
-                <w:rFonts w:ascii="Arial" w:hAnsi="Arial" w:eastAsia="Microsoft YaHei"/>
-                <w:b w:val="0"/>
-                <w:color w:val="232323"/>
-                <w:sz w:val="17"/>
-              </w:rPr>
-              <w:t>进入液位修正流程。</w:t>
+            <w:r>
+              <w:t>进入零点标定流程。</w:t>
             </w:r>
           </w:p>
         </w:tc>
@@ -4279,18 +3648,8 @@
             </w:tcMar>
           </w:tcPr>
           <w:p>
-            <w:pPr>
-              <w:spacing w:after="0" w:line="240" w:lineRule="auto" w:before="0"/>
-              <w:jc w:val="left"/>
-            </w:pPr>
-            <w:r>
-              <w:rPr>
-                <w:rFonts w:ascii="Arial" w:hAnsi="Arial" w:eastAsia="Microsoft YaHei"/>
-                <w:b w:val="0"/>
-                <w:color w:val="232323"/>
-                <w:sz w:val="17"/>
-              </w:rPr>
-              <w:t>标定水位</w:t>
+            <w:r>
+              <w:t xml:space="preserve">  2. 标定液位</w:t>
             </w:r>
           </w:p>
         </w:tc>
@@ -4306,18 +3665,8 @@
             </w:tcMar>
           </w:tcPr>
           <w:p>
-            <w:pPr>
-              <w:spacing w:after="0" w:line="240" w:lineRule="auto" w:before="0"/>
-              <w:jc w:val="left"/>
-            </w:pPr>
-            <w:r>
-              <w:rPr>
-                <w:rFonts w:ascii="Arial" w:hAnsi="Arial" w:eastAsia="Microsoft YaHei"/>
-                <w:b w:val="0"/>
-                <w:color w:val="232323"/>
-                <w:sz w:val="17"/>
-              </w:rPr>
-              <w:t>进入水位标定流程。</w:t>
+            <w:r>
+              <w:t>进入液位标定流程。</w:t>
             </w:r>
           </w:p>
         </w:tc>
@@ -4354,18 +3703,8 @@
             </w:tcMar>
           </w:tcPr>
           <w:p>
-            <w:pPr>
-              <w:spacing w:after="0" w:line="240" w:lineRule="auto" w:before="0"/>
-              <w:jc w:val="left"/>
-            </w:pPr>
-            <w:r>
-              <w:rPr>
-                <w:rFonts w:ascii="Arial" w:hAnsi="Arial" w:eastAsia="Microsoft YaHei"/>
-                <w:b w:val="0"/>
-                <w:color w:val="232323"/>
-                <w:sz w:val="17"/>
-              </w:rPr>
-              <w:t>标定罐高</w:t>
+            <w:r>
+              <w:t xml:space="preserve">  3. 修正液位</w:t>
             </w:r>
           </w:p>
         </w:tc>
@@ -4381,18 +3720,8 @@
             </w:tcMar>
           </w:tcPr>
           <w:p>
-            <w:pPr>
-              <w:spacing w:after="0" w:line="240" w:lineRule="auto" w:before="0"/>
-              <w:jc w:val="left"/>
-            </w:pPr>
-            <w:r>
-              <w:rPr>
-                <w:rFonts w:ascii="Arial" w:hAnsi="Arial" w:eastAsia="Microsoft YaHei"/>
-                <w:b w:val="0"/>
-                <w:color w:val="232323"/>
-                <w:sz w:val="17"/>
-              </w:rPr>
-              <w:t>进入罐高标定流程。</w:t>
+            <w:r>
+              <w:t>进入液位修正流程。</w:t>
             </w:r>
           </w:p>
         </w:tc>
@@ -4429,18 +3758,8 @@
             </w:tcMar>
           </w:tcPr>
           <w:p>
-            <w:pPr>
-              <w:spacing w:after="0" w:line="240" w:lineRule="auto" w:before="0"/>
-              <w:jc w:val="left"/>
-            </w:pPr>
-            <w:r>
-              <w:rPr>
-                <w:rFonts w:ascii="Arial" w:hAnsi="Arial" w:eastAsia="Microsoft YaHei"/>
-                <w:b w:val="0"/>
-                <w:color w:val="232323"/>
-                <w:sz w:val="17"/>
-              </w:rPr>
-              <w:t>获取空载称重</w:t>
+            <w:r>
+              <w:t xml:space="preserve">  4. 标定水位</w:t>
             </w:r>
           </w:p>
         </w:tc>
@@ -4456,18 +3775,8 @@
             </w:tcMar>
           </w:tcPr>
           <w:p>
-            <w:pPr>
-              <w:spacing w:after="0" w:line="240" w:lineRule="auto" w:before="0"/>
-              <w:jc w:val="left"/>
-            </w:pPr>
-            <w:r>
-              <w:rPr>
-                <w:rFonts w:ascii="Arial" w:hAnsi="Arial" w:eastAsia="Microsoft YaHei"/>
-                <w:b w:val="0"/>
-                <w:color w:val="232323"/>
-                <w:sz w:val="17"/>
-              </w:rPr>
-              <w:t>采集空载称重值。</w:t>
+            <w:r>
+              <w:t>进入水位标定流程。</w:t>
             </w:r>
           </w:p>
         </w:tc>
@@ -4504,18 +3813,8 @@
             </w:tcMar>
           </w:tcPr>
           <w:p>
-            <w:pPr>
-              <w:spacing w:after="0" w:line="240" w:lineRule="auto" w:before="0"/>
-              <w:jc w:val="left"/>
-            </w:pPr>
-            <w:r>
-              <w:rPr>
-                <w:rFonts w:ascii="Arial" w:hAnsi="Arial" w:eastAsia="Microsoft YaHei"/>
-                <w:b w:val="0"/>
-                <w:color w:val="232323"/>
-                <w:sz w:val="17"/>
-              </w:rPr>
-              <w:t>获取满载称重</w:t>
+            <w:r>
+              <w:t xml:space="preserve">  5. 标定罐高</w:t>
             </w:r>
           </w:p>
         </w:tc>
@@ -4531,18 +3830,8 @@
             </w:tcMar>
           </w:tcPr>
           <w:p>
-            <w:pPr>
-              <w:spacing w:after="0" w:line="240" w:lineRule="auto" w:before="0"/>
-              <w:jc w:val="left"/>
-            </w:pPr>
-            <w:r>
-              <w:rPr>
-                <w:rFonts w:ascii="Arial" w:hAnsi="Arial" w:eastAsia="Microsoft YaHei"/>
-                <w:b w:val="0"/>
-                <w:color w:val="232323"/>
-                <w:sz w:val="17"/>
-              </w:rPr>
-              <w:t>采集满载称重值。</w:t>
+            <w:r>
+              <w:t>进入罐高标定流程。</w:t>
             </w:r>
           </w:p>
         </w:tc>
@@ -4579,18 +3868,8 @@
             </w:tcMar>
           </w:tcPr>
           <w:p>
-            <w:pPr>
-              <w:spacing w:after="0" w:line="240" w:lineRule="auto" w:before="0"/>
-              <w:jc w:val="left"/>
-            </w:pPr>
-            <w:r>
-              <w:rPr>
-                <w:rFonts w:ascii="Arial" w:hAnsi="Arial" w:eastAsia="Microsoft YaHei"/>
-                <w:b w:val="0"/>
-                <w:color w:val="232323"/>
-                <w:sz w:val="17"/>
-              </w:rPr>
-              <w:t>恢复出厂设置</w:t>
+            <w:r>
+              <w:t>称重标定</w:t>
             </w:r>
           </w:p>
         </w:tc>
@@ -4606,18 +3885,8 @@
             </w:tcMar>
           </w:tcPr>
           <w:p>
-            <w:pPr>
-              <w:spacing w:after="0" w:line="240" w:lineRule="auto" w:before="0"/>
-              <w:jc w:val="left"/>
-            </w:pPr>
-            <w:r>
-              <w:rPr>
-                <w:rFonts w:ascii="Arial" w:hAnsi="Arial" w:eastAsia="Microsoft YaHei"/>
-                <w:b w:val="0"/>
-                <w:color w:val="232323"/>
-                <w:sz w:val="17"/>
-              </w:rPr>
-              <w:t>执行恢复出厂设置。</w:t>
+            <w:r>
+              <w:t>空载/满载称重获取子菜单。</w:t>
             </w:r>
           </w:p>
         </w:tc>
@@ -4654,18 +3923,8 @@
             </w:tcMar>
           </w:tcPr>
           <w:p>
-            <w:pPr>
-              <w:spacing w:after="0" w:line="240" w:lineRule="auto" w:before="0"/>
-              <w:jc w:val="left"/>
-            </w:pPr>
-            <w:r>
-              <w:rPr>
-                <w:rFonts w:ascii="Arial" w:hAnsi="Arial" w:eastAsia="Microsoft YaHei"/>
-                <w:b w:val="0"/>
-                <w:color w:val="232323"/>
-                <w:sz w:val="17"/>
-              </w:rPr>
-              <w:t>进入维护模式</w:t>
+            <w:r>
+              <w:t xml:space="preserve">  1. 获取空载称重</w:t>
             </w:r>
           </w:p>
         </w:tc>
@@ -4681,18 +3940,8 @@
             </w:tcMar>
           </w:tcPr>
           <w:p>
-            <w:pPr>
-              <w:spacing w:after="0" w:line="240" w:lineRule="auto" w:before="0"/>
-              <w:jc w:val="left"/>
-            </w:pPr>
-            <w:r>
-              <w:rPr>
-                <w:rFonts w:ascii="Arial" w:hAnsi="Arial" w:eastAsia="Microsoft YaHei"/>
-                <w:b w:val="0"/>
-                <w:color w:val="232323"/>
-                <w:sz w:val="17"/>
-              </w:rPr>
-              <w:t>进入维护/工厂模式。</w:t>
+            <w:r>
+              <w:t>下发后显示“获取空载称重中”等待页和当前称重值；完成后返回称重标定菜单，故障时回状态/故障页。</w:t>
             </w:r>
           </w:p>
         </w:tc>
@@ -4729,44 +3978,156 @@
             </w:tcMar>
           </w:tcPr>
           <w:p>
-            <w:pPr>
-              <w:spacing w:after="0" w:line="240" w:lineRule="auto" w:before="0"/>
-              <w:jc w:val="left"/>
-            </w:pPr>
-            <w:r>
-              <w:rPr>
-                <w:rFonts w:ascii="Arial" w:hAnsi="Arial" w:eastAsia="Microsoft YaHei"/>
-                <w:b w:val="0"/>
-                <w:color w:val="232323"/>
-                <w:sz w:val="17"/>
-              </w:rPr>
+            <w:r>
+              <w:t xml:space="preserve">  2. 获取满载称重</w:t>
+            </w:r>
+          </w:p>
+        </w:tc>
+        <w:tc>
+          <w:tcPr>
+            <w:tcW w:w="11736" w:type="dxa"/>
+            <w:vAlign w:val="center"/>
+            <w:tcMar>
+              <w:top w:w="45" w:type="dxa"/>
+              <w:start w:w="55" w:type="dxa"/>
+              <w:bottom w:w="45" w:type="dxa"/>
+              <w:end w:w="55" w:type="dxa"/>
+            </w:tcMar>
+          </w:tcPr>
+          <w:p>
+            <w:r>
+              <w:t>下发后显示“获取满载称重中”等待页和当前称重值；完成后返回称重标定菜单，故障时回状态/故障页。</w:t>
+            </w:r>
+          </w:p>
+        </w:tc>
+      </w:tr>
+      <w:tr>
+        <w:tc>
+          <w:tcPr>
+            <w:tcW w:type="dxa" w:w="7296"/>
+          </w:tcPr>
+          <w:p>
+            <w:r>
+              <w:t>无线维护</w:t>
+            </w:r>
+          </w:p>
+        </w:tc>
+        <w:tc>
+          <w:tcPr>
+            <w:tcW w:type="dxa" w:w="7296"/>
+          </w:tcPr>
+          <w:p>
+            <w:r>
+              <w:t>无线滑环维护子菜单。</w:t>
+            </w:r>
+          </w:p>
+        </w:tc>
+      </w:tr>
+      <w:tr>
+        <w:tc>
+          <w:tcPr>
+            <w:tcW w:type="dxa" w:w="7296"/>
+          </w:tcPr>
+          <w:p>
+            <w:r>
+              <w:t xml:space="preserve">  1. 匹配无线滑环</w:t>
+            </w:r>
+          </w:p>
+        </w:tc>
+        <w:tc>
+          <w:tcPr>
+            <w:tcW w:type="dxa" w:w="7296"/>
+          </w:tcPr>
+          <w:p>
+            <w:r>
+              <w:t>匹配最近无线滑环。</w:t>
+            </w:r>
+          </w:p>
+        </w:tc>
+      </w:tr>
+      <w:tr>
+        <w:tc>
+          <w:tcPr>
+            <w:tcW w:type="dxa" w:w="7296"/>
+          </w:tcPr>
+          <w:p>
+            <w:r>
+              <w:t>系统维护</w:t>
+            </w:r>
+          </w:p>
+        </w:tc>
+        <w:tc>
+          <w:tcPr>
+            <w:tcW w:type="dxa" w:w="7296"/>
+          </w:tcPr>
+          <w:p>
+            <w:r>
+              <w:t>系统维护子菜单。</w:t>
+            </w:r>
+          </w:p>
+        </w:tc>
+      </w:tr>
+      <w:tr>
+        <w:tc>
+          <w:tcPr>
+            <w:tcW w:type="dxa" w:w="7296"/>
+          </w:tcPr>
+          <w:p>
+            <w:r>
+              <w:t xml:space="preserve">  1. 进入维护模式</w:t>
+            </w:r>
+          </w:p>
+        </w:tc>
+        <w:tc>
+          <w:tcPr>
+            <w:tcW w:type="dxa" w:w="7296"/>
+          </w:tcPr>
+          <w:p>
+            <w:r>
+              <w:t>进入维护/工厂模式。</w:t>
+            </w:r>
+          </w:p>
+        </w:tc>
+      </w:tr>
+      <w:tr>
+        <w:tc>
+          <w:tcPr>
+            <w:tcW w:type="dxa" w:w="7296"/>
+          </w:tcPr>
+          <w:p>
+            <w:r>
+              <w:t xml:space="preserve">  2. 恢复出厂设置</w:t>
+            </w:r>
+          </w:p>
+        </w:tc>
+        <w:tc>
+          <w:tcPr>
+            <w:tcW w:type="dxa" w:w="7296"/>
+          </w:tcPr>
+          <w:p>
+            <w:r>
+              <w:t>执行恢复出厂设置，保存前触发参数保护确认。</w:t>
+            </w:r>
+          </w:p>
+        </w:tc>
+      </w:tr>
+      <w:tr>
+        <w:tc>
+          <w:tcPr>
+            <w:tcW w:type="dxa" w:w="7296"/>
+          </w:tcPr>
+          <w:p>
+            <w:r>
               <w:t>退出</w:t>
             </w:r>
           </w:p>
         </w:tc>
         <w:tc>
           <w:tcPr>
-            <w:tcW w:w="11736" w:type="dxa"/>
-            <w:vAlign w:val="center"/>
-            <w:tcMar>
-              <w:top w:w="45" w:type="dxa"/>
-              <w:start w:w="55" w:type="dxa"/>
-              <w:bottom w:w="45" w:type="dxa"/>
-              <w:end w:w="55" w:type="dxa"/>
-            </w:tcMar>
-          </w:tcPr>
-          <w:p>
-            <w:pPr>
-              <w:spacing w:after="0" w:line="240" w:lineRule="auto" w:before="0"/>
-              <w:jc w:val="left"/>
-            </w:pPr>
-            <w:r>
-              <w:rPr>
-                <w:rFonts w:ascii="Arial" w:hAnsi="Arial" w:eastAsia="Microsoft YaHei"/>
-                <w:b w:val="0"/>
-                <w:color w:val="232323"/>
-                <w:sz w:val="17"/>
-              </w:rPr>
+            <w:tcW w:type="dxa" w:w="7296"/>
+          </w:tcPr>
+          <w:p>
+            <w:r>
               <w:t>返回主菜单。</w:t>
             </w:r>
           </w:p>
@@ -4777,6 +4138,9 @@
       <w:pPr>
         <w:spacing w:after="20" w:line="252" w:lineRule="auto"/>
       </w:pPr>
+      <w:r>
+        <w:t>调试指令仍需要密码进入，上行、下行和强制运动类命令保留在调试指令边界内；获取空载/满载称重下发后进入独立等待页，完成后返回称重标定菜单。</w:t>
+      </w:r>
     </w:p>
     <w:p>
       <w:pPr>
@@ -4789,7 +4153,7 @@
           <w:color w:val="232323"/>
           <w:sz w:val="18"/>
         </w:rPr>
-        <w:t>参数配置首页按 5 类展示，现场可见参数按分组展开。标定液位值、修正液位值、标定水位值、标定罐高值、单点测量位置、单点监测位置、电机运行位置、电机上行/下行距离随测量或调试指令输入，不在参数配置首页单独显示。</w:t>
+        <w:t>六、参数配置菜单</w:t>
       </w:r>
     </w:p>
     <w:p>
@@ -4865,17 +4229,7 @@
             </w:tcMar>
           </w:tcPr>
           <w:p>
-            <w:pPr>
-              <w:spacing w:after="0" w:line="240" w:lineRule="auto" w:before="0"/>
-              <w:jc w:val="center"/>
-            </w:pPr>
-            <w:r>
-              <w:rPr>
-                <w:rFonts w:ascii="Arial" w:hAnsi="Arial" w:eastAsia="Microsoft YaHei"/>
-                <w:b/>
-                <w:color w:val="232323"/>
-                <w:sz w:val="17"/>
-              </w:rPr>
+            <w:r>
               <w:t>一级入口</w:t>
             </w:r>
           </w:p>
@@ -4893,17 +4247,7 @@
             </w:tcMar>
           </w:tcPr>
           <w:p>
-            <w:pPr>
-              <w:spacing w:after="0" w:line="240" w:lineRule="auto" w:before="0"/>
-              <w:jc w:val="center"/>
-            </w:pPr>
-            <w:r>
-              <w:rPr>
-                <w:rFonts w:ascii="Arial" w:hAnsi="Arial" w:eastAsia="Microsoft YaHei"/>
-                <w:b/>
-                <w:color w:val="232323"/>
-                <w:sz w:val="17"/>
-              </w:rPr>
+            <w:r>
               <w:t>二级入口</w:t>
             </w:r>
           </w:p>
@@ -4921,17 +4265,7 @@
             </w:tcMar>
           </w:tcPr>
           <w:p>
-            <w:pPr>
-              <w:spacing w:after="0" w:line="240" w:lineRule="auto" w:before="0"/>
-              <w:jc w:val="center"/>
-            </w:pPr>
-            <w:r>
-              <w:rPr>
-                <w:rFonts w:ascii="Arial" w:hAnsi="Arial" w:eastAsia="Microsoft YaHei"/>
-                <w:b/>
-                <w:color w:val="232323"/>
-                <w:sz w:val="17"/>
-              </w:rPr>
+            <w:r>
               <w:t>程序入口/说明</w:t>
             </w:r>
           </w:p>
@@ -4969,17 +4303,7 @@
             </w:tcMar>
           </w:tcPr>
           <w:p>
-            <w:pPr>
-              <w:spacing w:after="0" w:line="240" w:lineRule="auto" w:before="0"/>
-              <w:jc w:val="left"/>
-            </w:pPr>
-            <w:r>
-              <w:rPr>
-                <w:rFonts w:ascii="Arial" w:hAnsi="Arial" w:eastAsia="Microsoft YaHei"/>
-                <w:b w:val="0"/>
-                <w:color w:val="232323"/>
-                <w:sz w:val="17"/>
-              </w:rPr>
+            <w:r>
               <w:t>测量参数</w:t>
             </w:r>
           </w:p>
@@ -4996,17 +4320,7 @@
             </w:tcMar>
           </w:tcPr>
           <w:p>
-            <w:pPr>
-              <w:spacing w:after="0" w:line="240" w:lineRule="auto" w:before="0"/>
-              <w:jc w:val="left"/>
-            </w:pPr>
-            <w:r>
-              <w:rPr>
-                <w:rFonts w:ascii="Arial" w:hAnsi="Arial" w:eastAsia="Microsoft YaHei"/>
-                <w:b w:val="0"/>
-                <w:color w:val="232323"/>
-                <w:sz w:val="17"/>
-              </w:rPr>
+            <w:r>
               <w:t>运行设置、电机与编码参数、称重参数、零点参数、液位参数、水位参数、罐底与罐高、密度测量参数、Wartsila参数、修正参数</w:t>
             </w:r>
           </w:p>
@@ -5023,17 +4337,7 @@
             </w:tcMar>
           </w:tcPr>
           <w:p>
-            <w:pPr>
-              <w:spacing w:after="0" w:line="240" w:lineRule="auto" w:before="0"/>
-              <w:jc w:val="left"/>
-            </w:pPr>
-            <w:r>
-              <w:rPr>
-                <w:rFonts w:ascii="Arial" w:hAnsi="Arial" w:eastAsia="Microsoft YaHei"/>
-                <w:b w:val="0"/>
-                <w:color w:val="232323"/>
-                <w:sz w:val="17"/>
-              </w:rPr>
+            <w:r>
               <w:t>对应 menu_measure_config()，参数页由分组自动生成。</w:t>
             </w:r>
           </w:p>
@@ -5071,17 +4375,7 @@
             </w:tcMar>
           </w:tcPr>
           <w:p>
-            <w:pPr>
-              <w:spacing w:after="0" w:line="240" w:lineRule="auto" w:before="0"/>
-              <w:jc w:val="left"/>
-            </w:pPr>
-            <w:r>
-              <w:rPr>
-                <w:rFonts w:ascii="Arial" w:hAnsi="Arial" w:eastAsia="Microsoft YaHei"/>
-                <w:b w:val="0"/>
-                <w:color w:val="232323"/>
-                <w:sz w:val="17"/>
-              </w:rPr>
+            <w:r>
               <w:t>输出配置</w:t>
             </w:r>
           </w:p>
@@ -5098,17 +4392,7 @@
             </w:tcMar>
           </w:tcPr>
           <w:p>
-            <w:pPr>
-              <w:spacing w:after="0" w:line="240" w:lineRule="auto" w:before="0"/>
-              <w:jc w:val="left"/>
-            </w:pPr>
-            <w:r>
-              <w:rPr>
-                <w:rFonts w:ascii="Arial" w:hAnsi="Arial" w:eastAsia="Microsoft YaHei"/>
-                <w:b w:val="0"/>
-                <w:color w:val="232323"/>
-                <w:sz w:val="17"/>
-              </w:rPr>
+            <w:r>
               <w:t>继电器报警输出、AO输出</w:t>
             </w:r>
           </w:p>
@@ -5125,15 +4409,7 @@
             </w:tcMar>
           </w:tcPr>
           <w:p>
-            <w:pPr>
-              <w:spacing w:after="0" w:line="240" w:lineRule="auto" w:before="0"/>
-            </w:pPr>
-            <w:r>
-              <w:rPr>
-                <w:rFonts w:ascii="Arial" w:hAnsi="Arial" w:eastAsia="Microsoft YaHei"/>
-                <w:color w:val="232323"/>
-                <w:sz w:val="17"/>
-              </w:rPr>
+            <w:r>
               <w:t>继电器按 R1~R4 分页，每路再分“通道设置”“报警配置”和只读“报警状态”。</w:t>
             </w:r>
           </w:p>
@@ -5171,17 +4447,7 @@
             </w:tcMar>
           </w:tcPr>
           <w:p>
-            <w:pPr>
-              <w:spacing w:after="0" w:line="240" w:lineRule="auto" w:before="0"/>
-              <w:jc w:val="left"/>
-            </w:pPr>
-            <w:r>
-              <w:rPr>
-                <w:rFonts w:ascii="Arial" w:hAnsi="Arial" w:eastAsia="Microsoft YaHei"/>
-                <w:b w:val="0"/>
-                <w:color w:val="232323"/>
-                <w:sz w:val="17"/>
-              </w:rPr>
+            <w:r>
               <w:t>通信设置</w:t>
             </w:r>
           </w:p>
@@ -5198,17 +4464,7 @@
             </w:tcMar>
           </w:tcPr>
           <w:p>
-            <w:pPr>
-              <w:spacing w:after="0" w:line="240" w:lineRule="auto" w:before="0"/>
-              <w:jc w:val="left"/>
-            </w:pPr>
-            <w:r>
-              <w:rPr>
-                <w:rFonts w:ascii="Arial" w:hAnsi="Arial" w:eastAsia="Microsoft YaHei"/>
-                <w:b w:val="0"/>
-                <w:color w:val="232323"/>
-                <w:sz w:val="17"/>
-              </w:rPr>
+            <w:r>
               <w:t>COM1配置、COM2配置、COM3配置</w:t>
             </w:r>
           </w:p>
@@ -5225,17 +4481,7 @@
             </w:tcMar>
           </w:tcPr>
           <w:p>
-            <w:pPr>
-              <w:spacing w:after="0" w:line="240" w:lineRule="auto" w:before="0"/>
-              <w:jc w:val="left"/>
-            </w:pPr>
-            <w:r>
-              <w:rPr>
-                <w:rFonts w:ascii="Arial" w:hAnsi="Arial" w:eastAsia="Microsoft YaHei"/>
-                <w:b w:val="0"/>
-                <w:color w:val="232323"/>
-                <w:sz w:val="17"/>
-              </w:rPr>
+            <w:r>
               <w:t>协议项只显示计量仪、瓦锡兰、LTD、SI7000；保存后按协议自动收敛串口参数。</w:t>
             </w:r>
           </w:p>
@@ -5273,17 +4519,7 @@
             </w:tcMar>
           </w:tcPr>
           <w:p>
-            <w:pPr>
-              <w:spacing w:after="0" w:line="240" w:lineRule="auto" w:before="0"/>
-              <w:jc w:val="left"/>
-            </w:pPr>
-            <w:r>
-              <w:rPr>
-                <w:rFonts w:ascii="Arial" w:hAnsi="Arial" w:eastAsia="Microsoft YaHei"/>
-                <w:b w:val="0"/>
-                <w:color w:val="232323"/>
-                <w:sz w:val="17"/>
-              </w:rPr>
+            <w:r>
               <w:t>显示设置</w:t>
             </w:r>
           </w:p>
@@ -5300,17 +4536,7 @@
             </w:tcMar>
           </w:tcPr>
           <w:p>
-            <w:pPr>
-              <w:spacing w:after="0" w:line="240" w:lineRule="auto" w:before="0"/>
-              <w:jc w:val="left"/>
-            </w:pPr>
-            <w:r>
-              <w:rPr>
-                <w:rFonts w:ascii="Arial" w:hAnsi="Arial" w:eastAsia="Microsoft YaHei"/>
-                <w:b w:val="0"/>
-                <w:color w:val="232323"/>
-                <w:sz w:val="17"/>
-              </w:rPr>
+            <w:r>
               <w:t>显示基础、数据源与手输值</w:t>
             </w:r>
           </w:p>
@@ -5327,18 +4553,8 @@
             </w:tcMar>
           </w:tcPr>
           <w:p>
-            <w:pPr>
-              <w:spacing w:after="0" w:line="240" w:lineRule="auto" w:before="0"/>
-              <w:jc w:val="left"/>
-            </w:pPr>
-            <w:r>
-              <w:rPr>
-                <w:rFonts w:ascii="Arial" w:hAnsi="Arial" w:eastAsia="Microsoft YaHei"/>
-                <w:b w:val="0"/>
-                <w:color w:val="232323"/>
-                <w:sz w:val="17"/>
-              </w:rPr>
-              <w:t>显示基础含版本、语言、小数位、密码、息屏；数据源与手输值按液位/水位/密度/温度分组。</w:t>
+            <w:r>
+              <w:t>显示基础含版本、屏幕亮度、语言、小数位、密码、息屏；数据源与手输值按液位/水位/密度/温度分组。</w:t>
             </w:r>
           </w:p>
         </w:tc>
@@ -5375,17 +4591,7 @@
             </w:tcMar>
           </w:tcPr>
           <w:p>
-            <w:pPr>
-              <w:spacing w:after="0" w:line="240" w:lineRule="auto" w:before="0"/>
-              <w:jc w:val="left"/>
-            </w:pPr>
-            <w:r>
-              <w:rPr>
-                <w:rFonts w:ascii="Arial" w:hAnsi="Arial" w:eastAsia="Microsoft YaHei"/>
-                <w:b w:val="0"/>
-                <w:color w:val="232323"/>
-                <w:sz w:val="17"/>
-              </w:rPr>
+            <w:r>
               <w:t>维护设置</w:t>
             </w:r>
           </w:p>
@@ -5402,17 +4608,7 @@
             </w:tcMar>
           </w:tcPr>
           <w:p>
-            <w:pPr>
-              <w:spacing w:after="0" w:line="240" w:lineRule="auto" w:before="0"/>
-              <w:jc w:val="left"/>
-            </w:pPr>
-            <w:r>
-              <w:rPr>
-                <w:rFonts w:ascii="Arial" w:hAnsi="Arial" w:eastAsia="Microsoft YaHei"/>
-                <w:b w:val="0"/>
-                <w:color w:val="232323"/>
-                <w:sz w:val="17"/>
-              </w:rPr>
+            <w:r>
               <w:t>设备信息、参数校验</w:t>
             </w:r>
           </w:p>
@@ -5429,16 +4625,7 @@
             </w:tcMar>
           </w:tcPr>
           <w:p>
-            <w:pPr>
-              <w:spacing w:after="0" w:line="240" w:lineRule="auto" w:before="0"/>
-              <w:jc w:val="left"/>
-            </w:pPr>
-            <w:r>
-              <w:rPr>
-                <w:rFonts w:ascii="Arial" w:hAnsi="Arial" w:eastAsia="Microsoft YaHei"/>
-                <w:color w:val="232323"/>
-                <w:sz w:val="17"/>
-              </w:rPr>
+            <w:r>
               <w:t>设备版本、协议版本和参数校验信息以只读核对为主；版本字段按 Vx.x.x.x，魔术字和 CRC 按 0xXXXXXXXX 显示。</w:t>
             </w:r>
           </w:p>
@@ -35425,7 +34612,7 @@
           <w:color w:val="5A5A5A"/>
           <w:sz w:val="17"/>
         </w:rPr>
-        <w:t>菜单路径：参数配置 -&gt; 显示设置 -&gt; 显示基础。当前程序把 CPU3程序版本、语言、小数点位数、屏幕密码、息屏开关放在同一页。</w:t>
+        <w:t>菜单路径：参数配置 -&gt; 显示设置 -&gt; 显示基础。当前程序把 CPU3程序版本、屏幕亮度、语言、小数点位数、屏幕密码、息屏开关放在同一页。</w:t>
       </w:r>
     </w:p>
     <w:tbl>
@@ -35491,17 +34678,7 @@
             </w:tcMar>
           </w:tcPr>
           <w:p>
-            <w:pPr>
-              <w:spacing w:after="0" w:line="240" w:lineRule="auto" w:before="0"/>
-              <w:jc w:val="center"/>
-            </w:pPr>
-            <w:r>
-              <w:rPr>
-                <w:rFonts w:ascii="Arial" w:hAnsi="Arial" w:eastAsia="Microsoft YaHei"/>
-                <w:b/>
-                <w:color w:val="232323"/>
-                <w:sz w:val="16"/>
-              </w:rPr>
+            <w:r>
               <w:t>参数名称</w:t>
             </w:r>
           </w:p>
@@ -35519,17 +34696,7 @@
             </w:tcMar>
           </w:tcPr>
           <w:p>
-            <w:pPr>
-              <w:spacing w:after="0" w:line="240" w:lineRule="auto" w:before="0"/>
-              <w:jc w:val="center"/>
-            </w:pPr>
-            <w:r>
-              <w:rPr>
-                <w:rFonts w:ascii="Arial" w:hAnsi="Arial" w:eastAsia="Microsoft YaHei"/>
-                <w:b/>
-                <w:color w:val="232323"/>
-                <w:sz w:val="16"/>
-              </w:rPr>
+            <w:r>
               <w:t>参数含义</w:t>
             </w:r>
           </w:p>
@@ -35547,17 +34714,7 @@
             </w:tcMar>
           </w:tcPr>
           <w:p>
-            <w:pPr>
-              <w:spacing w:after="0" w:line="240" w:lineRule="auto" w:before="0"/>
-              <w:jc w:val="center"/>
-            </w:pPr>
-            <w:r>
-              <w:rPr>
-                <w:rFonts w:ascii="Arial" w:hAnsi="Arial" w:eastAsia="Microsoft YaHei"/>
-                <w:b/>
-                <w:color w:val="232323"/>
-                <w:sz w:val="16"/>
-              </w:rPr>
+            <w:r>
               <w:t>权限 / 范围/选项</w:t>
             </w:r>
           </w:p>
@@ -35575,17 +34732,7 @@
             </w:tcMar>
           </w:tcPr>
           <w:p>
-            <w:pPr>
-              <w:spacing w:after="0" w:line="240" w:lineRule="auto" w:before="0"/>
-              <w:jc w:val="center"/>
-            </w:pPr>
-            <w:r>
-              <w:rPr>
-                <w:rFonts w:ascii="Arial" w:hAnsi="Arial" w:eastAsia="Microsoft YaHei"/>
-                <w:b/>
-                <w:color w:val="232323"/>
-                <w:sz w:val="16"/>
-              </w:rPr>
+            <w:r>
               <w:t>单位/小数</w:t>
             </w:r>
           </w:p>
@@ -35603,17 +34750,7 @@
             </w:tcMar>
           </w:tcPr>
           <w:p>
-            <w:pPr>
-              <w:spacing w:after="0" w:line="240" w:lineRule="auto" w:before="0"/>
-              <w:jc w:val="center"/>
-            </w:pPr>
-            <w:r>
-              <w:rPr>
-                <w:rFonts w:ascii="Arial" w:hAnsi="Arial" w:eastAsia="Microsoft YaHei"/>
-                <w:b/>
-                <w:color w:val="232323"/>
-                <w:sz w:val="16"/>
-              </w:rPr>
+            <w:r>
               <w:t>出厂默认值</w:t>
             </w:r>
           </w:p>
@@ -35631,17 +34768,7 @@
             </w:tcMar>
           </w:tcPr>
           <w:p>
-            <w:pPr>
-              <w:spacing w:after="0" w:line="240" w:lineRule="auto" w:before="0"/>
-              <w:jc w:val="center"/>
-            </w:pPr>
-            <w:r>
-              <w:rPr>
-                <w:rFonts w:ascii="Arial" w:hAnsi="Arial" w:eastAsia="Microsoft YaHei"/>
-                <w:b/>
-                <w:color w:val="232323"/>
-                <w:sz w:val="16"/>
-              </w:rPr>
+            <w:r>
               <w:t>现场设置值 / 备注</w:t>
             </w:r>
           </w:p>
@@ -35679,17 +34806,7 @@
             </w:tcMar>
           </w:tcPr>
           <w:p>
-            <w:pPr>
-              <w:spacing w:after="0" w:line="240" w:lineRule="auto" w:before="0"/>
-              <w:jc w:val="left"/>
-            </w:pPr>
-            <w:r>
-              <w:rPr>
-                <w:rFonts w:ascii="Arial" w:hAnsi="Arial" w:eastAsia="Microsoft YaHei"/>
-                <w:b w:val="0"/>
-                <w:color w:val="232323"/>
-                <w:sz w:val="16"/>
-              </w:rPr>
+            <w:r>
               <w:t>CPU3程序版本（C3版本）</w:t>
             </w:r>
           </w:p>
@@ -35706,18 +34823,8 @@
             </w:tcMar>
           </w:tcPr>
           <w:p>
-            <w:pPr>
-              <w:spacing w:after="0" w:line="240" w:lineRule="auto" w:before="0"/>
-              <w:jc w:val="left"/>
-            </w:pPr>
-            <w:r>
-              <w:rPr>
-                <w:rFonts w:ascii="Arial" w:hAnsi="Arial" w:eastAsia="Microsoft YaHei"/>
-                <w:b w:val="0"/>
-                <w:color w:val="232323"/>
-                <w:sz w:val="16"/>
-              </w:rPr>
-              <w:t>用于现场查看或配置“CPU3程序版本”。</w:t>
+            <w:r>
+              <w:t>用于现场查看 CPU3 显示板程序版本。</w:t>
             </w:r>
           </w:p>
         </w:tc>
@@ -35733,17 +34840,7 @@
             </w:tcMar>
           </w:tcPr>
           <w:p>
-            <w:pPr>
-              <w:spacing w:after="0" w:line="240" w:lineRule="auto" w:before="0"/>
-              <w:jc w:val="left"/>
-            </w:pPr>
-            <w:r>
-              <w:rPr>
-                <w:rFonts w:ascii="Arial" w:hAnsi="Arial" w:eastAsia="Microsoft YaHei"/>
-                <w:b w:val="0"/>
-                <w:color w:val="232323"/>
-                <w:sz w:val="16"/>
-              </w:rPr>
+            <w:r>
               <w:t>只读</w:t>
             </w:r>
           </w:p>
@@ -35760,15 +34857,7 @@
             </w:tcMar>
           </w:tcPr>
           <w:p>
-            <w:pPr>
-              <w:spacing w:after="0" w:line="240" w:lineRule="auto" w:before="0"/>
-            </w:pPr>
-            <w:r>
-              <w:rPr>
-                <w:rFonts w:ascii="Arial" w:hAnsi="Arial" w:eastAsia="Microsoft YaHei"/>
-                <w:color w:val="232323"/>
-                <w:sz w:val="16"/>
-              </w:rPr>
+            <w:r>
               <w:t>- / Vx.x.x.x</w:t>
             </w:r>
           </w:p>
@@ -35785,15 +34874,8 @@
             </w:tcMar>
           </w:tcPr>
           <w:p>
-            <w:pPr>
-              <w:spacing w:before="0" w:after="0" w:line="240" w:lineRule="auto"/>
-            </w:pPr>
-            <w:r>
-              <w:rPr>
-                <w:rFonts w:ascii="Arial" w:hAnsi="Arial" w:eastAsia="Microsoft YaHei"/>
-                <w:sz w:val="16"/>
-              </w:rPr>
-              <w:t>V1.11.1.4（当前 CPU3 固件版本）</w:t>
+            <w:r>
+              <w:t>V1.14.0.0（当前 CPU3 固件版本）</w:t>
             </w:r>
           </w:p>
         </w:tc>
@@ -35809,10 +34891,7 @@
             </w:tcMar>
           </w:tcPr>
           <w:p>
-            <w:pPr>
-              <w:spacing w:after="0" w:line="240" w:lineRule="auto" w:before="0"/>
-              <w:jc w:val="left"/>
-            </w:pPr>
+            <w:r/>
           </w:p>
         </w:tc>
       </w:tr>
@@ -35848,18 +34927,8 @@
             </w:tcMar>
           </w:tcPr>
           <w:p>
-            <w:pPr>
-              <w:spacing w:after="0" w:line="240" w:lineRule="auto" w:before="0"/>
-              <w:jc w:val="left"/>
-            </w:pPr>
-            <w:r>
-              <w:rPr>
-                <w:rFonts w:ascii="Arial" w:hAnsi="Arial" w:eastAsia="Microsoft YaHei"/>
-                <w:b w:val="0"/>
-                <w:color w:val="232323"/>
-                <w:sz w:val="16"/>
-              </w:rPr>
-              <w:t>语言</w:t>
+            <w:r>
+              <w:t>屏幕亮度</w:t>
             </w:r>
           </w:p>
         </w:tc>
@@ -35875,18 +34944,8 @@
             </w:tcMar>
           </w:tcPr>
           <w:p>
-            <w:pPr>
-              <w:spacing w:after="0" w:line="240" w:lineRule="auto" w:before="0"/>
-              <w:jc w:val="left"/>
-            </w:pPr>
-            <w:r>
-              <w:rPr>
-                <w:rFonts w:ascii="Arial" w:hAnsi="Arial" w:eastAsia="Microsoft YaHei"/>
-                <w:b w:val="0"/>
-                <w:color w:val="232323"/>
-                <w:sz w:val="16"/>
-              </w:rPr>
-              <w:t>选择屏幕显示语言。</w:t>
+            <w:r>
+              <w:t>设置 OLED 屏幕亮度挡位。</w:t>
             </w:r>
           </w:p>
         </w:tc>
@@ -35902,18 +34961,8 @@
             </w:tcMar>
           </w:tcPr>
           <w:p>
-            <w:pPr>
-              <w:spacing w:after="0" w:line="240" w:lineRule="auto" w:before="0"/>
-              <w:jc w:val="left"/>
-            </w:pPr>
-            <w:r>
-              <w:rPr>
-                <w:rFonts w:ascii="Arial" w:hAnsi="Arial" w:eastAsia="Microsoft YaHei"/>
-                <w:b w:val="0"/>
-                <w:color w:val="232323"/>
-                <w:sz w:val="16"/>
-              </w:rPr>
-              <w:t>可写；0=中文；1=英文</w:t>
+            <w:r>
+              <w:t>可写；0=低；1=中低；2=中；3=中高；4=高</w:t>
             </w:r>
           </w:p>
         </w:tc>
@@ -35929,17 +34978,7 @@
             </w:tcMar>
           </w:tcPr>
           <w:p>
-            <w:pPr>
-              <w:spacing w:after="0" w:line="240" w:lineRule="auto" w:before="0"/>
-              <w:jc w:val="left"/>
-            </w:pPr>
-            <w:r>
-              <w:rPr>
-                <w:rFonts w:ascii="Arial" w:hAnsi="Arial" w:eastAsia="Microsoft YaHei"/>
-                <w:b w:val="0"/>
-                <w:color w:val="232323"/>
-                <w:sz w:val="16"/>
-              </w:rPr>
+            <w:r>
               <w:t>- / 整数</w:t>
             </w:r>
           </w:p>
@@ -35956,18 +34995,8 @@
             </w:tcMar>
           </w:tcPr>
           <w:p>
-            <w:pPr>
-              <w:spacing w:after="0" w:line="240" w:lineRule="auto" w:before="0"/>
-              <w:jc w:val="left"/>
-            </w:pPr>
-            <w:r>
-              <w:rPr>
-                <w:rFonts w:ascii="Arial" w:hAnsi="Arial" w:eastAsia="Microsoft YaHei"/>
-                <w:b w:val="0"/>
-                <w:color w:val="232323"/>
-                <w:sz w:val="16"/>
-              </w:rPr>
-              <w:t>0（中文）</w:t>
+            <w:r>
+              <w:t>1（中低）</w:t>
             </w:r>
           </w:p>
         </w:tc>
@@ -35983,10 +35012,9 @@
             </w:tcMar>
           </w:tcPr>
           <w:p>
-            <w:pPr>
-              <w:spacing w:after="0" w:line="240" w:lineRule="auto" w:before="0"/>
-              <w:jc w:val="left"/>
-            </w:pPr>
+            <w:r>
+              <w:t>保存后立即应用到 OLED 对比度。</w:t>
+            </w:r>
           </w:p>
         </w:tc>
       </w:tr>
@@ -36022,18 +35050,8 @@
             </w:tcMar>
           </w:tcPr>
           <w:p>
-            <w:pPr>
-              <w:spacing w:after="0" w:line="240" w:lineRule="auto" w:before="0"/>
-              <w:jc w:val="left"/>
-            </w:pPr>
-            <w:r>
-              <w:rPr>
-                <w:rFonts w:ascii="Arial" w:hAnsi="Arial" w:eastAsia="Microsoft YaHei"/>
-                <w:b w:val="0"/>
-                <w:color w:val="232323"/>
-                <w:sz w:val="16"/>
-              </w:rPr>
-              <w:t>小数点位数（小数点位）</w:t>
+            <w:r>
+              <w:t>语言</w:t>
             </w:r>
           </w:p>
         </w:tc>
@@ -36049,18 +35067,8 @@
             </w:tcMar>
           </w:tcPr>
           <w:p>
-            <w:pPr>
-              <w:spacing w:after="0" w:line="240" w:lineRule="auto" w:before="0"/>
-              <w:jc w:val="left"/>
-            </w:pPr>
-            <w:r>
-              <w:rPr>
-                <w:rFonts w:ascii="Arial" w:hAnsi="Arial" w:eastAsia="Microsoft YaHei"/>
-                <w:b w:val="0"/>
-                <w:color w:val="232323"/>
-                <w:sz w:val="16"/>
-              </w:rPr>
-              <w:t>设置屏幕显示数值的小数位数。</w:t>
+            <w:r>
+              <w:t>选择屏幕显示语言。</w:t>
             </w:r>
           </w:p>
         </w:tc>
@@ -36076,18 +35084,8 @@
             </w:tcMar>
           </w:tcPr>
           <w:p>
-            <w:pPr>
-              <w:spacing w:after="0" w:line="240" w:lineRule="auto" w:before="0"/>
-              <w:jc w:val="left"/>
-            </w:pPr>
-            <w:r>
-              <w:rPr>
-                <w:rFonts w:ascii="Arial" w:hAnsi="Arial" w:eastAsia="Microsoft YaHei"/>
-                <w:b w:val="0"/>
-                <w:color w:val="232323"/>
-                <w:sz w:val="16"/>
-              </w:rPr>
-              <w:t>可写；0/1/2/3/4 位</w:t>
+            <w:r>
+              <w:t>可写；0=中文；1=英文</w:t>
             </w:r>
           </w:p>
         </w:tc>
@@ -36103,18 +35101,8 @@
             </w:tcMar>
           </w:tcPr>
           <w:p>
-            <w:pPr>
-              <w:spacing w:after="0" w:line="240" w:lineRule="auto" w:before="0"/>
-              <w:jc w:val="left"/>
-            </w:pPr>
-            <w:r>
-              <w:rPr>
-                <w:rFonts w:ascii="Arial" w:hAnsi="Arial" w:eastAsia="Microsoft YaHei"/>
-                <w:b w:val="0"/>
-                <w:color w:val="232323"/>
-                <w:sz w:val="16"/>
-              </w:rPr>
-              <w:t>位 / 整数</w:t>
+            <w:r>
+              <w:t>- / 整数</w:t>
             </w:r>
           </w:p>
         </w:tc>
@@ -36130,18 +35118,8 @@
             </w:tcMar>
           </w:tcPr>
           <w:p>
-            <w:pPr>
-              <w:spacing w:after="0" w:line="240" w:lineRule="auto" w:before="0"/>
-              <w:jc w:val="left"/>
-            </w:pPr>
-            <w:r>
-              <w:rPr>
-                <w:rFonts w:ascii="Arial" w:hAnsi="Arial" w:eastAsia="Microsoft YaHei"/>
-                <w:b w:val="0"/>
-                <w:color w:val="232323"/>
-                <w:sz w:val="16"/>
-              </w:rPr>
-              <w:t>2</w:t>
+            <w:r>
+              <w:t>0（中文）</w:t>
             </w:r>
           </w:p>
         </w:tc>
@@ -36157,10 +35135,7 @@
             </w:tcMar>
           </w:tcPr>
           <w:p>
-            <w:pPr>
-              <w:spacing w:after="0" w:line="240" w:lineRule="auto" w:before="0"/>
-              <w:jc w:val="left"/>
-            </w:pPr>
+            <w:r/>
           </w:p>
         </w:tc>
       </w:tr>
@@ -36196,18 +35171,8 @@
             </w:tcMar>
           </w:tcPr>
           <w:p>
-            <w:pPr>
-              <w:spacing w:after="0" w:line="240" w:lineRule="auto" w:before="0"/>
-              <w:jc w:val="left"/>
-            </w:pPr>
-            <w:r>
-              <w:rPr>
-                <w:rFonts w:ascii="Arial" w:hAnsi="Arial" w:eastAsia="Microsoft YaHei"/>
-                <w:b w:val="0"/>
-                <w:color w:val="232323"/>
-                <w:sz w:val="16"/>
-              </w:rPr>
-              <w:t>屏幕密码</w:t>
+            <w:r>
+              <w:t>小数点位数（小数点位）</w:t>
             </w:r>
           </w:p>
         </w:tc>
@@ -36223,18 +35188,8 @@
             </w:tcMar>
           </w:tcPr>
           <w:p>
-            <w:pPr>
-              <w:spacing w:after="0" w:line="240" w:lineRule="auto" w:before="0"/>
-              <w:jc w:val="left"/>
-            </w:pPr>
-            <w:r>
-              <w:rPr>
-                <w:rFonts w:ascii="Arial" w:hAnsi="Arial" w:eastAsia="Microsoft YaHei"/>
-                <w:b w:val="0"/>
-                <w:color w:val="232323"/>
-                <w:sz w:val="16"/>
-              </w:rPr>
-              <w:t>设置进入屏幕菜单时使用的密码。</w:t>
+            <w:r>
+              <w:t>设置屏幕显示数值的小数位数。</w:t>
             </w:r>
           </w:p>
         </w:tc>
@@ -36250,18 +35205,8 @@
             </w:tcMar>
           </w:tcPr>
           <w:p>
-            <w:pPr>
-              <w:spacing w:after="0" w:line="240" w:lineRule="auto" w:before="0"/>
-              <w:jc w:val="left"/>
-            </w:pPr>
-            <w:r>
-              <w:rPr>
-                <w:rFonts w:ascii="Arial" w:hAnsi="Arial" w:eastAsia="Microsoft YaHei"/>
-                <w:b w:val="0"/>
-                <w:color w:val="232323"/>
-                <w:sz w:val="16"/>
-              </w:rPr>
-              <w:t>可写；0 ~ 9999</w:t>
+            <w:r>
+              <w:t>可写；0/1/2/3/4 位</w:t>
             </w:r>
           </w:p>
         </w:tc>
@@ -36277,18 +35222,8 @@
             </w:tcMar>
           </w:tcPr>
           <w:p>
-            <w:pPr>
-              <w:spacing w:after="0" w:line="240" w:lineRule="auto" w:before="0"/>
-              <w:jc w:val="left"/>
-            </w:pPr>
-            <w:r>
-              <w:rPr>
-                <w:rFonts w:ascii="Arial" w:hAnsi="Arial" w:eastAsia="Microsoft YaHei"/>
-                <w:b w:val="0"/>
-                <w:color w:val="232323"/>
-                <w:sz w:val="16"/>
-              </w:rPr>
-              <w:t>- / 整数</w:t>
+            <w:r>
+              <w:t>位 / 整数</w:t>
             </w:r>
           </w:p>
         </w:tc>
@@ -36304,10 +35239,9 @@
             </w:tcMar>
           </w:tcPr>
           <w:p>
-            <w:pPr>
-              <w:spacing w:after="0" w:line="240" w:lineRule="auto" w:before="0"/>
-              <w:jc w:val="left"/>
-            </w:pPr>
+            <w:r>
+              <w:t>2</w:t>
+            </w:r>
           </w:p>
         </w:tc>
         <w:tc>
@@ -36322,19 +35256,7 @@
             </w:tcMar>
           </w:tcPr>
           <w:p>
-            <w:pPr>
-              <w:spacing w:after="0" w:line="240" w:lineRule="auto" w:before="0"/>
-              <w:jc w:val="left"/>
-            </w:pPr>
-            <w:r>
-              <w:rPr>
-                <w:rFonts w:ascii="Arial" w:hAnsi="Arial" w:eastAsia="Microsoft YaHei"/>
-                <w:b w:val="0"/>
-                <w:color w:val="232323"/>
-                <w:sz w:val="16"/>
-              </w:rPr>
-              <w:t>按现场配置填写。</w:t>
-            </w:r>
+            <w:r/>
           </w:p>
         </w:tc>
       </w:tr>
@@ -36370,149 +35292,152 @@
             </w:tcMar>
           </w:tcPr>
           <w:p>
-            <w:pPr>
-              <w:spacing w:after="0" w:line="240" w:lineRule="auto" w:before="0"/>
-              <w:jc w:val="left"/>
-            </w:pPr>
-            <w:r>
-              <w:rPr>
-                <w:rFonts w:ascii="Arial" w:hAnsi="Arial" w:eastAsia="Microsoft YaHei"/>
-                <w:b w:val="0"/>
-                <w:color w:val="232323"/>
-                <w:sz w:val="16"/>
-              </w:rPr>
+            <w:r>
+              <w:t>屏幕密码</w:t>
+            </w:r>
+          </w:p>
+        </w:tc>
+        <w:tc>
+          <w:tcPr>
+            <w:tcW w:w="3600" w:type="dxa"/>
+            <w:vAlign w:val="center"/>
+            <w:tcMar>
+              <w:top w:w="45" w:type="dxa"/>
+              <w:start w:w="55" w:type="dxa"/>
+              <w:bottom w:w="45" w:type="dxa"/>
+              <w:end w:w="55" w:type="dxa"/>
+            </w:tcMar>
+          </w:tcPr>
+          <w:p>
+            <w:r>
+              <w:t>设置进入屏幕菜单时使用的密码。</w:t>
+            </w:r>
+          </w:p>
+        </w:tc>
+        <w:tc>
+          <w:tcPr>
+            <w:tcW w:w="2232" w:type="dxa"/>
+            <w:vAlign w:val="center"/>
+            <w:tcMar>
+              <w:top w:w="45" w:type="dxa"/>
+              <w:start w:w="55" w:type="dxa"/>
+              <w:bottom w:w="45" w:type="dxa"/>
+              <w:end w:w="55" w:type="dxa"/>
+            </w:tcMar>
+          </w:tcPr>
+          <w:p>
+            <w:r>
+              <w:t>可写；0 ~ 9999</w:t>
+            </w:r>
+          </w:p>
+        </w:tc>
+        <w:tc>
+          <w:tcPr>
+            <w:tcW w:w="1656" w:type="dxa"/>
+            <w:vAlign w:val="center"/>
+            <w:tcMar>
+              <w:top w:w="45" w:type="dxa"/>
+              <w:start w:w="55" w:type="dxa"/>
+              <w:bottom w:w="45" w:type="dxa"/>
+              <w:end w:w="55" w:type="dxa"/>
+            </w:tcMar>
+          </w:tcPr>
+          <w:p>
+            <w:r>
+              <w:t>- / 整数</w:t>
+            </w:r>
+          </w:p>
+        </w:tc>
+        <w:tc>
+          <w:tcPr>
+            <w:tcW w:w="1944" w:type="dxa"/>
+            <w:vAlign w:val="center"/>
+            <w:tcMar>
+              <w:top w:w="45" w:type="dxa"/>
+              <w:start w:w="55" w:type="dxa"/>
+              <w:bottom w:w="45" w:type="dxa"/>
+              <w:end w:w="55" w:type="dxa"/>
+            </w:tcMar>
+          </w:tcPr>
+          <w:p>
+            <w:r/>
+          </w:p>
+        </w:tc>
+        <w:tc>
+          <w:tcPr>
+            <w:tcW w:w="3240" w:type="dxa"/>
+            <w:vAlign w:val="center"/>
+            <w:tcMar>
+              <w:top w:w="45" w:type="dxa"/>
+              <w:start w:w="55" w:type="dxa"/>
+              <w:bottom w:w="45" w:type="dxa"/>
+              <w:end w:w="55" w:type="dxa"/>
+            </w:tcMar>
+          </w:tcPr>
+          <w:p>
+            <w:r>
+              <w:t>按现场配置填写。</w:t>
+            </w:r>
+          </w:p>
+        </w:tc>
+      </w:tr>
+      <w:tr>
+        <w:tc>
+          <w:tcPr>
+            <w:tcW w:type="dxa" w:w="2432"/>
+          </w:tcPr>
+          <w:p>
+            <w:r>
               <w:t>息屏开关</w:t>
             </w:r>
           </w:p>
         </w:tc>
         <w:tc>
           <w:tcPr>
-            <w:tcW w:w="3600" w:type="dxa"/>
-            <w:vAlign w:val="center"/>
-            <w:tcMar>
-              <w:top w:w="45" w:type="dxa"/>
-              <w:start w:w="55" w:type="dxa"/>
-              <w:bottom w:w="45" w:type="dxa"/>
-              <w:end w:w="55" w:type="dxa"/>
-            </w:tcMar>
-          </w:tcPr>
-          <w:p>
-            <w:pPr>
-              <w:spacing w:after="0" w:line="240" w:lineRule="auto" w:before="0"/>
-              <w:jc w:val="left"/>
-            </w:pPr>
-            <w:r>
-              <w:rPr>
-                <w:rFonts w:ascii="Arial" w:hAnsi="Arial" w:eastAsia="Microsoft YaHei"/>
-                <w:b w:val="0"/>
-                <w:color w:val="232323"/>
-                <w:sz w:val="16"/>
-              </w:rPr>
+            <w:tcW w:type="dxa" w:w="2432"/>
+          </w:tcPr>
+          <w:p>
+            <w:r>
               <w:t>控制屏幕是否启用息屏功能。</w:t>
             </w:r>
           </w:p>
         </w:tc>
         <w:tc>
           <w:tcPr>
-            <w:tcW w:w="2232" w:type="dxa"/>
-            <w:vAlign w:val="center"/>
-            <w:tcMar>
-              <w:top w:w="45" w:type="dxa"/>
-              <w:start w:w="55" w:type="dxa"/>
-              <w:bottom w:w="45" w:type="dxa"/>
-              <w:end w:w="55" w:type="dxa"/>
-            </w:tcMar>
-          </w:tcPr>
-          <w:p>
-            <w:pPr>
-              <w:spacing w:after="0" w:line="240" w:lineRule="auto" w:before="0"/>
-              <w:jc w:val="left"/>
-            </w:pPr>
-            <w:r>
-              <w:rPr>
-                <w:rFonts w:ascii="Arial" w:hAnsi="Arial" w:eastAsia="Microsoft YaHei"/>
-                <w:b w:val="0"/>
-                <w:color w:val="232323"/>
-                <w:sz w:val="16"/>
-              </w:rPr>
+            <w:tcW w:type="dxa" w:w="2432"/>
+          </w:tcPr>
+          <w:p>
+            <w:r>
               <w:t>可写；0=否；1=是</w:t>
             </w:r>
           </w:p>
         </w:tc>
         <w:tc>
           <w:tcPr>
-            <w:tcW w:w="1656" w:type="dxa"/>
-            <w:vAlign w:val="center"/>
-            <w:tcMar>
-              <w:top w:w="45" w:type="dxa"/>
-              <w:start w:w="55" w:type="dxa"/>
-              <w:bottom w:w="45" w:type="dxa"/>
-              <w:end w:w="55" w:type="dxa"/>
-            </w:tcMar>
-          </w:tcPr>
-          <w:p>
-            <w:pPr>
-              <w:spacing w:after="0" w:line="240" w:lineRule="auto" w:before="0"/>
-              <w:jc w:val="left"/>
-            </w:pPr>
-            <w:r>
-              <w:rPr>
-                <w:rFonts w:ascii="Arial" w:hAnsi="Arial" w:eastAsia="Microsoft YaHei"/>
-                <w:b w:val="0"/>
-                <w:color w:val="232323"/>
-                <w:sz w:val="16"/>
-              </w:rPr>
+            <w:tcW w:type="dxa" w:w="2432"/>
+          </w:tcPr>
+          <w:p>
+            <w:r>
               <w:t>- / 整数</w:t>
             </w:r>
           </w:p>
         </w:tc>
         <w:tc>
           <w:tcPr>
-            <w:tcW w:w="1944" w:type="dxa"/>
-            <w:vAlign w:val="center"/>
-            <w:tcMar>
-              <w:top w:w="45" w:type="dxa"/>
-              <w:start w:w="55" w:type="dxa"/>
-              <w:bottom w:w="45" w:type="dxa"/>
-              <w:end w:w="55" w:type="dxa"/>
-            </w:tcMar>
-          </w:tcPr>
-          <w:p>
-            <w:pPr>
-              <w:spacing w:after="0" w:line="240" w:lineRule="auto" w:before="0"/>
-              <w:jc w:val="left"/>
-              <w:rPr>
-                <w:rFonts w:hint="default" w:eastAsia="宋体"/>
-                <w:lang w:val="en-US" w:eastAsia="zh-CN"/>
-              </w:rPr>
-            </w:pPr>
-            <w:r>
-              <w:rPr>
-                <w:rFonts w:ascii="Arial" w:hAnsi="Arial" w:eastAsia="Microsoft YaHei"/>
-                <w:b w:val="0"/>
-                <w:color w:val="232323"/>
-                <w:sz w:val="16"/>
-              </w:rPr>
+            <w:tcW w:type="dxa" w:w="2432"/>
+          </w:tcPr>
+          <w:p>
+            <w:r>
               <w:t>0（否）</w:t>
             </w:r>
           </w:p>
         </w:tc>
         <w:tc>
           <w:tcPr>
-            <w:tcW w:w="3240" w:type="dxa"/>
-            <w:vAlign w:val="center"/>
-            <w:tcMar>
-              <w:top w:w="45" w:type="dxa"/>
-              <w:start w:w="55" w:type="dxa"/>
-              <w:bottom w:w="45" w:type="dxa"/>
-              <w:end w:w="55" w:type="dxa"/>
-            </w:tcMar>
-          </w:tcPr>
-          <w:p>
-            <w:pPr>
-              <w:spacing w:after="0" w:line="240" w:lineRule="auto" w:before="0"/>
-              <w:jc w:val="left"/>
-            </w:pPr>
+            <w:tcW w:type="dxa" w:w="2432"/>
+          </w:tcPr>
+          <w:p>
+            <w:r/>
           </w:p>
         </w:tc>
       </w:tr>

--- a/docs/04_界面与菜单/LNG计量仪屏幕菜单.docx
+++ b/docs/04_界面与菜单/LNG计量仪屏幕菜单.docx
@@ -23,7 +23,7 @@
         <w:jc w:val="center"/>
       </w:pPr>
       <w:r>
-        <w:t>按当前 CPU2 V1.15.0.0 / CPU3 V1.14.0.0 程序更新版</w:t>
+        <w:t>按当前 CPU2 V1.16.0.1 / CPU3 V1.15.0.2 程序更新版（共享协议版本 10）</w:t>
       </w:r>
     </w:p>
     <w:p>
@@ -37,7 +37,7 @@
           <w:color w:val="5A5A5A"/>
           <w:sz w:val="17"/>
         </w:rPr>
-        <w:t>更新日期：2026-06-13。本文依据当前 CPU3 菜单实现、param_meta[] 参数元数据、CPU2 参数默认值、CPU3 本机参数默认值和串口协议联动逻辑整理，用于对外说明菜单结构、参数含义、权限范围、单位、出厂默认值、现场设置值和菜单返回关系。</w:t>
+        <w:t>更新日期：2026-06-17。本文依据当前 CPU3 菜单实现、param_meta[] 参数元数据、CPU2 参数默认值、CPU3 本机参数默认值、RTC 设置菜单和串口协议联动逻辑整理，用于对外说明菜单结构、参数含义、权限范围、单位、出厂默认值、现场设置值、状态页显示和菜单返回关系。</w:t>
       </w:r>
     </w:p>
     <w:p>
@@ -51,7 +51,7 @@
           <w:color w:val="5A5A5A"/>
           <w:sz w:val="17"/>
         </w:rPr>
-        <w:t>程序依据：LTD_DISPLAY_CPU3/Application/display/display_tankopera.c、LTD_DISPLAY_CPU3/Application/system_param/system_parameter.c、LTD_DISPLAY_CPU3/Application/system_param/cpu3_comm_display_params.c、LTD_DISPLAY_CPU3/Application/app_version.h。</w:t>
+        <w:t>程序依据：LTD_DISPLAY_CPU3/Application/display/display_tankopera.c、LTD_DISPLAY_CPU3/Application/display/display.c、LTD_DISPLAY_CPU3/Application/system_param/system_parameter.c、LTD_DISPLAY_CPU3/Application/system_param/cpu3_comm_display_params.c、LTD_DISPLAY_CPU3/Application/system_param/cpu3_clock.c、LTD_DISPLAY_CPU3/Application/app_version.h、LTD_MAIN_CPU2/Application/Inc/app_version.h、LTD_MAIN_CPU2/Services/ParamStorage/system_parameter.c。</w:t>
       </w:r>
     </w:p>
     <w:p>
@@ -552,8 +552,12 @@
         <w:tc>
           <w:tcPr>
             <w:tcW w:type="dxa" w:w="7296"/>
-          </w:tcPr>
-          <w:p>
+            <w:vAlign w:val="center"/>
+          </w:tcPr>
+          <w:p>
+            <w:pPr>
+              <w:jc w:val="left"/>
+            </w:pPr>
             <w:r>
               <w:t>短名说明</w:t>
             </w:r>
@@ -562,8 +566,12 @@
         <w:tc>
           <w:tcPr>
             <w:tcW w:type="dxa" w:w="7296"/>
-          </w:tcPr>
-          <w:p>
+            <w:vAlign w:val="center"/>
+          </w:tcPr>
+          <w:p>
+            <w:pPr>
+              <w:jc w:val="left"/>
+            </w:pPr>
             <w:r>
               <w:t>参数名称括号内为 OLED 屏幕菜单列表短名；无括号的参数表示屏幕显示名称与文档名称一致。</w:t>
             </w:r>
@@ -1516,6 +1524,36 @@
                 <w:sz w:val="17"/>
               </w:rPr>
               <w:t>罐高数据有效时显示罐高。</w:t>
+            </w:r>
+          </w:p>
+        </w:tc>
+      </w:tr>
+      <w:tr>
+        <w:tc>
+          <w:tcPr>
+            <w:tcW w:type="dxa" w:w="7296"/>
+            <w:vAlign w:val="center"/>
+          </w:tcPr>
+          <w:p>
+            <w:pPr>
+              <w:jc w:val="left"/>
+            </w:pPr>
+            <w:r>
+              <w:t>蓝牙RSSI</w:t>
+            </w:r>
+          </w:p>
+        </w:tc>
+        <w:tc>
+          <w:tcPr>
+            <w:tcW w:type="dxa" w:w="7296"/>
+            <w:vAlign w:val="center"/>
+          </w:tcPr>
+          <w:p>
+            <w:pPr>
+              <w:jc w:val="left"/>
+            </w:pPr>
+            <w:r>
+              <w:t>读取部件参数完成态显示蓝牙连接 RSSI；有效时显示 RSSI:&lt;value&gt;dB，无效时显示 RSSI:N/A。</w:t>
             </w:r>
           </w:p>
         </w:tc>
@@ -1602,6 +1640,9 @@
             </w:tcMar>
           </w:tcPr>
           <w:p>
+            <w:pPr>
+              <w:jc w:val="left"/>
+            </w:pPr>
             <w:r>
               <w:t>一级菜单</w:t>
             </w:r>
@@ -1620,6 +1661,9 @@
             </w:tcMar>
           </w:tcPr>
           <w:p>
+            <w:pPr>
+              <w:jc w:val="left"/>
+            </w:pPr>
             <w:r>
               <w:t>下级内容</w:t>
             </w:r>
@@ -1638,6 +1682,9 @@
             </w:tcMar>
           </w:tcPr>
           <w:p>
+            <w:pPr>
+              <w:jc w:val="left"/>
+            </w:pPr>
             <w:r>
               <w:t>说明</w:t>
             </w:r>
@@ -1676,6 +1723,9 @@
             </w:tcMar>
           </w:tcPr>
           <w:p>
+            <w:pPr>
+              <w:jc w:val="left"/>
+            </w:pPr>
             <w:r>
               <w:t>测量命令</w:t>
             </w:r>
@@ -1693,6 +1743,9 @@
             </w:tcMar>
           </w:tcPr>
           <w:p>
+            <w:pPr>
+              <w:jc w:val="left"/>
+            </w:pPr>
             <w:r>
               <w:t>提零点、液位测量、水位测量、罐高测量、综合测量、读取部件参数、密度单点测量、密度分布测量、浮子运行到高度</w:t>
             </w:r>
@@ -1710,8 +1763,11 @@
             </w:tcMar>
           </w:tcPr>
           <w:p>
-            <w:r>
-              <w:t>普通测量入口；水位和密度相关命令按子菜单聚合，读取部件参数位于第 6 位。</w:t>
+            <w:pPr>
+              <w:jc w:val="left"/>
+            </w:pPr>
+            <w:r>
+              <w:t>普通测量入口；水位和密度相关命令按子菜单聚合，读取部件参数位于第 6 位，完成态显示 debug_data、X/Y 角和 RSSI。</w:t>
             </w:r>
           </w:p>
         </w:tc>
@@ -1748,6 +1804,9 @@
             </w:tcMar>
           </w:tcPr>
           <w:p>
+            <w:pPr>
+              <w:jc w:val="left"/>
+            </w:pPr>
             <w:r>
               <w:t>参数配置</w:t>
             </w:r>
@@ -1765,6 +1824,9 @@
             </w:tcMar>
           </w:tcPr>
           <w:p>
+            <w:pPr>
+              <w:jc w:val="left"/>
+            </w:pPr>
             <w:r>
               <w:t>5 个一级入口，现场可见参数按分组展开</w:t>
             </w:r>
@@ -1782,8 +1844,11 @@
             </w:tcMar>
           </w:tcPr>
           <w:p>
-            <w:r>
-              <w:t>测量参数、输出配置、通信设置、显示设置、维护设置；标定和调试位置参数随指令输入。</w:t>
+            <w:pPr>
+              <w:jc w:val="left"/>
+            </w:pPr>
+            <w:r>
+              <w:t>测量参数、输出配置、通信设置、显示设置、维护设置；维护设置包含 RTC设置；标定和调试位置参数随指令输入。</w:t>
             </w:r>
           </w:p>
         </w:tc>
@@ -1820,6 +1885,9 @@
             </w:tcMar>
           </w:tcPr>
           <w:p>
+            <w:pPr>
+              <w:jc w:val="left"/>
+            </w:pPr>
             <w:r>
               <w:t>调试指令</w:t>
             </w:r>
@@ -1837,6 +1905,9 @@
             </w:tcMar>
           </w:tcPr>
           <w:p>
+            <w:pPr>
+              <w:jc w:val="left"/>
+            </w:pPr>
             <w:r>
               <w:t>浮子运动控制、标定修正、称重标定、无线维护、系统维护</w:t>
             </w:r>
@@ -1854,6 +1925,9 @@
             </w:tcMar>
           </w:tcPr>
           <w:p>
+            <w:pPr>
+              <w:jc w:val="left"/>
+            </w:pPr>
             <w:r>
               <w:t>15 个调试/标定命令按用途分组；上/下行仍在调试指令密码边界内。</w:t>
             </w:r>
@@ -1892,6 +1966,9 @@
             </w:tcMar>
           </w:tcPr>
           <w:p>
+            <w:pPr>
+              <w:jc w:val="left"/>
+            </w:pPr>
             <w:r>
               <w:t>语言</w:t>
             </w:r>
@@ -1909,6 +1986,9 @@
             </w:tcMar>
           </w:tcPr>
           <w:p>
+            <w:pPr>
+              <w:jc w:val="left"/>
+            </w:pPr>
             <w:r>
               <w:t>中文、英文、退出</w:t>
             </w:r>
@@ -1926,6 +2006,9 @@
             </w:tcMar>
           </w:tcPr>
           <w:p>
+            <w:pPr>
+              <w:jc w:val="left"/>
+            </w:pPr>
             <w:r>
               <w:t>切换屏幕显示语言。</w:t>
             </w:r>
@@ -1964,6 +2047,9 @@
             </w:tcMar>
           </w:tcPr>
           <w:p>
+            <w:pPr>
+              <w:jc w:val="left"/>
+            </w:pPr>
             <w:r>
               <w:t>退出</w:t>
             </w:r>
@@ -1981,6 +2067,9 @@
             </w:tcMar>
           </w:tcPr>
           <w:p>
+            <w:pPr>
+              <w:jc w:val="left"/>
+            </w:pPr>
             <w:r>
               <w:t>无下级菜单</w:t>
             </w:r>
@@ -1998,6 +2087,9 @@
             </w:tcMar>
           </w:tcPr>
           <w:p>
+            <w:pPr>
+              <w:jc w:val="left"/>
+            </w:pPr>
             <w:r>
               <w:t>退出屏幕菜单。</w:t>
             </w:r>
@@ -2020,7 +2112,7 @@
           <w:color w:val="232323"/>
           <w:sz w:val="18"/>
         </w:rPr>
-        <w:t>参数配置首页当前为：测量参数、输出配置、通信设置、显示设置、维护设置。测量命令已按水位测量、密度单点测量、密度分布测量聚合；调试指令已按浮子运动控制、标定修正、称重标定、无线维护、系统维护分组。屏幕每页最多显示 4 行，带“返回”项的页面用于回到上一级。</w:t>
+        <w:t>参数配置首页当前为：测量参数、输出配置、通信设置、显示设置、维护设置。测量命令已按水位测量、密度单点测量、密度分布测量聚合；调试指令已按浮子运动控制、标定修正、称重标定、无线维护、系统维护分组。维护设置中包含设备信息、参数校验和 RTC 设置。屏幕每页最多显示 4 行，带“返回”项的页面用于回到上一级。</w:t>
       </w:r>
     </w:p>
     <w:p>
@@ -2098,6 +2190,9 @@
             </w:tcMar>
           </w:tcPr>
           <w:p>
+            <w:pPr>
+              <w:jc w:val="left"/>
+            </w:pPr>
             <w:r>
               <w:t>菜单项</w:t>
             </w:r>
@@ -2116,6 +2211,9 @@
             </w:tcMar>
           </w:tcPr>
           <w:p>
+            <w:pPr>
+              <w:jc w:val="left"/>
+            </w:pPr>
             <w:r>
               <w:t>说明/现场设置值</w:t>
             </w:r>
@@ -2154,6 +2252,9 @@
             </w:tcMar>
           </w:tcPr>
           <w:p>
+            <w:pPr>
+              <w:jc w:val="left"/>
+            </w:pPr>
             <w:r>
               <w:t>提零点</w:t>
             </w:r>
@@ -2171,6 +2272,9 @@
             </w:tcMar>
           </w:tcPr>
           <w:p>
+            <w:pPr>
+              <w:jc w:val="left"/>
+            </w:pPr>
             <w:r>
               <w:t>执行零点提升流程。</w:t>
             </w:r>
@@ -2209,6 +2313,9 @@
             </w:tcMar>
           </w:tcPr>
           <w:p>
+            <w:pPr>
+              <w:jc w:val="left"/>
+            </w:pPr>
             <w:r>
               <w:t>液位测量</w:t>
             </w:r>
@@ -2226,6 +2333,9 @@
             </w:tcMar>
           </w:tcPr>
           <w:p>
+            <w:pPr>
+              <w:jc w:val="left"/>
+            </w:pPr>
             <w:r>
               <w:t>启动液位单次测量。</w:t>
             </w:r>
@@ -2264,6 +2374,9 @@
             </w:tcMar>
           </w:tcPr>
           <w:p>
+            <w:pPr>
+              <w:jc w:val="left"/>
+            </w:pPr>
             <w:r>
               <w:t>水位测量</w:t>
             </w:r>
@@ -2281,6 +2394,9 @@
             </w:tcMar>
           </w:tcPr>
           <w:p>
+            <w:pPr>
+              <w:jc w:val="left"/>
+            </w:pPr>
             <w:r>
               <w:t>水位测量子菜单入口。</w:t>
             </w:r>
@@ -2319,6 +2435,9 @@
             </w:tcMar>
           </w:tcPr>
           <w:p>
+            <w:pPr>
+              <w:jc w:val="left"/>
+            </w:pPr>
             <w:r>
               <w:t xml:space="preserve">  1. 水位单次测量</w:t>
             </w:r>
@@ -2336,6 +2455,9 @@
             </w:tcMar>
           </w:tcPr>
           <w:p>
+            <w:pPr>
+              <w:jc w:val="left"/>
+            </w:pPr>
             <w:r>
               <w:t>启动水位单次测量。</w:t>
             </w:r>
@@ -2374,6 +2496,9 @@
             </w:tcMar>
           </w:tcPr>
           <w:p>
+            <w:pPr>
+              <w:jc w:val="left"/>
+            </w:pPr>
             <w:r>
               <w:t xml:space="preserve">  2. 水位跟随</w:t>
             </w:r>
@@ -2391,6 +2516,9 @@
             </w:tcMar>
           </w:tcPr>
           <w:p>
+            <w:pPr>
+              <w:jc w:val="left"/>
+            </w:pPr>
             <w:r>
               <w:t>启动水位跟随测量。</w:t>
             </w:r>
@@ -2429,6 +2557,9 @@
             </w:tcMar>
           </w:tcPr>
           <w:p>
+            <w:pPr>
+              <w:jc w:val="left"/>
+            </w:pPr>
             <w:r>
               <w:t>罐高测量</w:t>
             </w:r>
@@ -2446,6 +2577,9 @@
             </w:tcMar>
           </w:tcPr>
           <w:p>
+            <w:pPr>
+              <w:jc w:val="left"/>
+            </w:pPr>
             <w:r>
               <w:t>启动罐高测量流程。</w:t>
             </w:r>
@@ -2484,6 +2618,9 @@
             </w:tcMar>
           </w:tcPr>
           <w:p>
+            <w:pPr>
+              <w:jc w:val="left"/>
+            </w:pPr>
             <w:r>
               <w:t>综合测量</w:t>
             </w:r>
@@ -2501,6 +2638,9 @@
             </w:tcMar>
           </w:tcPr>
           <w:p>
+            <w:pPr>
+              <w:jc w:val="left"/>
+            </w:pPr>
             <w:r>
               <w:t>综合执行液位、水位、密度等测量任务。</w:t>
             </w:r>
@@ -2539,6 +2679,9 @@
             </w:tcMar>
           </w:tcPr>
           <w:p>
+            <w:pPr>
+              <w:jc w:val="left"/>
+            </w:pPr>
             <w:r>
               <w:t>读取部件参数</w:t>
             </w:r>
@@ -2556,8 +2699,11 @@
             </w:tcMar>
           </w:tcPr>
           <w:p>
-            <w:r>
-              <w:t>读取部件参数和调试快照信息；位于测量命令第 6 位。</w:t>
+            <w:pPr>
+              <w:jc w:val="left"/>
+            </w:pPr>
+            <w:r>
+              <w:t>读取部件参数和调试快照信息；完成态显示位置、称重、温度、频率、电容、X/Y角和蓝牙 RSSI；位于测量命令第 6 位。</w:t>
             </w:r>
           </w:p>
         </w:tc>
@@ -2594,6 +2740,9 @@
             </w:tcMar>
           </w:tcPr>
           <w:p>
+            <w:pPr>
+              <w:jc w:val="left"/>
+            </w:pPr>
             <w:r>
               <w:t>密度单点测量</w:t>
             </w:r>
@@ -2611,6 +2760,9 @@
             </w:tcMar>
           </w:tcPr>
           <w:p>
+            <w:pPr>
+              <w:jc w:val="left"/>
+            </w:pPr>
             <w:r>
               <w:t>密度单点测量子菜单入口。</w:t>
             </w:r>
@@ -2649,6 +2801,9 @@
             </w:tcMar>
           </w:tcPr>
           <w:p>
+            <w:pPr>
+              <w:jc w:val="left"/>
+            </w:pPr>
             <w:r>
               <w:t xml:space="preserve">  1. 密度单点测量</w:t>
             </w:r>
@@ -2666,6 +2821,9 @@
             </w:tcMar>
           </w:tcPr>
           <w:p>
+            <w:pPr>
+              <w:jc w:val="left"/>
+            </w:pPr>
             <w:r>
               <w:t>在指定位置执行一次密度测量。</w:t>
             </w:r>
@@ -2704,6 +2862,9 @@
             </w:tcMar>
           </w:tcPr>
           <w:p>
+            <w:pPr>
+              <w:jc w:val="left"/>
+            </w:pPr>
             <w:r>
               <w:t xml:space="preserve">  2. 密度单点监测</w:t>
             </w:r>
@@ -2721,6 +2882,9 @@
             </w:tcMar>
           </w:tcPr>
           <w:p>
+            <w:pPr>
+              <w:jc w:val="left"/>
+            </w:pPr>
             <w:r>
               <w:t>对单点密度执行连续监测。</w:t>
             </w:r>
@@ -2759,6 +2923,9 @@
             </w:tcMar>
           </w:tcPr>
           <w:p>
+            <w:pPr>
+              <w:jc w:val="left"/>
+            </w:pPr>
             <w:r>
               <w:t>密度分布测量</w:t>
             </w:r>
@@ -2776,6 +2943,9 @@
             </w:tcMar>
           </w:tcPr>
           <w:p>
+            <w:pPr>
+              <w:jc w:val="left"/>
+            </w:pPr>
             <w:r>
               <w:t>密度分布测量子菜单入口。</w:t>
             </w:r>
@@ -2814,6 +2984,9 @@
             </w:tcMar>
           </w:tcPr>
           <w:p>
+            <w:pPr>
+              <w:jc w:val="left"/>
+            </w:pPr>
             <w:r>
               <w:t xml:space="preserve">  1. 分布测量</w:t>
             </w:r>
@@ -2831,6 +3004,9 @@
             </w:tcMar>
           </w:tcPr>
           <w:p>
+            <w:pPr>
+              <w:jc w:val="left"/>
+            </w:pPr>
             <w:r>
               <w:t>执行密度分布测量。</w:t>
             </w:r>
@@ -2869,6 +3045,9 @@
             </w:tcMar>
           </w:tcPr>
           <w:p>
+            <w:pPr>
+              <w:jc w:val="left"/>
+            </w:pPr>
             <w:r>
               <w:t xml:space="preserve">  2. 国标分布测量</w:t>
             </w:r>
@@ -2886,6 +3065,9 @@
             </w:tcMar>
           </w:tcPr>
           <w:p>
+            <w:pPr>
+              <w:jc w:val="left"/>
+            </w:pPr>
             <w:r>
               <w:t>执行国标密度分布测量。</w:t>
             </w:r>
@@ -2924,6 +3106,9 @@
             </w:tcMar>
           </w:tcPr>
           <w:p>
+            <w:pPr>
+              <w:jc w:val="left"/>
+            </w:pPr>
             <w:r>
               <w:t xml:space="preserve">  3. 密度每米测量</w:t>
             </w:r>
@@ -2941,6 +3126,9 @@
             </w:tcMar>
           </w:tcPr>
           <w:p>
+            <w:pPr>
+              <w:jc w:val="left"/>
+            </w:pPr>
             <w:r>
               <w:t>按每米间隔执行密度测量。</w:t>
             </w:r>
@@ -2979,6 +3167,9 @@
             </w:tcMar>
           </w:tcPr>
           <w:p>
+            <w:pPr>
+              <w:jc w:val="left"/>
+            </w:pPr>
             <w:r>
               <w:t xml:space="preserve">  4. 区间密度测量</w:t>
             </w:r>
@@ -2996,6 +3187,9 @@
             </w:tcMar>
           </w:tcPr>
           <w:p>
+            <w:pPr>
+              <w:jc w:val="left"/>
+            </w:pPr>
             <w:r>
               <w:t>按设定区间执行密度测量。</w:t>
             </w:r>
@@ -3006,8 +3200,12 @@
         <w:tc>
           <w:tcPr>
             <w:tcW w:type="dxa" w:w="7296"/>
-          </w:tcPr>
-          <w:p>
+            <w:vAlign w:val="center"/>
+          </w:tcPr>
+          <w:p>
+            <w:pPr>
+              <w:jc w:val="left"/>
+            </w:pPr>
             <w:r>
               <w:t xml:space="preserve">  5. 瓦锡兰区间密度</w:t>
             </w:r>
@@ -3016,8 +3214,12 @@
         <w:tc>
           <w:tcPr>
             <w:tcW w:type="dxa" w:w="7296"/>
-          </w:tcPr>
-          <w:p>
+            <w:vAlign w:val="center"/>
+          </w:tcPr>
+          <w:p>
+            <w:pPr>
+              <w:jc w:val="left"/>
+            </w:pPr>
             <w:r>
               <w:t>执行瓦锡兰区间密度测量流程。</w:t>
             </w:r>
@@ -3028,8 +3230,12 @@
         <w:tc>
           <w:tcPr>
             <w:tcW w:type="dxa" w:w="7296"/>
-          </w:tcPr>
-          <w:p>
+            <w:vAlign w:val="center"/>
+          </w:tcPr>
+          <w:p>
+            <w:pPr>
+              <w:jc w:val="left"/>
+            </w:pPr>
             <w:r>
               <w:t>浮子运行到高度</w:t>
             </w:r>
@@ -3038,8 +3244,12 @@
         <w:tc>
           <w:tcPr>
             <w:tcW w:type="dxa" w:w="7296"/>
-          </w:tcPr>
-          <w:p>
+            <w:vAlign w:val="center"/>
+          </w:tcPr>
+          <w:p>
+            <w:pPr>
+              <w:jc w:val="left"/>
+            </w:pPr>
             <w:r>
               <w:t>控制浮子运行到指定高度；仍作为普通测量命令入口。</w:t>
             </w:r>
@@ -3050,8 +3260,12 @@
         <w:tc>
           <w:tcPr>
             <w:tcW w:type="dxa" w:w="7296"/>
-          </w:tcPr>
-          <w:p>
+            <w:vAlign w:val="center"/>
+          </w:tcPr>
+          <w:p>
+            <w:pPr>
+              <w:jc w:val="left"/>
+            </w:pPr>
             <w:r>
               <w:t>退出</w:t>
             </w:r>
@@ -3060,8 +3274,12 @@
         <w:tc>
           <w:tcPr>
             <w:tcW w:type="dxa" w:w="7296"/>
-          </w:tcPr>
-          <w:p>
+            <w:vAlign w:val="center"/>
+          </w:tcPr>
+          <w:p>
+            <w:pPr>
+              <w:jc w:val="left"/>
+            </w:pPr>
             <w:r>
               <w:t>返回主菜单。</w:t>
             </w:r>
@@ -3074,7 +3292,7 @@
         <w:spacing w:after="20" w:line="252" w:lineRule="auto"/>
       </w:pPr>
       <w:r>
-        <w:t>测量命令首页按现场操作语义聚合，读取部件参数位于第 6 位；水位单次测量和水位跟随放入水位测量，密度测量拆分为密度单点测量和密度分布测量。</w:t>
+        <w:t>测量命令首页按现场操作语义聚合，读取部件参数位于第 6 位；读取完成态显示最新 debug_data 快照，包括位置、称重、温度、频率、电容、X/Y 角和蓝牙 RSSI。水位单次测量和水位跟随放入水位测量，密度测量拆分为密度单点测量和密度分布测量。</w:t>
       </w:r>
     </w:p>
     <w:p>
@@ -3152,6 +3370,9 @@
             </w:tcMar>
           </w:tcPr>
           <w:p>
+            <w:pPr>
+              <w:jc w:val="left"/>
+            </w:pPr>
             <w:r>
               <w:t>菜单项</w:t>
             </w:r>
@@ -3170,6 +3391,9 @@
             </w:tcMar>
           </w:tcPr>
           <w:p>
+            <w:pPr>
+              <w:jc w:val="left"/>
+            </w:pPr>
             <w:r>
               <w:t>说明/现场设置值</w:t>
             </w:r>
@@ -3208,6 +3432,9 @@
             </w:tcMar>
           </w:tcPr>
           <w:p>
+            <w:pPr>
+              <w:jc w:val="left"/>
+            </w:pPr>
             <w:r>
               <w:t>浮子运动控制</w:t>
             </w:r>
@@ -3225,6 +3452,9 @@
             </w:tcMar>
           </w:tcPr>
           <w:p>
+            <w:pPr>
+              <w:jc w:val="left"/>
+            </w:pPr>
             <w:r>
               <w:t>控制传感器/浮子移动的调试子菜单。</w:t>
             </w:r>
@@ -3263,6 +3493,9 @@
             </w:tcMar>
           </w:tcPr>
           <w:p>
+            <w:pPr>
+              <w:jc w:val="left"/>
+            </w:pPr>
             <w:r>
               <w:t xml:space="preserve">  1. 上行</w:t>
             </w:r>
@@ -3280,6 +3513,9 @@
             </w:tcMar>
           </w:tcPr>
           <w:p>
+            <w:pPr>
+              <w:jc w:val="left"/>
+            </w:pPr>
             <w:r>
               <w:t>按输入距离执行上行控制。</w:t>
             </w:r>
@@ -3318,6 +3554,9 @@
             </w:tcMar>
           </w:tcPr>
           <w:p>
+            <w:pPr>
+              <w:jc w:val="left"/>
+            </w:pPr>
             <w:r>
               <w:t xml:space="preserve">  2. 下行</w:t>
             </w:r>
@@ -3335,6 +3574,9 @@
             </w:tcMar>
           </w:tcPr>
           <w:p>
+            <w:pPr>
+              <w:jc w:val="left"/>
+            </w:pPr>
             <w:r>
               <w:t>按输入距离执行下行控制。</w:t>
             </w:r>
@@ -3373,6 +3615,9 @@
             </w:tcMar>
           </w:tcPr>
           <w:p>
+            <w:pPr>
+              <w:jc w:val="left"/>
+            </w:pPr>
             <w:r>
               <w:t xml:space="preserve">  3. 强制上行</w:t>
             </w:r>
@@ -3390,6 +3635,9 @@
             </w:tcMar>
           </w:tcPr>
           <w:p>
+            <w:pPr>
+              <w:jc w:val="left"/>
+            </w:pPr>
             <w:r>
               <w:t>强制执行上行控制。</w:t>
             </w:r>
@@ -3428,6 +3676,9 @@
             </w:tcMar>
           </w:tcPr>
           <w:p>
+            <w:pPr>
+              <w:jc w:val="left"/>
+            </w:pPr>
             <w:r>
               <w:t xml:space="preserve">  4. 强制下行</w:t>
             </w:r>
@@ -3445,6 +3696,9 @@
             </w:tcMar>
           </w:tcPr>
           <w:p>
+            <w:pPr>
+              <w:jc w:val="left"/>
+            </w:pPr>
             <w:r>
               <w:t>强制执行下行控制。</w:t>
             </w:r>
@@ -3483,6 +3737,9 @@
             </w:tcMar>
           </w:tcPr>
           <w:p>
+            <w:pPr>
+              <w:jc w:val="left"/>
+            </w:pPr>
             <w:r>
               <w:t xml:space="preserve">  5. 强制提零点</w:t>
             </w:r>
@@ -3500,6 +3757,9 @@
             </w:tcMar>
           </w:tcPr>
           <w:p>
+            <w:pPr>
+              <w:jc w:val="left"/>
+            </w:pPr>
             <w:r>
               <w:t>强制执行提零点控制。</w:t>
             </w:r>
@@ -3538,6 +3798,9 @@
             </w:tcMar>
           </w:tcPr>
           <w:p>
+            <w:pPr>
+              <w:jc w:val="left"/>
+            </w:pPr>
             <w:r>
               <w:t>标定修正</w:t>
             </w:r>
@@ -3555,6 +3818,9 @@
             </w:tcMar>
           </w:tcPr>
           <w:p>
+            <w:pPr>
+              <w:jc w:val="left"/>
+            </w:pPr>
             <w:r>
               <w:t>零点、液位、水位和罐高标定修正子菜单。</w:t>
             </w:r>
@@ -3593,6 +3859,9 @@
             </w:tcMar>
           </w:tcPr>
           <w:p>
+            <w:pPr>
+              <w:jc w:val="left"/>
+            </w:pPr>
             <w:r>
               <w:t xml:space="preserve">  1. 标定零点</w:t>
             </w:r>
@@ -3610,6 +3879,9 @@
             </w:tcMar>
           </w:tcPr>
           <w:p>
+            <w:pPr>
+              <w:jc w:val="left"/>
+            </w:pPr>
             <w:r>
               <w:t>进入零点标定流程。</w:t>
             </w:r>
@@ -3648,6 +3920,9 @@
             </w:tcMar>
           </w:tcPr>
           <w:p>
+            <w:pPr>
+              <w:jc w:val="left"/>
+            </w:pPr>
             <w:r>
               <w:t xml:space="preserve">  2. 标定液位</w:t>
             </w:r>
@@ -3665,6 +3940,9 @@
             </w:tcMar>
           </w:tcPr>
           <w:p>
+            <w:pPr>
+              <w:jc w:val="left"/>
+            </w:pPr>
             <w:r>
               <w:t>进入液位标定流程。</w:t>
             </w:r>
@@ -3703,6 +3981,9 @@
             </w:tcMar>
           </w:tcPr>
           <w:p>
+            <w:pPr>
+              <w:jc w:val="left"/>
+            </w:pPr>
             <w:r>
               <w:t xml:space="preserve">  3. 修正液位</w:t>
             </w:r>
@@ -3720,6 +4001,9 @@
             </w:tcMar>
           </w:tcPr>
           <w:p>
+            <w:pPr>
+              <w:jc w:val="left"/>
+            </w:pPr>
             <w:r>
               <w:t>进入液位修正流程。</w:t>
             </w:r>
@@ -3758,6 +4042,9 @@
             </w:tcMar>
           </w:tcPr>
           <w:p>
+            <w:pPr>
+              <w:jc w:val="left"/>
+            </w:pPr>
             <w:r>
               <w:t xml:space="preserve">  4. 标定水位</w:t>
             </w:r>
@@ -3775,6 +4062,9 @@
             </w:tcMar>
           </w:tcPr>
           <w:p>
+            <w:pPr>
+              <w:jc w:val="left"/>
+            </w:pPr>
             <w:r>
               <w:t>进入水位标定流程。</w:t>
             </w:r>
@@ -3813,6 +4103,9 @@
             </w:tcMar>
           </w:tcPr>
           <w:p>
+            <w:pPr>
+              <w:jc w:val="left"/>
+            </w:pPr>
             <w:r>
               <w:t xml:space="preserve">  5. 标定罐高</w:t>
             </w:r>
@@ -3830,6 +4123,9 @@
             </w:tcMar>
           </w:tcPr>
           <w:p>
+            <w:pPr>
+              <w:jc w:val="left"/>
+            </w:pPr>
             <w:r>
               <w:t>进入罐高标定流程。</w:t>
             </w:r>
@@ -3868,6 +4164,9 @@
             </w:tcMar>
           </w:tcPr>
           <w:p>
+            <w:pPr>
+              <w:jc w:val="left"/>
+            </w:pPr>
             <w:r>
               <w:t>称重标定</w:t>
             </w:r>
@@ -3885,6 +4184,9 @@
             </w:tcMar>
           </w:tcPr>
           <w:p>
+            <w:pPr>
+              <w:jc w:val="left"/>
+            </w:pPr>
             <w:r>
               <w:t>空载/满载称重获取子菜单。</w:t>
             </w:r>
@@ -3923,6 +4225,9 @@
             </w:tcMar>
           </w:tcPr>
           <w:p>
+            <w:pPr>
+              <w:jc w:val="left"/>
+            </w:pPr>
             <w:r>
               <w:t xml:space="preserve">  1. 获取空载称重</w:t>
             </w:r>
@@ -3940,6 +4245,9 @@
             </w:tcMar>
           </w:tcPr>
           <w:p>
+            <w:pPr>
+              <w:jc w:val="left"/>
+            </w:pPr>
             <w:r>
               <w:t>下发后显示“获取空载称重中”等待页和当前称重值；完成后返回称重标定菜单，故障时回状态/故障页。</w:t>
             </w:r>
@@ -3978,6 +4286,9 @@
             </w:tcMar>
           </w:tcPr>
           <w:p>
+            <w:pPr>
+              <w:jc w:val="left"/>
+            </w:pPr>
             <w:r>
               <w:t xml:space="preserve">  2. 获取满载称重</w:t>
             </w:r>
@@ -3995,6 +4306,9 @@
             </w:tcMar>
           </w:tcPr>
           <w:p>
+            <w:pPr>
+              <w:jc w:val="left"/>
+            </w:pPr>
             <w:r>
               <w:t>下发后显示“获取满载称重中”等待页和当前称重值；完成后返回称重标定菜单，故障时回状态/故障页。</w:t>
             </w:r>
@@ -4005,8 +4319,12 @@
         <w:tc>
           <w:tcPr>
             <w:tcW w:type="dxa" w:w="7296"/>
-          </w:tcPr>
-          <w:p>
+            <w:vAlign w:val="center"/>
+          </w:tcPr>
+          <w:p>
+            <w:pPr>
+              <w:jc w:val="left"/>
+            </w:pPr>
             <w:r>
               <w:t>无线维护</w:t>
             </w:r>
@@ -4015,8 +4333,12 @@
         <w:tc>
           <w:tcPr>
             <w:tcW w:type="dxa" w:w="7296"/>
-          </w:tcPr>
-          <w:p>
+            <w:vAlign w:val="center"/>
+          </w:tcPr>
+          <w:p>
+            <w:pPr>
+              <w:jc w:val="left"/>
+            </w:pPr>
             <w:r>
               <w:t>无线滑环维护子菜单。</w:t>
             </w:r>
@@ -4027,8 +4349,12 @@
         <w:tc>
           <w:tcPr>
             <w:tcW w:type="dxa" w:w="7296"/>
-          </w:tcPr>
-          <w:p>
+            <w:vAlign w:val="center"/>
+          </w:tcPr>
+          <w:p>
+            <w:pPr>
+              <w:jc w:val="left"/>
+            </w:pPr>
             <w:r>
               <w:t xml:space="preserve">  1. 匹配无线滑环</w:t>
             </w:r>
@@ -4037,8 +4363,12 @@
         <w:tc>
           <w:tcPr>
             <w:tcW w:type="dxa" w:w="7296"/>
-          </w:tcPr>
-          <w:p>
+            <w:vAlign w:val="center"/>
+          </w:tcPr>
+          <w:p>
+            <w:pPr>
+              <w:jc w:val="left"/>
+            </w:pPr>
             <w:r>
               <w:t>匹配最近无线滑环。</w:t>
             </w:r>
@@ -4049,8 +4379,12 @@
         <w:tc>
           <w:tcPr>
             <w:tcW w:type="dxa" w:w="7296"/>
-          </w:tcPr>
-          <w:p>
+            <w:vAlign w:val="center"/>
+          </w:tcPr>
+          <w:p>
+            <w:pPr>
+              <w:jc w:val="left"/>
+            </w:pPr>
             <w:r>
               <w:t>系统维护</w:t>
             </w:r>
@@ -4059,8 +4393,12 @@
         <w:tc>
           <w:tcPr>
             <w:tcW w:type="dxa" w:w="7296"/>
-          </w:tcPr>
-          <w:p>
+            <w:vAlign w:val="center"/>
+          </w:tcPr>
+          <w:p>
+            <w:pPr>
+              <w:jc w:val="left"/>
+            </w:pPr>
             <w:r>
               <w:t>系统维护子菜单。</w:t>
             </w:r>
@@ -4071,8 +4409,12 @@
         <w:tc>
           <w:tcPr>
             <w:tcW w:type="dxa" w:w="7296"/>
-          </w:tcPr>
-          <w:p>
+            <w:vAlign w:val="center"/>
+          </w:tcPr>
+          <w:p>
+            <w:pPr>
+              <w:jc w:val="left"/>
+            </w:pPr>
             <w:r>
               <w:t xml:space="preserve">  1. 进入维护模式</w:t>
             </w:r>
@@ -4081,8 +4423,12 @@
         <w:tc>
           <w:tcPr>
             <w:tcW w:type="dxa" w:w="7296"/>
-          </w:tcPr>
-          <w:p>
+            <w:vAlign w:val="center"/>
+          </w:tcPr>
+          <w:p>
+            <w:pPr>
+              <w:jc w:val="left"/>
+            </w:pPr>
             <w:r>
               <w:t>进入维护/工厂模式。</w:t>
             </w:r>
@@ -4093,8 +4439,12 @@
         <w:tc>
           <w:tcPr>
             <w:tcW w:type="dxa" w:w="7296"/>
-          </w:tcPr>
-          <w:p>
+            <w:vAlign w:val="center"/>
+          </w:tcPr>
+          <w:p>
+            <w:pPr>
+              <w:jc w:val="left"/>
+            </w:pPr>
             <w:r>
               <w:t xml:space="preserve">  2. 恢复出厂设置</w:t>
             </w:r>
@@ -4103,8 +4453,12 @@
         <w:tc>
           <w:tcPr>
             <w:tcW w:type="dxa" w:w="7296"/>
-          </w:tcPr>
-          <w:p>
+            <w:vAlign w:val="center"/>
+          </w:tcPr>
+          <w:p>
+            <w:pPr>
+              <w:jc w:val="left"/>
+            </w:pPr>
             <w:r>
               <w:t>执行恢复出厂设置，保存前触发参数保护确认。</w:t>
             </w:r>
@@ -4115,8 +4469,12 @@
         <w:tc>
           <w:tcPr>
             <w:tcW w:type="dxa" w:w="7296"/>
-          </w:tcPr>
-          <w:p>
+            <w:vAlign w:val="center"/>
+          </w:tcPr>
+          <w:p>
+            <w:pPr>
+              <w:jc w:val="left"/>
+            </w:pPr>
             <w:r>
               <w:t>退出</w:t>
             </w:r>
@@ -4125,8 +4483,12 @@
         <w:tc>
           <w:tcPr>
             <w:tcW w:type="dxa" w:w="7296"/>
-          </w:tcPr>
-          <w:p>
+            <w:vAlign w:val="center"/>
+          </w:tcPr>
+          <w:p>
+            <w:pPr>
+              <w:jc w:val="left"/>
+            </w:pPr>
             <w:r>
               <w:t>返回主菜单。</w:t>
             </w:r>
@@ -4166,7 +4528,7 @@
           <w:color w:val="232323"/>
           <w:sz w:val="18"/>
         </w:rPr>
-        <w:t>参数配置首页按 5 类展示，现场可见参数按分组展开。标定液位值、修正液位值、标定水位值、标定罐高值、单点测量位置、单点监测位置、电机运行位置、电机上行/下行距离随测量或调试指令输入，不在参数配置首页单独显示。</w:t>
+        <w:t>参数配置首页按 5 类展示，现场可见参数按分组展开。标定液位值、修正液位值、标定水位值、标定罐高值、单点测量位置、单点监测位置、电机运行位置、电机上行/下行距离随测量或调试指令输入，不在参数配置首页单独显示；RTC 设置为维护设置中的独立操作页，不属于 CPU2 参数表。</w:t>
       </w:r>
     </w:p>
     <w:tbl>
@@ -4229,6 +4591,9 @@
             </w:tcMar>
           </w:tcPr>
           <w:p>
+            <w:pPr>
+              <w:jc w:val="left"/>
+            </w:pPr>
             <w:r>
               <w:t>一级入口</w:t>
             </w:r>
@@ -4247,6 +4612,9 @@
             </w:tcMar>
           </w:tcPr>
           <w:p>
+            <w:pPr>
+              <w:jc w:val="left"/>
+            </w:pPr>
             <w:r>
               <w:t>二级入口</w:t>
             </w:r>
@@ -4265,6 +4633,9 @@
             </w:tcMar>
           </w:tcPr>
           <w:p>
+            <w:pPr>
+              <w:jc w:val="left"/>
+            </w:pPr>
             <w:r>
               <w:t>程序入口/说明</w:t>
             </w:r>
@@ -4303,6 +4674,9 @@
             </w:tcMar>
           </w:tcPr>
           <w:p>
+            <w:pPr>
+              <w:jc w:val="left"/>
+            </w:pPr>
             <w:r>
               <w:t>测量参数</w:t>
             </w:r>
@@ -4320,6 +4694,9 @@
             </w:tcMar>
           </w:tcPr>
           <w:p>
+            <w:pPr>
+              <w:jc w:val="left"/>
+            </w:pPr>
             <w:r>
               <w:t>运行设置、电机与编码参数、称重参数、零点参数、液位参数、水位参数、罐底与罐高、密度测量参数、Wartsila参数、修正参数</w:t>
             </w:r>
@@ -4337,6 +4714,9 @@
             </w:tcMar>
           </w:tcPr>
           <w:p>
+            <w:pPr>
+              <w:jc w:val="left"/>
+            </w:pPr>
             <w:r>
               <w:t>对应 menu_measure_config()，参数页由分组自动生成。</w:t>
             </w:r>
@@ -4375,6 +4755,9 @@
             </w:tcMar>
           </w:tcPr>
           <w:p>
+            <w:pPr>
+              <w:jc w:val="left"/>
+            </w:pPr>
             <w:r>
               <w:t>输出配置</w:t>
             </w:r>
@@ -4392,6 +4775,9 @@
             </w:tcMar>
           </w:tcPr>
           <w:p>
+            <w:pPr>
+              <w:jc w:val="left"/>
+            </w:pPr>
             <w:r>
               <w:t>继电器报警输出、AO输出</w:t>
             </w:r>
@@ -4409,8 +4795,11 @@
             </w:tcMar>
           </w:tcPr>
           <w:p>
-            <w:r>
-              <w:t>继电器按 R1~R4 分页，每路再分“通道设置”“报警配置”和只读“报警状态”。</w:t>
+            <w:pPr>
+              <w:jc w:val="left"/>
+            </w:pPr>
+            <w:r>
+              <w:t>继电器按 R1~R4 分页，每路再分“通道设置”“报警配置”和只读“报警状态”；AO输出页包含 AO输出使能。</w:t>
             </w:r>
           </w:p>
         </w:tc>
@@ -4447,6 +4836,9 @@
             </w:tcMar>
           </w:tcPr>
           <w:p>
+            <w:pPr>
+              <w:jc w:val="left"/>
+            </w:pPr>
             <w:r>
               <w:t>通信设置</w:t>
             </w:r>
@@ -4464,6 +4856,9 @@
             </w:tcMar>
           </w:tcPr>
           <w:p>
+            <w:pPr>
+              <w:jc w:val="left"/>
+            </w:pPr>
             <w:r>
               <w:t>COM1配置、COM2配置、COM3配置</w:t>
             </w:r>
@@ -4481,6 +4876,9 @@
             </w:tcMar>
           </w:tcPr>
           <w:p>
+            <w:pPr>
+              <w:jc w:val="left"/>
+            </w:pPr>
             <w:r>
               <w:t>协议项只显示计量仪、瓦锡兰、LTD、SI7000；保存后按协议自动收敛串口参数。</w:t>
             </w:r>
@@ -4519,6 +4917,9 @@
             </w:tcMar>
           </w:tcPr>
           <w:p>
+            <w:pPr>
+              <w:jc w:val="left"/>
+            </w:pPr>
             <w:r>
               <w:t>显示设置</w:t>
             </w:r>
@@ -4536,6 +4937,9 @@
             </w:tcMar>
           </w:tcPr>
           <w:p>
+            <w:pPr>
+              <w:jc w:val="left"/>
+            </w:pPr>
             <w:r>
               <w:t>显示基础、数据源与手输值</w:t>
             </w:r>
@@ -4553,6 +4957,9 @@
             </w:tcMar>
           </w:tcPr>
           <w:p>
+            <w:pPr>
+              <w:jc w:val="left"/>
+            </w:pPr>
             <w:r>
               <w:t>显示基础含版本、屏幕亮度、语言、小数位、密码、息屏；数据源与手输值按液位/水位/密度/温度分组。</w:t>
             </w:r>
@@ -4591,6 +4998,9 @@
             </w:tcMar>
           </w:tcPr>
           <w:p>
+            <w:pPr>
+              <w:jc w:val="left"/>
+            </w:pPr>
             <w:r>
               <w:t>维护设置</w:t>
             </w:r>
@@ -4608,8 +5018,11 @@
             </w:tcMar>
           </w:tcPr>
           <w:p>
-            <w:r>
-              <w:t>设备信息、参数校验</w:t>
+            <w:pPr>
+              <w:jc w:val="left"/>
+            </w:pPr>
+            <w:r>
+              <w:t>设备信息、参数校验、RTC设置</w:t>
             </w:r>
           </w:p>
         </w:tc>
@@ -4625,8 +5038,11 @@
             </w:tcMar>
           </w:tcPr>
           <w:p>
-            <w:r>
-              <w:t>设备版本、协议版本和参数校验信息以只读核对为主；版本字段按 Vx.x.x.x，魔术字和 CRC 按 0xXXXXXXXX 显示。</w:t>
+            <w:pPr>
+              <w:jc w:val="left"/>
+            </w:pPr>
+            <w:r>
+              <w:t>设备版本、协议版本和参数校验信息以只读核对为主；RTC设置用于校准 CPU3 本机日期时间；版本字段按 Vx.x.x.x，魔术字和 CRC 按 0xXXXXXXXX 显示。</w:t>
             </w:r>
           </w:p>
         </w:tc>
@@ -5350,6 +5766,7 @@
           <w:p>
             <w:pPr>
               <w:spacing w:after="0" w:line="240" w:lineRule="auto" w:before="0"/>
+              <w:jc w:val="left"/>
             </w:pPr>
             <w:r>
               <w:rPr>
@@ -5375,6 +5792,7 @@
           <w:p>
             <w:pPr>
               <w:spacing w:after="0" w:line="240" w:lineRule="auto" w:before="0"/>
+              <w:jc w:val="left"/>
             </w:pPr>
             <w:r>
               <w:rPr>
@@ -5520,6 +5938,7 @@
           <w:p>
             <w:pPr>
               <w:spacing w:after="0" w:line="240" w:lineRule="auto" w:before="0"/>
+              <w:jc w:val="left"/>
             </w:pPr>
             <w:r>
               <w:rPr>
@@ -5545,14 +5964,15 @@
           <w:p>
             <w:pPr>
               <w:spacing w:before="0" w:after="0" w:line="240" w:lineRule="auto"/>
-            </w:pPr>
-            <w:r>
-              <w:rPr>
-                <w:rFonts w:ascii="Arial" w:hAnsi="Arial" w:eastAsia="Microsoft YaHei"/>
-                <w:color w:val="232323"/>
-                <w:sz w:val="16"/>
-              </w:rPr>
-              <w:t>当前 CPU2 固件版本（当前源码 V1.12.1.3）</w:t>
+              <w:jc w:val="left"/>
+            </w:pPr>
+            <w:r>
+              <w:rPr>
+                <w:rFonts w:ascii="Arial" w:hAnsi="Arial" w:eastAsia="Microsoft YaHei"/>
+                <w:color w:val="232323"/>
+                <w:sz w:val="16"/>
+              </w:rPr>
+              <w:t>当前 CPU2 固件版本（当前源码 V1.16.0.1）</w:t>
             </w:r>
           </w:p>
         </w:tc>
@@ -5572,6 +5992,7 @@
               <w:spacing w:after="0" w:line="240" w:lineRule="auto" w:before="0"/>
               <w:jc w:val="left"/>
             </w:pPr>
+            <w:r/>
           </w:p>
         </w:tc>
       </w:tr>
@@ -5726,7 +6147,7 @@
                 <w:color w:val="232323"/>
                 <w:sz w:val="16"/>
               </w:rPr>
-              <w:t>7（当前共享协议版本）</w:t>
+              <w:t>10（当前共享协议版本）</w:t>
             </w:r>
           </w:p>
         </w:tc>
@@ -5746,6 +6167,9 @@
               <w:spacing w:after="0" w:line="240" w:lineRule="auto" w:before="0"/>
               <w:jc w:val="left"/>
             </w:pPr>
+            <w:r>
+              <w:t>协议 9 追加无线滑环 RSSI，协议 10 追加 AO 运行态和 AO输出使能。</w:t>
+            </w:r>
           </w:p>
         </w:tc>
       </w:tr>
@@ -6320,6 +6744,7 @@
           <w:p>
             <w:pPr>
               <w:spacing w:before="0" w:after="0" w:line="240" w:lineRule="auto"/>
+              <w:jc w:val="left"/>
             </w:pPr>
             <w:r>
               <w:rPr>
@@ -6849,6 +7274,7 @@
           <w:p>
             <w:pPr>
               <w:spacing w:before="0" w:after="0" w:line="240" w:lineRule="auto"/>
+              <w:jc w:val="left"/>
             </w:pPr>
             <w:r>
               <w:rPr>
@@ -7597,6 +8023,7 @@
           <w:p>
             <w:pPr>
               <w:spacing w:before="0" w:after="0" w:line="240" w:lineRule="auto"/>
+              <w:jc w:val="left"/>
             </w:pPr>
             <w:r>
               <w:rPr>
@@ -7970,6 +8397,7 @@
           <w:p>
             <w:pPr>
               <w:spacing w:before="0" w:after="0" w:line="240" w:lineRule="auto"/>
+              <w:jc w:val="left"/>
             </w:pPr>
             <w:r>
               <w:rPr>
@@ -7995,6 +8423,7 @@
           <w:p>
             <w:pPr>
               <w:spacing w:before="0" w:after="0" w:line="240" w:lineRule="auto"/>
+              <w:jc w:val="left"/>
             </w:pPr>
             <w:r>
               <w:rPr>
@@ -8644,6 +9073,7 @@
           <w:p>
             <w:pPr>
               <w:spacing w:after="0" w:line="240" w:lineRule="auto" w:before="0"/>
+              <w:jc w:val="left"/>
             </w:pPr>
             <w:r>
               <w:rPr>
@@ -9175,6 +9605,7 @@
           <w:p>
             <w:pPr>
               <w:spacing w:after="0" w:line="240" w:lineRule="auto" w:before="0"/>
+              <w:jc w:val="left"/>
             </w:pPr>
             <w:r>
               <w:rPr>
@@ -10355,6 +10786,7 @@
           <w:p>
             <w:pPr>
               <w:spacing w:after="0" w:line="240" w:lineRule="auto" w:before="0"/>
+              <w:jc w:val="left"/>
             </w:pPr>
             <w:r>
               <w:rPr>
@@ -11846,6 +12278,7 @@
           <w:p>
             <w:pPr>
               <w:spacing w:before="0" w:after="0" w:line="240" w:lineRule="auto"/>
+              <w:jc w:val="left"/>
             </w:pPr>
             <w:r>
               <w:rPr>
@@ -11898,6 +12331,7 @@
           <w:p>
             <w:pPr>
               <w:spacing w:before="0" w:after="0" w:line="240" w:lineRule="auto"/>
+              <w:jc w:val="left"/>
             </w:pPr>
             <w:r>
               <w:rPr>
@@ -11923,6 +12357,7 @@
           <w:p>
             <w:pPr>
               <w:spacing w:before="0" w:after="0" w:line="240" w:lineRule="auto"/>
+              <w:jc w:val="left"/>
             </w:pPr>
             <w:r>
               <w:rPr>
@@ -11987,6 +12422,7 @@
           <w:p>
             <w:pPr>
               <w:spacing w:before="0" w:after="0" w:line="240" w:lineRule="auto"/>
+              <w:jc w:val="left"/>
             </w:pPr>
             <w:r>
               <w:rPr>
@@ -12012,6 +12448,7 @@
           <w:p>
             <w:pPr>
               <w:spacing w:before="0" w:after="0" w:line="240" w:lineRule="auto"/>
+              <w:jc w:val="left"/>
             </w:pPr>
             <w:r>
               <w:rPr>
@@ -12064,6 +12501,7 @@
           <w:p>
             <w:pPr>
               <w:spacing w:before="0" w:after="0" w:line="240" w:lineRule="auto"/>
+              <w:jc w:val="left"/>
             </w:pPr>
             <w:r>
               <w:rPr>
@@ -12089,6 +12527,7 @@
           <w:p>
             <w:pPr>
               <w:spacing w:before="0" w:after="0" w:line="240" w:lineRule="auto"/>
+              <w:jc w:val="left"/>
             </w:pPr>
             <w:r>
               <w:rPr>
@@ -12189,7 +12628,7 @@
                 <w:color w:val="232323"/>
                 <w:sz w:val="16"/>
               </w:rPr>
-              <w:t>选择液位跟随算法，决定按频率、密度或振动管方式判断。</w:t>
+              <w:t>选择液位跟随算法，决定按频率、密度、振动管或连续跟随方式判断。</w:t>
             </w:r>
           </w:p>
         </w:tc>
@@ -12216,7 +12655,7 @@
                 <w:color w:val="232323"/>
                 <w:sz w:val="16"/>
               </w:rPr>
-              <w:t>可写；0=相对频率；1=定频；2=密度找液位；3=超声</w:t>
+              <w:t>可写；0=相对频率；1=定频；2=密度找液位；3=超声预留；4=连续相对频率；5=连续定频</w:t>
             </w:r>
           </w:p>
         </w:tc>
@@ -12290,6 +12729,9 @@
               <w:spacing w:after="0" w:line="240" w:lineRule="auto" w:before="0"/>
               <w:jc w:val="left"/>
             </w:pPr>
+            <w:r>
+              <w:t>选项型参数，屏幕按中文候选项显示，越界时显示“非法配置”。</w:t>
+            </w:r>
           </w:p>
         </w:tc>
       </w:tr>
@@ -12408,6 +12850,7 @@
           <w:p>
             <w:pPr>
               <w:spacing w:before="0" w:after="0" w:line="240" w:lineRule="auto"/>
+              <w:jc w:val="left"/>
             </w:pPr>
             <w:r>
               <w:rPr>
@@ -13725,6 +14168,7 @@
           <w:p>
             <w:pPr>
               <w:spacing w:before="0" w:after="0" w:line="240" w:lineRule="auto"/>
+              <w:jc w:val="left"/>
             </w:pPr>
             <w:r>
               <w:rPr>
@@ -14265,6 +14709,7 @@
           <w:p>
             <w:pPr>
               <w:spacing w:before="0" w:after="0" w:line="240" w:lineRule="auto"/>
+              <w:jc w:val="left"/>
             </w:pPr>
             <w:r>
               <w:rPr>
@@ -14290,6 +14735,7 @@
           <w:p>
             <w:pPr>
               <w:spacing w:before="0" w:after="0" w:line="240" w:lineRule="auto"/>
+              <w:jc w:val="left"/>
             </w:pPr>
             <w:r>
               <w:rPr>
@@ -14783,6 +15229,7 @@
           <w:p>
             <w:pPr>
               <w:spacing w:before="0" w:after="0" w:line="240" w:lineRule="auto"/>
+              <w:jc w:val="left"/>
             </w:pPr>
             <w:r>
               <w:rPr>
@@ -15394,6 +15841,7 @@
           <w:p>
             <w:pPr>
               <w:spacing w:before="0" w:after="0" w:line="240" w:lineRule="auto"/>
+              <w:jc w:val="left"/>
             </w:pPr>
             <w:r>
               <w:rPr>
@@ -15419,6 +15867,7 @@
           <w:p>
             <w:pPr>
               <w:spacing w:before="0" w:after="0" w:line="240" w:lineRule="auto"/>
+              <w:jc w:val="left"/>
             </w:pPr>
             <w:r>
               <w:rPr>
@@ -16806,6 +17255,7 @@
           <w:p>
             <w:pPr>
               <w:spacing w:before="0" w:after="0" w:line="240" w:lineRule="auto"/>
+              <w:jc w:val="left"/>
             </w:pPr>
             <w:r>
               <w:rPr>
@@ -16831,6 +17281,7 @@
           <w:p>
             <w:pPr>
               <w:spacing w:before="0" w:after="0" w:line="240" w:lineRule="auto"/>
+              <w:jc w:val="left"/>
             </w:pPr>
             <w:r>
               <w:rPr>
@@ -16883,6 +17334,7 @@
           <w:p>
             <w:pPr>
               <w:spacing w:before="0" w:after="0" w:line="240" w:lineRule="auto"/>
+              <w:jc w:val="left"/>
             </w:pPr>
             <w:r>
               <w:rPr>
@@ -16908,6 +17360,7 @@
           <w:p>
             <w:pPr>
               <w:spacing w:before="0" w:after="0" w:line="240" w:lineRule="auto"/>
+              <w:jc w:val="left"/>
             </w:pPr>
             <w:r>
               <w:rPr>
@@ -16933,6 +17386,7 @@
           <w:p>
             <w:pPr>
               <w:spacing w:before="0" w:after="0" w:line="240" w:lineRule="auto"/>
+              <w:jc w:val="left"/>
             </w:pPr>
             <w:r>
               <w:rPr>
@@ -16979,6 +17433,7 @@
           <w:p>
             <w:pPr>
               <w:spacing w:before="0" w:after="0" w:line="240" w:lineRule="auto"/>
+              <w:jc w:val="left"/>
             </w:pPr>
             <w:r>
               <w:rPr>
@@ -17004,6 +17459,7 @@
           <w:p>
             <w:pPr>
               <w:spacing w:before="0" w:after="0" w:line="240" w:lineRule="auto"/>
+              <w:jc w:val="left"/>
             </w:pPr>
             <w:r>
               <w:rPr>
@@ -17056,6 +17512,7 @@
           <w:p>
             <w:pPr>
               <w:spacing w:before="0" w:after="0" w:line="240" w:lineRule="auto"/>
+              <w:jc w:val="left"/>
             </w:pPr>
             <w:r>
               <w:rPr>
@@ -17081,6 +17538,7 @@
           <w:p>
             <w:pPr>
               <w:spacing w:before="0" w:after="0" w:line="240" w:lineRule="auto"/>
+              <w:jc w:val="left"/>
             </w:pPr>
             <w:r>
               <w:rPr>
@@ -17106,6 +17564,7 @@
           <w:p>
             <w:pPr>
               <w:spacing w:before="0" w:after="0" w:line="240" w:lineRule="auto"/>
+              <w:jc w:val="left"/>
             </w:pPr>
             <w:r>
               <w:rPr>
@@ -17407,6 +17866,7 @@
           <w:p>
             <w:pPr>
               <w:spacing w:before="0" w:after="0" w:line="240" w:lineRule="auto"/>
+              <w:jc w:val="left"/>
             </w:pPr>
             <w:r>
               <w:rPr>
@@ -17432,6 +17892,7 @@
           <w:p>
             <w:pPr>
               <w:spacing w:before="0" w:after="0" w:line="240" w:lineRule="auto"/>
+              <w:jc w:val="left"/>
             </w:pPr>
             <w:r>
               <w:rPr>
@@ -17751,6 +18212,7 @@
           <w:p>
             <w:pPr>
               <w:spacing w:before="0" w:after="0" w:line="240" w:lineRule="auto"/>
+              <w:jc w:val="left"/>
             </w:pPr>
             <w:r>
               <w:rPr>
@@ -17776,6 +18238,7 @@
           <w:p>
             <w:pPr>
               <w:spacing w:before="0" w:after="0" w:line="240" w:lineRule="auto"/>
+              <w:jc w:val="left"/>
             </w:pPr>
             <w:r>
               <w:rPr>
@@ -21262,6 +21725,7 @@
           <w:p>
             <w:pPr>
               <w:spacing w:before="0" w:after="0" w:line="240" w:lineRule="auto"/>
+              <w:jc w:val="left"/>
             </w:pPr>
             <w:r>
               <w:rPr>
@@ -21499,7 +21963,7 @@
           <w:color w:val="5A5A5A"/>
           <w:sz w:val="17"/>
         </w:rPr>
-        <w:t>菜单路径：参数配置 -&gt; 输出配置 -&gt; 继电器报警输出 -&gt; Rn继电器。当前程序每路包含“通道设置”“报警配置”和只读“报警状态”。通道设置包含工作模式、输出报警组合、接点类型；报警配置包含报警模式、无效值报警策略、报警取值源、HH/H/L/LL、滞回、阻尼系数和清除锁存报警；报警状态显示报警值、HH/H/HH-H/L/LL/LL-L、任意报警和清锁存运行态。</w:t>
+        <w:t>菜单路径：参数配置 -&gt; 输出配置 -&gt; 继电器报警输出 -&gt; Rn继电器。当前程序每路包含“通道设置”“报警配置”和只读“报警状态”。通道设置包含工作模式、输出报警组合、接点类型；报警配置包含报警模式、无效值报警策略、报警取值源、HH/H/L/LL、滞回、阻尼系数和清除锁存报警；报警状态显示报警值、HH/H/HH/H/L/LL/LL/L、任意报警和清锁存运行态，只读查看，不触发参数下发。</w:t>
       </w:r>
     </w:p>
     <w:tbl>
@@ -24107,6 +24571,7 @@
           <w:p>
             <w:pPr>
               <w:spacing w:after="0" w:line="240" w:lineRule="auto" w:before="0"/>
+              <w:jc w:val="left"/>
             </w:pPr>
             <w:r>
               <w:rPr>
@@ -24132,6 +24597,7 @@
           <w:p>
             <w:pPr>
               <w:spacing w:after="0" w:line="240" w:lineRule="auto" w:before="0"/>
+              <w:jc w:val="left"/>
             </w:pPr>
             <w:r>
               <w:rPr>
@@ -24157,6 +24623,7 @@
           <w:p>
             <w:pPr>
               <w:spacing w:after="0" w:line="240" w:lineRule="auto" w:before="0"/>
+              <w:jc w:val="left"/>
             </w:pPr>
             <w:r>
               <w:rPr>
@@ -24182,6 +24649,7 @@
           <w:p>
             <w:pPr>
               <w:spacing w:after="0" w:line="240" w:lineRule="auto" w:before="0"/>
+              <w:jc w:val="left"/>
             </w:pPr>
             <w:r>
               <w:rPr>
@@ -24207,6 +24675,7 @@
           <w:p>
             <w:pPr>
               <w:spacing w:after="0" w:line="240" w:lineRule="auto" w:before="0"/>
+              <w:jc w:val="left"/>
             </w:pPr>
             <w:r>
               <w:rPr>
@@ -24232,6 +24701,7 @@
           <w:p>
             <w:pPr>
               <w:spacing w:after="0" w:line="240" w:lineRule="auto" w:before="0"/>
+              <w:jc w:val="left"/>
             </w:pPr>
             <w:r>
               <w:rPr>
@@ -26630,6 +27100,7 @@
           <w:p>
             <w:pPr>
               <w:spacing w:after="0" w:line="240" w:lineRule="auto" w:before="0"/>
+              <w:jc w:val="left"/>
             </w:pPr>
             <w:r>
               <w:rPr>
@@ -26655,6 +27126,7 @@
           <w:p>
             <w:pPr>
               <w:spacing w:after="0" w:line="240" w:lineRule="auto" w:before="0"/>
+              <w:jc w:val="left"/>
             </w:pPr>
             <w:r>
               <w:rPr>
@@ -26680,6 +27152,7 @@
           <w:p>
             <w:pPr>
               <w:spacing w:after="0" w:line="240" w:lineRule="auto" w:before="0"/>
+              <w:jc w:val="left"/>
             </w:pPr>
             <w:r>
               <w:rPr>
@@ -26705,6 +27178,7 @@
           <w:p>
             <w:pPr>
               <w:spacing w:after="0" w:line="240" w:lineRule="auto" w:before="0"/>
+              <w:jc w:val="left"/>
             </w:pPr>
             <w:r>
               <w:rPr>
@@ -26730,6 +27204,7 @@
           <w:p>
             <w:pPr>
               <w:spacing w:after="0" w:line="240" w:lineRule="auto" w:before="0"/>
+              <w:jc w:val="left"/>
             </w:pPr>
             <w:r>
               <w:rPr>
@@ -26755,6 +27230,7 @@
           <w:p>
             <w:pPr>
               <w:spacing w:after="0" w:line="240" w:lineRule="auto" w:before="0"/>
+              <w:jc w:val="left"/>
             </w:pPr>
             <w:r>
               <w:rPr>
@@ -29153,6 +29629,7 @@
           <w:p>
             <w:pPr>
               <w:spacing w:after="0" w:line="240" w:lineRule="auto" w:before="0"/>
+              <w:jc w:val="left"/>
             </w:pPr>
             <w:r>
               <w:rPr>
@@ -29178,6 +29655,7 @@
           <w:p>
             <w:pPr>
               <w:spacing w:after="0" w:line="240" w:lineRule="auto" w:before="0"/>
+              <w:jc w:val="left"/>
             </w:pPr>
             <w:r>
               <w:rPr>
@@ -29203,6 +29681,7 @@
           <w:p>
             <w:pPr>
               <w:spacing w:after="0" w:line="240" w:lineRule="auto" w:before="0"/>
+              <w:jc w:val="left"/>
             </w:pPr>
             <w:r>
               <w:rPr>
@@ -29228,6 +29707,7 @@
           <w:p>
             <w:pPr>
               <w:spacing w:after="0" w:line="240" w:lineRule="auto" w:before="0"/>
+              <w:jc w:val="left"/>
             </w:pPr>
             <w:r>
               <w:rPr>
@@ -29253,6 +29733,7 @@
           <w:p>
             <w:pPr>
               <w:spacing w:after="0" w:line="240" w:lineRule="auto" w:before="0"/>
+              <w:jc w:val="left"/>
             </w:pPr>
             <w:r>
               <w:rPr>
@@ -29278,6 +29759,7 @@
           <w:p>
             <w:pPr>
               <w:spacing w:after="0" w:line="240" w:lineRule="auto" w:before="0"/>
+              <w:jc w:val="left"/>
             </w:pPr>
             <w:r>
               <w:rPr>
@@ -31676,6 +32158,7 @@
           <w:p>
             <w:pPr>
               <w:spacing w:after="0" w:line="240" w:lineRule="auto" w:before="0"/>
+              <w:jc w:val="left"/>
             </w:pPr>
             <w:r>
               <w:rPr>
@@ -31701,6 +32184,7 @@
           <w:p>
             <w:pPr>
               <w:spacing w:after="0" w:line="240" w:lineRule="auto" w:before="0"/>
+              <w:jc w:val="left"/>
             </w:pPr>
             <w:r>
               <w:rPr>
@@ -31726,6 +32210,7 @@
           <w:p>
             <w:pPr>
               <w:spacing w:after="0" w:line="240" w:lineRule="auto" w:before="0"/>
+              <w:jc w:val="left"/>
             </w:pPr>
             <w:r>
               <w:rPr>
@@ -31751,6 +32236,7 @@
           <w:p>
             <w:pPr>
               <w:spacing w:after="0" w:line="240" w:lineRule="auto" w:before="0"/>
+              <w:jc w:val="left"/>
             </w:pPr>
             <w:r>
               <w:rPr>
@@ -31776,6 +32262,7 @@
           <w:p>
             <w:pPr>
               <w:spacing w:after="0" w:line="240" w:lineRule="auto" w:before="0"/>
+              <w:jc w:val="left"/>
             </w:pPr>
             <w:r>
               <w:rPr>
@@ -31801,6 +32288,7 @@
           <w:p>
             <w:pPr>
               <w:spacing w:after="0" w:line="240" w:lineRule="auto" w:before="0"/>
+              <w:jc w:val="left"/>
             </w:pPr>
             <w:r>
               <w:rPr>
@@ -31846,7 +32334,7 @@
           <w:color w:val="5A5A5A"/>
           <w:sz w:val="17"/>
         </w:rPr>
-        <w:t>菜单路径：参数配置 -&gt; 输出配置 -&gt; AO输出。</w:t>
+        <w:t>菜单路径：参数配置 -&gt; 输出配置 -&gt; AO输出。当前程序包含 4-20mA 电流范围、报警电流、初始/高位/低位/故障/调试电流，以及 AO输出使能；AO输出使能出厂默认关闭，启用后 CPU2 才驱动 AO 输出并上报 AO 运行态。</w:t>
       </w:r>
     </w:p>
     <w:tbl>
@@ -33634,6 +34122,92 @@
           </w:p>
         </w:tc>
       </w:tr>
+      <w:tr>
+        <w:tc>
+          <w:tcPr>
+            <w:tcW w:type="dxa" w:w="2432"/>
+            <w:vAlign w:val="center"/>
+          </w:tcPr>
+          <w:p>
+            <w:pPr>
+              <w:jc w:val="left"/>
+            </w:pPr>
+            <w:r>
+              <w:t>AO输出使能</w:t>
+            </w:r>
+          </w:p>
+        </w:tc>
+        <w:tc>
+          <w:tcPr>
+            <w:tcW w:type="dxa" w:w="2432"/>
+            <w:vAlign w:val="center"/>
+          </w:tcPr>
+          <w:p>
+            <w:pPr>
+              <w:jc w:val="left"/>
+            </w:pPr>
+            <w:r>
+              <w:t>控制 CPU2 是否启用 AO 模拟电流输出。</w:t>
+            </w:r>
+          </w:p>
+        </w:tc>
+        <w:tc>
+          <w:tcPr>
+            <w:tcW w:type="dxa" w:w="2432"/>
+            <w:vAlign w:val="center"/>
+          </w:tcPr>
+          <w:p>
+            <w:pPr>
+              <w:jc w:val="left"/>
+            </w:pPr>
+            <w:r>
+              <w:t>可写；0=关闭；1=启用</w:t>
+            </w:r>
+          </w:p>
+        </w:tc>
+        <w:tc>
+          <w:tcPr>
+            <w:tcW w:type="dxa" w:w="2432"/>
+            <w:vAlign w:val="center"/>
+          </w:tcPr>
+          <w:p>
+            <w:pPr>
+              <w:jc w:val="left"/>
+            </w:pPr>
+            <w:r>
+              <w:t>- / 整数</w:t>
+            </w:r>
+          </w:p>
+        </w:tc>
+        <w:tc>
+          <w:tcPr>
+            <w:tcW w:type="dxa" w:w="2432"/>
+            <w:vAlign w:val="center"/>
+          </w:tcPr>
+          <w:p>
+            <w:pPr>
+              <w:jc w:val="left"/>
+            </w:pPr>
+            <w:r>
+              <w:t>0（关闭）</w:t>
+            </w:r>
+          </w:p>
+        </w:tc>
+        <w:tc>
+          <w:tcPr>
+            <w:tcW w:type="dxa" w:w="2432"/>
+            <w:vAlign w:val="center"/>
+          </w:tcPr>
+          <w:p>
+            <w:pPr>
+              <w:jc w:val="left"/>
+            </w:pPr>
+            <w:r>
+              <w:t>当前出厂默认关闭，避免未接电流环时上报 AO 故障；启用后才驱动 AO 输出并刷新运行态。</w:t>
+            </w:r>
+          </w:p>
+        </w:tc>
+      </w:tr>
     </w:tbl>
     <w:p>
       <w:pPr>
@@ -33653,7 +34227,7 @@
           <w:color w:val="255C73"/>
           <w:sz w:val="21"/>
         </w:rPr>
-        <w:t>6.14 维护设置 / 参数校验</w:t>
+        <w:t>6.14 维护设置 / 参数校验与RTC设置</w:t>
       </w:r>
     </w:p>
     <w:p>
@@ -33667,7 +34241,7 @@
           <w:color w:val="5A5A5A"/>
           <w:sz w:val="17"/>
         </w:rPr>
-        <w:t>菜单路径：参数配置 -&gt; 维护设置 -&gt; 参数校验。</w:t>
+        <w:t>菜单路径：参数配置 -&gt; 维护设置 -&gt; 参数校验；参数配置 -&gt; 维护设置 -&gt; RTC设置。参数校验用于查看 CPU2 参数存储元信息，RTC设置用于校准 CPU3 本机日期时间。</w:t>
       </w:r>
     </w:p>
     <w:tbl>
@@ -34352,6 +34926,7 @@
           <w:p>
             <w:pPr>
               <w:spacing w:after="0" w:line="240" w:lineRule="auto" w:before="0"/>
+              <w:jc w:val="left"/>
             </w:pPr>
             <w:r>
               <w:rPr>
@@ -34377,6 +34952,7 @@
           <w:p>
             <w:pPr>
               <w:spacing w:after="0" w:line="240" w:lineRule="auto" w:before="0"/>
+              <w:jc w:val="left"/>
             </w:pPr>
             <w:r>
               <w:rPr>
@@ -34522,6 +35098,7 @@
           <w:p>
             <w:pPr>
               <w:spacing w:after="0" w:line="240" w:lineRule="auto" w:before="0"/>
+              <w:jc w:val="left"/>
             </w:pPr>
             <w:r>
               <w:rPr>
@@ -34576,6 +35153,92 @@
               <w:spacing w:after="0" w:line="240" w:lineRule="auto" w:before="0"/>
               <w:jc w:val="left"/>
             </w:pPr>
+          </w:p>
+        </w:tc>
+      </w:tr>
+      <w:tr>
+        <w:tc>
+          <w:tcPr>
+            <w:tcW w:type="dxa" w:w="2432"/>
+            <w:vAlign w:val="center"/>
+          </w:tcPr>
+          <w:p>
+            <w:pPr>
+              <w:jc w:val="left"/>
+            </w:pPr>
+            <w:r>
+              <w:t>RTC设置</w:t>
+            </w:r>
+          </w:p>
+        </w:tc>
+        <w:tc>
+          <w:tcPr>
+            <w:tcW w:type="dxa" w:w="2432"/>
+            <w:vAlign w:val="center"/>
+          </w:tcPr>
+          <w:p>
+            <w:pPr>
+              <w:jc w:val="left"/>
+            </w:pPr>
+            <w:r>
+              <w:t>设置 CPU3 本机日期时间，供 SI7000 当前时间寄存器和 profile 时间戳使用。</w:t>
+            </w:r>
+          </w:p>
+        </w:tc>
+        <w:tc>
+          <w:tcPr>
+            <w:tcW w:type="dxa" w:w="2432"/>
+            <w:vAlign w:val="center"/>
+          </w:tcPr>
+          <w:p>
+            <w:pPr>
+              <w:jc w:val="left"/>
+            </w:pPr>
+            <w:r>
+              <w:t>可操作；年 2000~2099，月 1~12，日按月份/闰年限制，时 0~23，分秒 0~59</w:t>
+            </w:r>
+          </w:p>
+        </w:tc>
+        <w:tc>
+          <w:tcPr>
+            <w:tcW w:type="dxa" w:w="2432"/>
+            <w:vAlign w:val="center"/>
+          </w:tcPr>
+          <w:p>
+            <w:pPr>
+              <w:jc w:val="left"/>
+            </w:pPr>
+            <w:r>
+              <w:t>yyyy-MM-dd HH:mm:ss</w:t>
+            </w:r>
+          </w:p>
+        </w:tc>
+        <w:tc>
+          <w:tcPr>
+            <w:tcW w:type="dxa" w:w="2432"/>
+            <w:vAlign w:val="center"/>
+          </w:tcPr>
+          <w:p>
+            <w:pPr>
+              <w:jc w:val="left"/>
+            </w:pPr>
+            <w:r>
+              <w:t>2026-01-01 00:00:00（未校时状态）</w:t>
+            </w:r>
+          </w:p>
+        </w:tc>
+        <w:tc>
+          <w:tcPr>
+            <w:tcW w:type="dxa" w:w="2432"/>
+            <w:vAlign w:val="center"/>
+          </w:tcPr>
+          <w:p>
+            <w:pPr>
+              <w:jc w:val="left"/>
+            </w:pPr>
+            <w:r>
+              <w:t>维护设置独立页面；上/下键调整当前字段，确认进入下一字段，秒字段确认保存，返回键回退字段或退出。</w:t>
+            </w:r>
           </w:p>
         </w:tc>
       </w:tr>
@@ -34678,6 +35341,9 @@
             </w:tcMar>
           </w:tcPr>
           <w:p>
+            <w:pPr>
+              <w:jc w:val="left"/>
+            </w:pPr>
             <w:r>
               <w:t>参数名称</w:t>
             </w:r>
@@ -34696,6 +35362,9 @@
             </w:tcMar>
           </w:tcPr>
           <w:p>
+            <w:pPr>
+              <w:jc w:val="left"/>
+            </w:pPr>
             <w:r>
               <w:t>参数含义</w:t>
             </w:r>
@@ -34714,6 +35383,9 @@
             </w:tcMar>
           </w:tcPr>
           <w:p>
+            <w:pPr>
+              <w:jc w:val="left"/>
+            </w:pPr>
             <w:r>
               <w:t>权限 / 范围/选项</w:t>
             </w:r>
@@ -34732,6 +35404,9 @@
             </w:tcMar>
           </w:tcPr>
           <w:p>
+            <w:pPr>
+              <w:jc w:val="left"/>
+            </w:pPr>
             <w:r>
               <w:t>单位/小数</w:t>
             </w:r>
@@ -34750,6 +35425,9 @@
             </w:tcMar>
           </w:tcPr>
           <w:p>
+            <w:pPr>
+              <w:jc w:val="left"/>
+            </w:pPr>
             <w:r>
               <w:t>出厂默认值</w:t>
             </w:r>
@@ -34768,6 +35446,9 @@
             </w:tcMar>
           </w:tcPr>
           <w:p>
+            <w:pPr>
+              <w:jc w:val="left"/>
+            </w:pPr>
             <w:r>
               <w:t>现场设置值 / 备注</w:t>
             </w:r>
@@ -34806,6 +35487,9 @@
             </w:tcMar>
           </w:tcPr>
           <w:p>
+            <w:pPr>
+              <w:jc w:val="left"/>
+            </w:pPr>
             <w:r>
               <w:t>CPU3程序版本（C3版本）</w:t>
             </w:r>
@@ -34823,6 +35507,9 @@
             </w:tcMar>
           </w:tcPr>
           <w:p>
+            <w:pPr>
+              <w:jc w:val="left"/>
+            </w:pPr>
             <w:r>
               <w:t>用于现场查看 CPU3 显示板程序版本。</w:t>
             </w:r>
@@ -34840,6 +35527,9 @@
             </w:tcMar>
           </w:tcPr>
           <w:p>
+            <w:pPr>
+              <w:jc w:val="left"/>
+            </w:pPr>
             <w:r>
               <w:t>只读</w:t>
             </w:r>
@@ -34857,6 +35547,9 @@
             </w:tcMar>
           </w:tcPr>
           <w:p>
+            <w:pPr>
+              <w:jc w:val="left"/>
+            </w:pPr>
             <w:r>
               <w:t>- / Vx.x.x.x</w:t>
             </w:r>
@@ -34874,8 +35567,11 @@
             </w:tcMar>
           </w:tcPr>
           <w:p>
-            <w:r>
-              <w:t>V1.14.0.0（当前 CPU3 固件版本）</w:t>
+            <w:pPr>
+              <w:jc w:val="left"/>
+            </w:pPr>
+            <w:r>
+              <w:t>V1.15.0.2（当前 CPU3 固件版本）</w:t>
             </w:r>
           </w:p>
         </w:tc>
@@ -34891,6 +35587,9 @@
             </w:tcMar>
           </w:tcPr>
           <w:p>
+            <w:pPr>
+              <w:jc w:val="left"/>
+            </w:pPr>
             <w:r/>
           </w:p>
         </w:tc>
@@ -34927,6 +35626,9 @@
             </w:tcMar>
           </w:tcPr>
           <w:p>
+            <w:pPr>
+              <w:jc w:val="left"/>
+            </w:pPr>
             <w:r>
               <w:t>屏幕亮度</w:t>
             </w:r>
@@ -34944,6 +35646,9 @@
             </w:tcMar>
           </w:tcPr>
           <w:p>
+            <w:pPr>
+              <w:jc w:val="left"/>
+            </w:pPr>
             <w:r>
               <w:t>设置 OLED 屏幕亮度挡位。</w:t>
             </w:r>
@@ -34961,6 +35666,9 @@
             </w:tcMar>
           </w:tcPr>
           <w:p>
+            <w:pPr>
+              <w:jc w:val="left"/>
+            </w:pPr>
             <w:r>
               <w:t>可写；0=低；1=中低；2=中；3=中高；4=高</w:t>
             </w:r>
@@ -34978,6 +35686,9 @@
             </w:tcMar>
           </w:tcPr>
           <w:p>
+            <w:pPr>
+              <w:jc w:val="left"/>
+            </w:pPr>
             <w:r>
               <w:t>- / 整数</w:t>
             </w:r>
@@ -34995,6 +35706,9 @@
             </w:tcMar>
           </w:tcPr>
           <w:p>
+            <w:pPr>
+              <w:jc w:val="left"/>
+            </w:pPr>
             <w:r>
               <w:t>1（中低）</w:t>
             </w:r>
@@ -35012,6 +35726,9 @@
             </w:tcMar>
           </w:tcPr>
           <w:p>
+            <w:pPr>
+              <w:jc w:val="left"/>
+            </w:pPr>
             <w:r>
               <w:t>保存后立即应用到 OLED 对比度。</w:t>
             </w:r>
@@ -35050,6 +35767,9 @@
             </w:tcMar>
           </w:tcPr>
           <w:p>
+            <w:pPr>
+              <w:jc w:val="left"/>
+            </w:pPr>
             <w:r>
               <w:t>语言</w:t>
             </w:r>
@@ -35067,6 +35787,9 @@
             </w:tcMar>
           </w:tcPr>
           <w:p>
+            <w:pPr>
+              <w:jc w:val="left"/>
+            </w:pPr>
             <w:r>
               <w:t>选择屏幕显示语言。</w:t>
             </w:r>
@@ -35084,6 +35807,9 @@
             </w:tcMar>
           </w:tcPr>
           <w:p>
+            <w:pPr>
+              <w:jc w:val="left"/>
+            </w:pPr>
             <w:r>
               <w:t>可写；0=中文；1=英文</w:t>
             </w:r>
@@ -35101,6 +35827,9 @@
             </w:tcMar>
           </w:tcPr>
           <w:p>
+            <w:pPr>
+              <w:jc w:val="left"/>
+            </w:pPr>
             <w:r>
               <w:t>- / 整数</w:t>
             </w:r>
@@ -35118,6 +35847,9 @@
             </w:tcMar>
           </w:tcPr>
           <w:p>
+            <w:pPr>
+              <w:jc w:val="left"/>
+            </w:pPr>
             <w:r>
               <w:t>0（中文）</w:t>
             </w:r>
@@ -35135,6 +35867,9 @@
             </w:tcMar>
           </w:tcPr>
           <w:p>
+            <w:pPr>
+              <w:jc w:val="left"/>
+            </w:pPr>
             <w:r/>
           </w:p>
         </w:tc>
@@ -35171,6 +35906,9 @@
             </w:tcMar>
           </w:tcPr>
           <w:p>
+            <w:pPr>
+              <w:jc w:val="left"/>
+            </w:pPr>
             <w:r>
               <w:t>小数点位数（小数点位）</w:t>
             </w:r>
@@ -35188,6 +35926,9 @@
             </w:tcMar>
           </w:tcPr>
           <w:p>
+            <w:pPr>
+              <w:jc w:val="left"/>
+            </w:pPr>
             <w:r>
               <w:t>设置屏幕显示数值的小数位数。</w:t>
             </w:r>
@@ -35205,6 +35946,9 @@
             </w:tcMar>
           </w:tcPr>
           <w:p>
+            <w:pPr>
+              <w:jc w:val="left"/>
+            </w:pPr>
             <w:r>
               <w:t>可写；0/1/2/3/4 位</w:t>
             </w:r>
@@ -35222,6 +35966,9 @@
             </w:tcMar>
           </w:tcPr>
           <w:p>
+            <w:pPr>
+              <w:jc w:val="left"/>
+            </w:pPr>
             <w:r>
               <w:t>位 / 整数</w:t>
             </w:r>
@@ -35239,6 +35986,9 @@
             </w:tcMar>
           </w:tcPr>
           <w:p>
+            <w:pPr>
+              <w:jc w:val="left"/>
+            </w:pPr>
             <w:r>
               <w:t>2</w:t>
             </w:r>
@@ -35256,6 +36006,9 @@
             </w:tcMar>
           </w:tcPr>
           <w:p>
+            <w:pPr>
+              <w:jc w:val="left"/>
+            </w:pPr>
             <w:r/>
           </w:p>
         </w:tc>
@@ -35292,6 +36045,9 @@
             </w:tcMar>
           </w:tcPr>
           <w:p>
+            <w:pPr>
+              <w:jc w:val="left"/>
+            </w:pPr>
             <w:r>
               <w:t>屏幕密码</w:t>
             </w:r>
@@ -35309,6 +36065,9 @@
             </w:tcMar>
           </w:tcPr>
           <w:p>
+            <w:pPr>
+              <w:jc w:val="left"/>
+            </w:pPr>
             <w:r>
               <w:t>设置进入屏幕菜单时使用的密码。</w:t>
             </w:r>
@@ -35326,6 +36085,9 @@
             </w:tcMar>
           </w:tcPr>
           <w:p>
+            <w:pPr>
+              <w:jc w:val="left"/>
+            </w:pPr>
             <w:r>
               <w:t>可写；0 ~ 9999</w:t>
             </w:r>
@@ -35343,6 +36105,9 @@
             </w:tcMar>
           </w:tcPr>
           <w:p>
+            <w:pPr>
+              <w:jc w:val="left"/>
+            </w:pPr>
             <w:r>
               <w:t>- / 整数</w:t>
             </w:r>
@@ -35360,7 +36125,12 @@
             </w:tcMar>
           </w:tcPr>
           <w:p>
-            <w:r/>
+            <w:pPr>
+              <w:jc w:val="left"/>
+            </w:pPr>
+            <w:r>
+              <w:t>0</w:t>
+            </w:r>
           </w:p>
         </w:tc>
         <w:tc>
@@ -35375,6 +36145,9 @@
             </w:tcMar>
           </w:tcPr>
           <w:p>
+            <w:pPr>
+              <w:jc w:val="left"/>
+            </w:pPr>
             <w:r>
               <w:t>按现场配置填写。</w:t>
             </w:r>
@@ -35385,8 +36158,12 @@
         <w:tc>
           <w:tcPr>
             <w:tcW w:type="dxa" w:w="2432"/>
-          </w:tcPr>
-          <w:p>
+            <w:vAlign w:val="center"/>
+          </w:tcPr>
+          <w:p>
+            <w:pPr>
+              <w:jc w:val="left"/>
+            </w:pPr>
             <w:r>
               <w:t>息屏开关</w:t>
             </w:r>
@@ -35395,8 +36172,12 @@
         <w:tc>
           <w:tcPr>
             <w:tcW w:type="dxa" w:w="2432"/>
-          </w:tcPr>
-          <w:p>
+            <w:vAlign w:val="center"/>
+          </w:tcPr>
+          <w:p>
+            <w:pPr>
+              <w:jc w:val="left"/>
+            </w:pPr>
             <w:r>
               <w:t>控制屏幕是否启用息屏功能。</w:t>
             </w:r>
@@ -35405,8 +36186,12 @@
         <w:tc>
           <w:tcPr>
             <w:tcW w:type="dxa" w:w="2432"/>
-          </w:tcPr>
-          <w:p>
+            <w:vAlign w:val="center"/>
+          </w:tcPr>
+          <w:p>
+            <w:pPr>
+              <w:jc w:val="left"/>
+            </w:pPr>
             <w:r>
               <w:t>可写；0=否；1=是</w:t>
             </w:r>
@@ -35415,8 +36200,12 @@
         <w:tc>
           <w:tcPr>
             <w:tcW w:type="dxa" w:w="2432"/>
-          </w:tcPr>
-          <w:p>
+            <w:vAlign w:val="center"/>
+          </w:tcPr>
+          <w:p>
+            <w:pPr>
+              <w:jc w:val="left"/>
+            </w:pPr>
             <w:r>
               <w:t>- / 整数</w:t>
             </w:r>
@@ -35425,8 +36214,12 @@
         <w:tc>
           <w:tcPr>
             <w:tcW w:type="dxa" w:w="2432"/>
-          </w:tcPr>
-          <w:p>
+            <w:vAlign w:val="center"/>
+          </w:tcPr>
+          <w:p>
+            <w:pPr>
+              <w:jc w:val="left"/>
+            </w:pPr>
             <w:r>
               <w:t>0（否）</w:t>
             </w:r>
@@ -35435,8 +36228,12 @@
         <w:tc>
           <w:tcPr>
             <w:tcW w:type="dxa" w:w="2432"/>
-          </w:tcPr>
-          <w:p>
+            <w:vAlign w:val="center"/>
+          </w:tcPr>
+          <w:p>
+            <w:pPr>
+              <w:jc w:val="left"/>
+            </w:pPr>
             <w:r/>
           </w:p>
         </w:tc>
@@ -37128,6 +37925,7 @@
           <w:p>
             <w:pPr>
               <w:spacing w:before="0" w:after="0" w:line="240" w:lineRule="auto"/>
+              <w:jc w:val="left"/>
             </w:pPr>
             <w:r>
               <w:rPr>
@@ -37153,6 +37951,7 @@
           <w:p>
             <w:pPr>
               <w:spacing w:before="0" w:after="0" w:line="240" w:lineRule="auto"/>
+              <w:jc w:val="left"/>
             </w:pPr>
             <w:r>
               <w:rPr>
@@ -37178,6 +37977,7 @@
           <w:p>
             <w:pPr>
               <w:spacing w:before="0" w:after="0" w:line="240" w:lineRule="auto"/>
+              <w:jc w:val="left"/>
             </w:pPr>
             <w:r>
               <w:rPr>
@@ -37203,6 +38003,7 @@
           <w:p>
             <w:pPr>
               <w:spacing w:before="0" w:after="0" w:line="240" w:lineRule="auto"/>
+              <w:jc w:val="left"/>
             </w:pPr>
             <w:r>
               <w:rPr>
@@ -38538,6 +39339,7 @@
           <w:p>
             <w:pPr>
               <w:spacing w:before="0" w:after="0" w:line="240" w:lineRule="auto"/>
+              <w:jc w:val="left"/>
             </w:pPr>
             <w:r>
               <w:rPr>
@@ -39670,6 +40472,7 @@
           <w:p>
             <w:pPr>
               <w:spacing w:before="0" w:after="0" w:line="240" w:lineRule="auto"/>
+              <w:jc w:val="left"/>
             </w:pPr>
             <w:r>
               <w:rPr>
@@ -40802,6 +41605,7 @@
           <w:p>
             <w:pPr>
               <w:spacing w:before="0" w:after="0" w:line="240" w:lineRule="auto"/>
+              <w:jc w:val="left"/>
             </w:pPr>
             <w:r>
               <w:rPr>
@@ -41983,7 +42787,7 @@
                 <w:color w:val="232323"/>
                 <w:sz w:val="17"/>
               </w:rPr>
-              <w:t>上电默认指令、液位测量方式、水位测量方式、分布测顺序、分布测模式、数据源、语言、COM参数和继电器配置均走候选项显示，越界时显示“非法配置”。</w:t>
+              <w:t>上电默认指令、液位测量方式、水位测量方式、分布测顺序/模式、数据源、语言、屏幕亮度、COM参数、继电器配置和 AO输出使能均走候选项显示，越界时显示“非法配置”。</w:t>
             </w:r>
           </w:p>
         </w:tc>
@@ -42124,6 +42928,7 @@
           <w:p>
             <w:pPr>
               <w:spacing w:after="0" w:line="240" w:lineRule="auto" w:before="0"/>
+              <w:jc w:val="left"/>
             </w:pPr>
             <w:r>
               <w:rPr>
@@ -42131,7 +42936,7 @@
                 <w:color w:val="232323"/>
                 <w:sz w:val="17"/>
               </w:rPr>
-              <w:t>CPU2/CPU3版本、协议版本、参数版本、结构体大小、魔术字和 CRC 用于现场核对，不作为常规写入项。 继电器报警状态页显示 CPU2 上报的每路报警运行态，只读查看，不作为常规写入项。</w:t>
+              <w:t>CPU2/CPU3版本、协议版本、参数版本、结构体大小、魔术字和 CRC 用于现场核对，不作为常规写入项。继电器报警状态页显示 CPU2 上报的每路报警运行态，只读查看，不作为常规写入项。</w:t>
             </w:r>
           </w:p>
         </w:tc>
@@ -42286,6 +43091,96 @@
           </w:p>
         </w:tc>
       </w:tr>
+      <w:tr>
+        <w:tc>
+          <w:tcPr>
+            <w:tcW w:type="dxa" w:w="7296"/>
+            <w:vAlign w:val="center"/>
+          </w:tcPr>
+          <w:p>
+            <w:pPr>
+              <w:jc w:val="left"/>
+            </w:pPr>
+            <w:r>
+              <w:t>读取部件参数页</w:t>
+            </w:r>
+          </w:p>
+        </w:tc>
+        <w:tc>
+          <w:tcPr>
+            <w:tcW w:type="dxa" w:w="7296"/>
+            <w:vAlign w:val="center"/>
+          </w:tcPr>
+          <w:p>
+            <w:pPr>
+              <w:jc w:val="left"/>
+            </w:pPr>
+            <w:r>
+              <w:t>读取参数完成态使用 CPU2 最新 debug_data 快照，显示位置、称重、温度、频率、电容、X/Y角和蓝牙 RSSI；RSSI 无效时显示 RSSI:N/A。</w:t>
+            </w:r>
+          </w:p>
+        </w:tc>
+      </w:tr>
+      <w:tr>
+        <w:tc>
+          <w:tcPr>
+            <w:tcW w:type="dxa" w:w="7296"/>
+            <w:vAlign w:val="center"/>
+          </w:tcPr>
+          <w:p>
+            <w:pPr>
+              <w:jc w:val="left"/>
+            </w:pPr>
+            <w:r>
+              <w:t>AO输出使能</w:t>
+            </w:r>
+          </w:p>
+        </w:tc>
+        <w:tc>
+          <w:tcPr>
+            <w:tcW w:type="dxa" w:w="7296"/>
+            <w:vAlign w:val="center"/>
+          </w:tcPr>
+          <w:p>
+            <w:pPr>
+              <w:jc w:val="left"/>
+            </w:pPr>
+            <w:r>
+              <w:t>AO输出页新增使能项，0=关闭、1=启用；默认关闭，启用后 CPU2 才驱动 AO 输出并更新 AO 运行态。</w:t>
+            </w:r>
+          </w:p>
+        </w:tc>
+      </w:tr>
+      <w:tr>
+        <w:tc>
+          <w:tcPr>
+            <w:tcW w:type="dxa" w:w="7296"/>
+            <w:vAlign w:val="center"/>
+          </w:tcPr>
+          <w:p>
+            <w:pPr>
+              <w:jc w:val="left"/>
+            </w:pPr>
+            <w:r>
+              <w:t>RTC设置</w:t>
+            </w:r>
+          </w:p>
+        </w:tc>
+        <w:tc>
+          <w:tcPr>
+            <w:tcW w:type="dxa" w:w="7296"/>
+            <w:vAlign w:val="center"/>
+          </w:tcPr>
+          <w:p>
+            <w:pPr>
+              <w:jc w:val="left"/>
+            </w:pPr>
+            <w:r>
+              <w:t>维护设置新增 RTC设置页面；状态行显示 RTC LSE/RTC LSI/RTC UNSET/RTC ERR，确认逐字段前进并在秒字段保存，返回逐字段后退或退出。</w:t>
+            </w:r>
+          </w:p>
+        </w:tc>
+      </w:tr>
     </w:tbl>
     <w:p>
       <w:pPr>
@@ -42294,6 +43189,8 @@
     </w:p>
     <w:sectPr>
       <w:footerReference r:id="rId5" w:type="default"/>
+      <w:footerReference w:type="first" r:id="rId10"/>
+      <w:footerReference w:type="even" r:id="rId11"/>
       <w:pgSz w:w="15840" w:h="12240" w:orient="landscape"/>
       <w:pgMar w:top="680" w:right="624" w:bottom="680" w:left="624" w:header="288" w:footer="288" w:gutter="0"/>
       <w:cols w:space="720" w:num="1"/>
@@ -42342,8 +43239,28 @@
         <w:color w:val="5A5A5A"/>
         <w:sz w:val="16"/>
       </w:rPr>
-      <w:t>LNG计量仪屏幕菜单 | CPU2 V1.12.1.3 / CPU3 V1.11.1.4</w:t>
+      <w:t>LNG 计量仪屏幕菜单 | CPU2 V1.16.0.1 / CPU3 V1.15.0.2</w:t>
     </w:r>
+  </w:p>
+</w:ftr>
+</file>
+
+<file path=word/footer2.xml><?xml version="1.0" encoding="utf-8"?>
+<w:ftr xmlns:m="http://schemas.openxmlformats.org/officeDocument/2006/math" xmlns:mc="http://schemas.openxmlformats.org/markup-compatibility/2006" xmlns:mo="http://schemas.microsoft.com/office/mac/office/2008/main" xmlns:mv="urn:schemas-microsoft-com:mac:vml" xmlns:o="urn:schemas-microsoft-com:office:office" xmlns:r="http://schemas.openxmlformats.org/officeDocument/2006/relationships" xmlns:v="urn:schemas-microsoft-com:vml" xmlns:w10="urn:schemas-microsoft-com:office:word" xmlns:w14="http://schemas.microsoft.com/office/word/2010/wordml" xmlns:w="http://schemas.openxmlformats.org/wordprocessingml/2006/main" xmlns:wne="http://schemas.microsoft.com/office/word/2006/wordml" xmlns:wp14="http://schemas.microsoft.com/office/word/2010/wordprocessingDrawing" xmlns:wp="http://schemas.openxmlformats.org/drawingml/2006/wordprocessingDrawing" xmlns:wpc="http://schemas.microsoft.com/office/word/2010/wordprocessingCanvas" xmlns:wpg="http://schemas.microsoft.com/office/word/2010/wordprocessingGroup" xmlns:wpi="http://schemas.microsoft.com/office/word/2010/wordprocessingInk" xmlns:wps="http://schemas.microsoft.com/office/word/2010/wordprocessingShape" mc:Ignorable="w14 wp14">
+  <w:p>
+    <w:pPr>
+      <w:pStyle w:val="Footer"/>
+    </w:pPr>
+  </w:p>
+</w:ftr>
+</file>
+
+<file path=word/footer3.xml><?xml version="1.0" encoding="utf-8"?>
+<w:ftr xmlns:m="http://schemas.openxmlformats.org/officeDocument/2006/math" xmlns:mc="http://schemas.openxmlformats.org/markup-compatibility/2006" xmlns:mo="http://schemas.microsoft.com/office/mac/office/2008/main" xmlns:mv="urn:schemas-microsoft-com:mac:vml" xmlns:o="urn:schemas-microsoft-com:office:office" xmlns:r="http://schemas.openxmlformats.org/officeDocument/2006/relationships" xmlns:v="urn:schemas-microsoft-com:vml" xmlns:w10="urn:schemas-microsoft-com:office:word" xmlns:w14="http://schemas.microsoft.com/office/word/2010/wordml" xmlns:w="http://schemas.openxmlformats.org/wordprocessingml/2006/main" xmlns:wne="http://schemas.microsoft.com/office/word/2006/wordml" xmlns:wp14="http://schemas.microsoft.com/office/word/2010/wordprocessingDrawing" xmlns:wp="http://schemas.openxmlformats.org/drawingml/2006/wordprocessingDrawing" xmlns:wpc="http://schemas.microsoft.com/office/word/2010/wordprocessingCanvas" xmlns:wpg="http://schemas.microsoft.com/office/word/2010/wordprocessingGroup" xmlns:wpi="http://schemas.microsoft.com/office/word/2010/wordprocessingInk" xmlns:wps="http://schemas.microsoft.com/office/word/2010/wordprocessingShape" mc:Ignorable="w14 wp14">
+  <w:p>
+    <w:pPr>
+      <w:pStyle w:val="Footer"/>
+    </w:pPr>
   </w:p>
 </w:ftr>
 </file>
